--- a/khushi_sharma_project2_EDA_REPORT.docx
+++ b/khushi_sharma_project2_EDA_REPORT.docx
@@ -1,22 +1,21 @@
 
 <file path=word/document.xml><?xml version="1.0" encoding="utf-8"?>
-<w:document xmlns:wpc="http://schemas.microsoft.com/office/word/2010/wordprocessingCanvas" xmlns:mc="http://schemas.openxmlformats.org/markup-compatibility/2006" xmlns:o="urn:schemas-microsoft-com:office:office" xmlns:r="http://schemas.openxmlformats.org/officeDocument/2006/relationships" xmlns:m="http://schemas.openxmlformats.org/officeDocument/2006/math" xmlns:v="urn:schemas-microsoft-com:vml" xmlns:wp14="http://schemas.microsoft.com/office/word/2010/wordprocessingDrawing" xmlns:wp="http://schemas.openxmlformats.org/drawingml/2006/wordprocessingDrawing" xmlns:w10="urn:schemas-microsoft-com:office:word" xmlns:w="http://schemas.openxmlformats.org/wordprocessingml/2006/main" xmlns:w14="http://schemas.microsoft.com/office/word/2010/wordml" xmlns:wpg="http://schemas.microsoft.com/office/word/2010/wordprocessingGroup" xmlns:wpi="http://schemas.microsoft.com/office/word/2010/wordprocessingInk" xmlns:wne="http://schemas.microsoft.com/office/word/2006/wordml" xmlns:wps="http://schemas.microsoft.com/office/word/2010/wordprocessingShape" mc:Ignorable="w14 wp14">
+<w:document xmlns:wpc="http://schemas.microsoft.com/office/word/2010/wordprocessingCanvas" xmlns:mc="http://schemas.openxmlformats.org/markup-compatibility/2006" xmlns:o="urn:schemas-microsoft-com:office:office" xmlns:r="http://schemas.openxmlformats.org/officeDocument/2006/relationships" xmlns:m="http://schemas.openxmlformats.org/officeDocument/2006/math" xmlns:v="urn:schemas-microsoft-com:vml" xmlns:wp14="http://schemas.microsoft.com/office/word/2010/wordprocessingDrawing" xmlns:wp="http://schemas.openxmlformats.org/drawingml/2006/wordprocessingDrawing" xmlns:w="http://schemas.openxmlformats.org/wordprocessingml/2006/main" xmlns:w14="http://schemas.microsoft.com/office/word/2010/wordml" xmlns:w10="urn:schemas-microsoft-com:office:word" xmlns:w15="http://schemas.microsoft.com/office/word/2012/wordml" xmlns:wpg="http://schemas.microsoft.com/office/word/2010/wordprocessingGroup" xmlns:wpi="http://schemas.microsoft.com/office/word/2010/wordprocessingInk" xmlns:wne="http://schemas.microsoft.com/office/word/2006/wordml" xmlns:wps="http://schemas.microsoft.com/office/word/2010/wordprocessingShape" xmlns:wpsCustomData="http://www.wps.cn/officeDocument/2013/wpsCustomData" mc:Ignorable="w14 w15 wp14">
   <w:body>
     <w:sdt>
       <w:sdtPr>
         <w:rPr>
-          <w:rFonts w:asciiTheme="majorHAnsi" w:eastAsiaTheme="majorEastAsia" w:hAnsiTheme="majorHAnsi" w:cstheme="majorBidi"/>
+          <w:rFonts w:asciiTheme="majorHAnsi" w:hAnsiTheme="majorHAnsi" w:eastAsiaTheme="majorEastAsia" w:cstheme="majorBidi"/>
           <w:caps/>
         </w:rPr>
         <w:id w:val="179252445"/>
         <w:docPartObj>
-          <w:docPartGallery w:val="Cover Pages"/>
-          <w:docPartUnique/>
+          <w:docPartGallery w:val="autotext"/>
         </w:docPartObj>
       </w:sdtPr>
       <w:sdtEndPr>
         <w:rPr>
-          <w:rFonts w:asciiTheme="minorHAnsi" w:eastAsiaTheme="minorHAnsi" w:hAnsiTheme="minorHAnsi" w:cstheme="minorBidi"/>
+          <w:rFonts w:asciiTheme="minorHAnsi" w:hAnsiTheme="minorHAnsi" w:eastAsiaTheme="minorHAnsi" w:cstheme="minorBidi"/>
           <w:caps w:val="0"/>
           <w:lang w:eastAsia="en-US"/>
         </w:rPr>
@@ -24,22 +23,37 @@
       <w:sdtContent>
         <w:tbl>
           <w:tblPr>
+            <w:tblStyle w:val="3"/>
             <w:tblW w:w="5000" w:type="pct"/>
             <w:jc w:val="center"/>
-            <w:tblLook w:val="04A0" w:firstRow="1" w:lastRow="0" w:firstColumn="1" w:lastColumn="0" w:noHBand="0" w:noVBand="1"/>
+            <w:tblLayout w:type="autofit"/>
+            <w:tblCellMar>
+              <w:top w:w="0" w:type="dxa"/>
+              <w:left w:w="108" w:type="dxa"/>
+              <w:bottom w:w="0" w:type="dxa"/>
+              <w:right w:w="108" w:type="dxa"/>
+            </w:tblCellMar>
           </w:tblPr>
           <w:tblGrid>
             <w:gridCol w:w="9576"/>
           </w:tblGrid>
           <w:tr>
+            <w:tblPrEx>
+              <w:tblCellMar>
+                <w:top w:w="0" w:type="dxa"/>
+                <w:left w:w="108" w:type="dxa"/>
+                <w:bottom w:w="0" w:type="dxa"/>
+                <w:right w:w="108" w:type="dxa"/>
+              </w:tblCellMar>
+            </w:tblPrEx>
             <w:trPr>
-              <w:trHeight w:val="2880"/>
+              <w:trHeight w:val="2880" w:hRule="atLeast"/>
               <w:jc w:val="center"/>
             </w:trPr>
             <w:sdt>
               <w:sdtPr>
                 <w:rPr>
-                  <w:rFonts w:asciiTheme="majorHAnsi" w:eastAsiaTheme="majorEastAsia" w:hAnsiTheme="majorHAnsi" w:cstheme="majorBidi"/>
+                  <w:rFonts w:asciiTheme="majorHAnsi" w:hAnsiTheme="majorHAnsi" w:eastAsiaTheme="majorEastAsia" w:cstheme="majorBidi"/>
                   <w:caps/>
                 </w:rPr>
                 <w:alias w:val="Company"/>
@@ -50,6 +64,12 @@
                 <w:dataBinding w:prefixMappings="xmlns:ns0='http://schemas.openxmlformats.org/officeDocument/2006/extended-properties'" w:xpath="/ns0:Properties[1]/ns0:Company[1]" w:storeItemID="{6668398D-A668-4E3E-A5EB-62B293D839F1}"/>
                 <w:text/>
               </w:sdtPr>
+              <w:sdtEndPr>
+                <w:rPr>
+                  <w:rFonts w:asciiTheme="majorHAnsi" w:hAnsiTheme="majorHAnsi" w:eastAsiaTheme="majorEastAsia" w:cstheme="majorBidi"/>
+                  <w:caps/>
+                </w:rPr>
+              </w:sdtEndPr>
               <w:sdtContent>
                 <w:tc>
                   <w:tcPr>
@@ -57,17 +77,18 @@
                   </w:tcPr>
                   <w:p>
                     <w:pPr>
-                      <w:pStyle w:val="NoSpacing"/>
+                      <w:pStyle w:val="6"/>
                       <w:jc w:val="center"/>
                       <w:rPr>
-                        <w:rFonts w:asciiTheme="majorHAnsi" w:eastAsiaTheme="majorEastAsia" w:hAnsiTheme="majorHAnsi" w:cstheme="majorBidi"/>
+                        <w:rFonts w:asciiTheme="majorHAnsi" w:hAnsiTheme="majorHAnsi" w:eastAsiaTheme="majorEastAsia" w:cstheme="majorBidi"/>
                         <w:caps/>
                       </w:rPr>
                     </w:pPr>
                     <w:r>
                       <w:rPr>
-                        <w:rFonts w:asciiTheme="majorHAnsi" w:eastAsiaTheme="majorEastAsia" w:hAnsiTheme="majorHAnsi" w:cstheme="majorBidi"/>
+                        <w:rFonts w:asciiTheme="majorHAnsi" w:hAnsiTheme="majorHAnsi" w:eastAsiaTheme="majorEastAsia" w:cstheme="majorBidi"/>
                         <w:caps/>
+                        <w:lang w:val="en-US"/>
                       </w:rPr>
                       <w:t>decode labs</w:t>
                     </w:r>
@@ -77,8 +98,16 @@
             </w:sdt>
           </w:tr>
           <w:tr>
+            <w:tblPrEx>
+              <w:tblCellMar>
+                <w:top w:w="0" w:type="dxa"/>
+                <w:left w:w="108" w:type="dxa"/>
+                <w:bottom w:w="0" w:type="dxa"/>
+                <w:right w:w="108" w:type="dxa"/>
+              </w:tblCellMar>
+            </w:tblPrEx>
             <w:trPr>
-              <w:trHeight w:val="1440"/>
+              <w:trHeight w:val="1440" w:hRule="atLeast"/>
               <w:jc w:val="center"/>
             </w:trPr>
             <w:sdt>
@@ -96,21 +125,28 @@
                 <w:dataBinding w:prefixMappings="xmlns:ns0='http://schemas.openxmlformats.org/package/2006/metadata/core-properties' xmlns:ns1='http://purl.org/dc/elements/1.1/'" w:xpath="/ns0:coreProperties[1]/ns1:title[1]" w:storeItemID="{6C3C8BC8-F283-45AE-878A-BAB7291924A1}"/>
                 <w:text/>
               </w:sdtPr>
+              <w:sdtEndPr>
+                <w:rPr>
+                  <w:rFonts w:ascii="Arial" w:hAnsi="Arial" w:cs="Arial"/>
+                  <w:sz w:val="56"/>
+                  <w:szCs w:val="48"/>
+                </w:rPr>
+              </w:sdtEndPr>
               <w:sdtContent>
                 <w:tc>
                   <w:tcPr>
                     <w:tcW w:w="5000" w:type="pct"/>
                     <w:tcBorders>
-                      <w:bottom w:val="single" w:sz="4" w:space="0" w:color="4F81BD" w:themeColor="accent1"/>
+                      <w:bottom w:val="single" w:color="4F81BD" w:themeColor="accent1" w:sz="4" w:space="0"/>
                     </w:tcBorders>
                     <w:vAlign w:val="center"/>
                   </w:tcPr>
                   <w:p>
                     <w:pPr>
-                      <w:pStyle w:val="NoSpacing"/>
+                      <w:pStyle w:val="6"/>
                       <w:jc w:val="center"/>
                       <w:rPr>
-                        <w:rFonts w:asciiTheme="majorHAnsi" w:eastAsiaTheme="majorEastAsia" w:hAnsiTheme="majorHAnsi" w:cstheme="majorBidi"/>
+                        <w:rFonts w:asciiTheme="majorHAnsi" w:hAnsiTheme="majorHAnsi" w:eastAsiaTheme="majorEastAsia" w:cstheme="majorBidi"/>
                         <w:sz w:val="80"/>
                         <w:szCs w:val="80"/>
                       </w:rPr>
@@ -120,6 +156,7 @@
                         <w:rFonts w:ascii="Arial" w:hAnsi="Arial" w:cs="Arial"/>
                         <w:sz w:val="56"/>
                         <w:szCs w:val="48"/>
+                        <w:lang w:val="en-US"/>
                       </w:rPr>
                       <w:t>EXPLORATORY DATA ANALYSIS (EDA) AND SCHEME VALIDATION PIPELINE</w:t>
                     </w:r>
@@ -129,8 +166,16 @@
             </w:sdt>
           </w:tr>
           <w:tr>
+            <w:tblPrEx>
+              <w:tblCellMar>
+                <w:top w:w="0" w:type="dxa"/>
+                <w:left w:w="108" w:type="dxa"/>
+                <w:bottom w:w="0" w:type="dxa"/>
+                <w:right w:w="108" w:type="dxa"/>
+              </w:tblCellMar>
+            </w:tblPrEx>
             <w:trPr>
-              <w:trHeight w:val="720"/>
+              <w:trHeight w:val="720" w:hRule="atLeast"/>
               <w:jc w:val="center"/>
             </w:trPr>
             <w:sdt>
@@ -148,21 +193,28 @@
                 <w:dataBinding w:prefixMappings="xmlns:ns0='http://schemas.openxmlformats.org/package/2006/metadata/core-properties' xmlns:ns1='http://purl.org/dc/elements/1.1/'" w:xpath="/ns0:coreProperties[1]/ns1:subject[1]" w:storeItemID="{6C3C8BC8-F283-45AE-878A-BAB7291924A1}"/>
                 <w:text/>
               </w:sdtPr>
+              <w:sdtEndPr>
+                <w:rPr>
+                  <w:rFonts w:ascii="Arial" w:hAnsi="Arial" w:cs="Arial"/>
+                  <w:sz w:val="40"/>
+                  <w:szCs w:val="32"/>
+                </w:rPr>
+              </w:sdtEndPr>
               <w:sdtContent>
                 <w:tc>
                   <w:tcPr>
                     <w:tcW w:w="5000" w:type="pct"/>
                     <w:tcBorders>
-                      <w:top w:val="single" w:sz="4" w:space="0" w:color="4F81BD" w:themeColor="accent1"/>
+                      <w:top w:val="single" w:color="4F81BD" w:themeColor="accent1" w:sz="4" w:space="0"/>
                     </w:tcBorders>
                     <w:vAlign w:val="center"/>
                   </w:tcPr>
                   <w:p>
                     <w:pPr>
-                      <w:pStyle w:val="NoSpacing"/>
+                      <w:pStyle w:val="6"/>
                       <w:jc w:val="center"/>
                       <w:rPr>
-                        <w:rFonts w:asciiTheme="majorHAnsi" w:eastAsiaTheme="majorEastAsia" w:hAnsiTheme="majorHAnsi" w:cstheme="majorBidi"/>
+                        <w:rFonts w:asciiTheme="majorHAnsi" w:hAnsiTheme="majorHAnsi" w:eastAsiaTheme="majorEastAsia" w:cstheme="majorBidi"/>
                         <w:sz w:val="44"/>
                         <w:szCs w:val="44"/>
                       </w:rPr>
@@ -172,6 +224,7 @@
                         <w:rFonts w:ascii="Arial" w:hAnsi="Arial" w:cs="Arial"/>
                         <w:sz w:val="40"/>
                         <w:szCs w:val="32"/>
+                        <w:lang w:val="en-US"/>
                       </w:rPr>
                       <w:t>Data Integrity and Robustness Audit Report</w:t>
                     </w:r>
@@ -181,8 +234,16 @@
             </w:sdt>
           </w:tr>
           <w:tr>
+            <w:tblPrEx>
+              <w:tblCellMar>
+                <w:top w:w="0" w:type="dxa"/>
+                <w:left w:w="108" w:type="dxa"/>
+                <w:bottom w:w="0" w:type="dxa"/>
+                <w:right w:w="108" w:type="dxa"/>
+              </w:tblCellMar>
+            </w:tblPrEx>
             <w:trPr>
-              <w:trHeight w:val="360"/>
+              <w:trHeight w:val="360" w:hRule="atLeast"/>
               <w:jc w:val="center"/>
             </w:trPr>
             <w:tc>
@@ -192,61 +253,53 @@
               </w:tcPr>
               <w:p>
                 <w:pPr>
-                  <w:pStyle w:val="NoSpacing"/>
+                  <w:pStyle w:val="6"/>
                   <w:jc w:val="center"/>
                 </w:pPr>
               </w:p>
             </w:tc>
           </w:tr>
           <w:tr>
+            <w:tblPrEx>
+              <w:tblCellMar>
+                <w:top w:w="0" w:type="dxa"/>
+                <w:left w:w="108" w:type="dxa"/>
+                <w:bottom w:w="0" w:type="dxa"/>
+                <w:right w:w="108" w:type="dxa"/>
+              </w:tblCellMar>
+            </w:tblPrEx>
             <w:trPr>
-              <w:trHeight w:val="360"/>
+              <w:trHeight w:val="360" w:hRule="atLeast"/>
               <w:jc w:val="center"/>
             </w:trPr>
-            <w:sdt>
-              <w:sdtPr>
-                <w:rPr>
-                  <w:b/>
-                  <w:bCs/>
-                </w:rPr>
-                <w:alias w:val="Author"/>
-                <w:id w:val="15524260"/>
-                <w:placeholder>
-                  <w:docPart w:val="23204B27F4AB4C47859833F6BDD5CC50"/>
-                </w:placeholder>
-                <w:dataBinding w:prefixMappings="xmlns:ns0='http://schemas.openxmlformats.org/package/2006/metadata/core-properties' xmlns:ns1='http://purl.org/dc/elements/1.1/'" w:xpath="/ns0:coreProperties[1]/ns1:creator[1]" w:storeItemID="{6C3C8BC8-F283-45AE-878A-BAB7291924A1}"/>
-                <w:text/>
-              </w:sdtPr>
-              <w:sdtContent>
-                <w:tc>
-                  <w:tcPr>
-                    <w:tcW w:w="5000" w:type="pct"/>
-                    <w:vAlign w:val="center"/>
-                  </w:tcPr>
-                  <w:p>
-                    <w:pPr>
-                      <w:pStyle w:val="NoSpacing"/>
-                      <w:jc w:val="center"/>
-                      <w:rPr>
-                        <w:b/>
-                        <w:bCs/>
-                      </w:rPr>
-                    </w:pPr>
-                    <w:r>
-                      <w:rPr>
-                        <w:b/>
-                        <w:bCs/>
-                      </w:rPr>
-                      <w:t>Store01</w:t>
-                    </w:r>
-                  </w:p>
-                </w:tc>
-              </w:sdtContent>
-            </w:sdt>
+            <w:tc>
+              <w:tcPr>
+                <w:tcW w:w="5000" w:type="pct"/>
+                <w:vAlign w:val="center"/>
+              </w:tcPr>
+              <w:p>
+                <w:pPr>
+                  <w:pStyle w:val="6"/>
+                  <w:jc w:val="both"/>
+                  <w:rPr>
+                    <w:b/>
+                    <w:bCs/>
+                  </w:rPr>
+                </w:pPr>
+              </w:p>
+            </w:tc>
           </w:tr>
           <w:tr>
+            <w:tblPrEx>
+              <w:tblCellMar>
+                <w:top w:w="0" w:type="dxa"/>
+                <w:left w:w="108" w:type="dxa"/>
+                <w:bottom w:w="0" w:type="dxa"/>
+                <w:right w:w="108" w:type="dxa"/>
+              </w:tblCellMar>
+            </w:tblPrEx>
             <w:trPr>
-              <w:trHeight w:val="360"/>
+              <w:trHeight w:val="360" w:hRule="atLeast"/>
               <w:jc w:val="center"/>
             </w:trPr>
             <w:sdt>
@@ -264,10 +317,16 @@
                 <w:date w:fullDate="2026-07-11T00:00:00Z">
                   <w:dateFormat w:val="dd-MMM-yy"/>
                   <w:lid w:val="en-US"/>
-                  <w:storeMappedDataAs w:val="dateTime"/>
+                  <w:storeMappedDataAs w:val="datetime"/>
                   <w:calendar w:val="gregorian"/>
                 </w:date>
               </w:sdtPr>
+              <w:sdtEndPr>
+                <w:rPr>
+                  <w:b/>
+                  <w:bCs/>
+                </w:rPr>
+              </w:sdtEndPr>
               <w:sdtContent>
                 <w:tc>
                   <w:tcPr>
@@ -276,17 +335,23 @@
                   </w:tcPr>
                   <w:p>
                     <w:pPr>
-                      <w:pStyle w:val="NoSpacing"/>
+                      <w:pStyle w:val="6"/>
                       <w:jc w:val="center"/>
                       <w:rPr>
                         <w:b/>
                         <w:bCs/>
                       </w:rPr>
                     </w:pPr>
+                    <w:bookmarkStart w:id="0" w:name="_GoBack"/>
+                    <w:bookmarkEnd w:id="0"/>
                     <w:r>
                       <w:rPr>
+                        <w:rFonts w:asciiTheme="minorHAnsi" w:hAnsiTheme="minorHAnsi" w:eastAsiaTheme="minorEastAsia" w:cstheme="minorBidi"/>
                         <w:b/>
                         <w:bCs/>
+                        <w:sz w:val="22"/>
+                        <w:szCs w:val="22"/>
+                        <w:lang w:val="en-US" w:eastAsia="ja-JP" w:bidi="ar-SA"/>
                       </w:rPr>
                       <w:t>11-Jul-26</w:t>
                     </w:r>
@@ -295,23 +360,69 @@
               </w:sdtContent>
             </w:sdt>
           </w:tr>
+          <w:tr>
+            <w:tblPrEx>
+              <w:tblCellMar>
+                <w:top w:w="0" w:type="dxa"/>
+                <w:left w:w="108" w:type="dxa"/>
+                <w:bottom w:w="0" w:type="dxa"/>
+                <w:right w:w="108" w:type="dxa"/>
+              </w:tblCellMar>
+            </w:tblPrEx>
+            <w:trPr>
+              <w:trHeight w:val="360" w:hRule="atLeast"/>
+              <w:jc w:val="center"/>
+            </w:trPr>
+            <w:tc>
+              <w:tcPr>
+                <w:tcW w:w="5000" w:type="pct"/>
+                <w:vAlign w:val="center"/>
+              </w:tcPr>
+              <w:p>
+                <w:pPr>
+                  <w:pStyle w:val="6"/>
+                  <w:jc w:val="center"/>
+                  <w:rPr>
+                    <w:b/>
+                    <w:bCs/>
+                  </w:rPr>
+                </w:pPr>
+              </w:p>
+            </w:tc>
+          </w:tr>
         </w:tbl>
         <w:p/>
         <w:p/>
         <w:tbl>
           <w:tblPr>
+            <w:tblStyle w:val="3"/>
             <w:tblpPr w:leftFromText="187" w:rightFromText="187" w:horzAnchor="margin" w:tblpXSpec="center" w:tblpYSpec="bottom"/>
             <w:tblW w:w="5000" w:type="pct"/>
-            <w:tblLook w:val="04A0" w:firstRow="1" w:lastRow="0" w:firstColumn="1" w:lastColumn="0" w:noHBand="0" w:noVBand="1"/>
+            <w:tblInd w:w="0" w:type="dxa"/>
+            <w:tblLayout w:type="autofit"/>
+            <w:tblCellMar>
+              <w:top w:w="0" w:type="dxa"/>
+              <w:left w:w="108" w:type="dxa"/>
+              <w:bottom w:w="0" w:type="dxa"/>
+              <w:right w:w="108" w:type="dxa"/>
+            </w:tblCellMar>
           </w:tblPr>
           <w:tblGrid>
             <w:gridCol w:w="9576"/>
           </w:tblGrid>
           <w:tr>
+            <w:tblPrEx>
+              <w:tblCellMar>
+                <w:top w:w="0" w:type="dxa"/>
+                <w:left w:w="108" w:type="dxa"/>
+                <w:bottom w:w="0" w:type="dxa"/>
+                <w:right w:w="108" w:type="dxa"/>
+              </w:tblCellMar>
+            </w:tblPrEx>
             <w:sdt>
               <w:sdtPr>
                 <w:rPr>
-                  <w:rFonts w:ascii="Arial" w:eastAsiaTheme="minorHAnsi" w:hAnsi="Arial" w:cs="Arial"/>
+                  <w:rFonts w:ascii="Arial" w:hAnsi="Arial" w:cs="Arial" w:eastAsiaTheme="minorHAnsi"/>
                   <w:b/>
                   <w:bCs/>
                   <w:sz w:val="28"/>
@@ -326,6 +437,16 @@
                 <w:dataBinding w:prefixMappings="xmlns:ns0='http://schemas.microsoft.com/office/2006/coverPageProps'" w:xpath="/ns0:CoverPageProperties[1]/ns0:Abstract[1]" w:storeItemID="{55AF091B-3C7A-41E3-B477-F2FDAA23CFDA}"/>
                 <w:text/>
               </w:sdtPr>
+              <w:sdtEndPr>
+                <w:rPr>
+                  <w:rFonts w:ascii="Arial" w:hAnsi="Arial" w:cs="Arial" w:eastAsiaTheme="minorHAnsi"/>
+                  <w:b/>
+                  <w:bCs/>
+                  <w:sz w:val="28"/>
+                  <w:szCs w:val="36"/>
+                  <w:lang w:eastAsia="en-US"/>
+                </w:rPr>
+              </w:sdtEndPr>
               <w:sdtContent>
                 <w:tc>
                   <w:tcPr>
@@ -333,109 +454,19 @@
                   </w:tcPr>
                   <w:p>
                     <w:pPr>
-                      <w:pStyle w:val="NoSpacing"/>
+                      <w:pStyle w:val="6"/>
                       <w:jc w:val="center"/>
                     </w:pPr>
                     <w:r>
                       <w:rPr>
-                        <w:rFonts w:ascii="Arial" w:eastAsiaTheme="minorHAnsi" w:hAnsi="Arial" w:cs="Arial"/>
+                        <w:rFonts w:ascii="Arial" w:hAnsi="Arial" w:cs="Arial" w:eastAsiaTheme="minorHAnsi"/>
                         <w:b/>
                         <w:bCs/>
                         <w:sz w:val="28"/>
                         <w:szCs w:val="36"/>
                         <w:lang w:eastAsia="en-US"/>
                       </w:rPr>
-                      <w:t xml:space="preserve"> </w:t>
-                    </w:r>
-                    <w:r>
-                      <w:rPr>
-                        <w:rFonts w:ascii="Arial" w:eastAsiaTheme="minorHAnsi" w:hAnsi="Arial" w:cs="Arial"/>
-                        <w:b/>
-                        <w:bCs/>
-                        <w:sz w:val="28"/>
-                        <w:szCs w:val="36"/>
-                        <w:lang w:eastAsia="en-US"/>
-                      </w:rPr>
-                      <w:t xml:space="preserve">Submitted by KHUSHI SHARMA </w:t>
-                    </w:r>
-                    <w:r>
-                      <w:rPr>
-                        <w:rFonts w:ascii="Arial" w:eastAsiaTheme="minorHAnsi" w:hAnsi="Arial" w:cs="Arial"/>
-                        <w:b/>
-                        <w:bCs/>
-                        <w:sz w:val="28"/>
-                        <w:szCs w:val="36"/>
-                        <w:lang w:eastAsia="en-US"/>
-                      </w:rPr>
-                      <w:t>B</w:t>
-                    </w:r>
-                    <w:r>
-                      <w:rPr>
-                        <w:rFonts w:ascii="Arial" w:eastAsiaTheme="minorHAnsi" w:hAnsi="Arial" w:cs="Arial"/>
-                        <w:b/>
-                        <w:bCs/>
-                        <w:sz w:val="28"/>
-                        <w:szCs w:val="36"/>
-                        <w:lang w:eastAsia="en-US"/>
-                      </w:rPr>
-                      <w:t xml:space="preserve"> </w:t>
-                    </w:r>
-                    <w:r>
-                      <w:rPr>
-                        <w:rFonts w:ascii="Arial" w:eastAsiaTheme="minorHAnsi" w:hAnsi="Arial" w:cs="Arial"/>
-                        <w:b/>
-                        <w:bCs/>
-                        <w:sz w:val="28"/>
-                        <w:szCs w:val="36"/>
-                        <w:lang w:eastAsia="en-US"/>
-                      </w:rPr>
-                      <w:t>TEC</w:t>
-                    </w:r>
-                    <w:r>
-                      <w:rPr>
-                        <w:rFonts w:ascii="Arial" w:eastAsiaTheme="minorHAnsi" w:hAnsi="Arial" w:cs="Arial"/>
-                        <w:b/>
-                        <w:bCs/>
-                        <w:sz w:val="28"/>
-                        <w:szCs w:val="36"/>
-                        <w:lang w:eastAsia="en-US"/>
-                      </w:rPr>
-                      <w:t>H Computer science and engineering ,</w:t>
-                    </w:r>
-                    <w:r>
-                      <w:rPr>
-                        <w:rFonts w:ascii="Arial" w:eastAsiaTheme="minorHAnsi" w:hAnsi="Arial" w:cs="Arial"/>
-                        <w:b/>
-                        <w:bCs/>
-                        <w:sz w:val="28"/>
-                        <w:szCs w:val="36"/>
-                        <w:lang w:eastAsia="en-US"/>
-                      </w:rPr>
-                      <w:t xml:space="preserve">OP Jindal University </w:t>
-                    </w:r>
-                    <w:proofErr w:type="spellStart"/>
-                    <w:r>
-                      <w:rPr>
-                        <w:rFonts w:ascii="Arial" w:eastAsiaTheme="minorHAnsi" w:hAnsi="Arial" w:cs="Arial"/>
-                        <w:b/>
-                        <w:bCs/>
-                        <w:sz w:val="28"/>
-                        <w:szCs w:val="36"/>
-                        <w:lang w:eastAsia="en-US"/>
-                      </w:rPr>
-                      <w:t>Raigarh</w:t>
-                    </w:r>
-                    <w:proofErr w:type="spellEnd"/>
-                    <w:r>
-                      <w:rPr>
-                        <w:rFonts w:ascii="Arial" w:eastAsiaTheme="minorHAnsi" w:hAnsi="Arial" w:cs="Arial"/>
-                        <w:b/>
-                        <w:bCs/>
-                        <w:sz w:val="28"/>
-                        <w:szCs w:val="36"/>
-                        <w:lang w:eastAsia="en-US"/>
-                      </w:rPr>
-                      <w:t xml:space="preserve"> Chhattisgarh</w:t>
+                      <w:t xml:space="preserve"> Submitted by KHUSHI SHARMA B TECH Computer science and engineering ,OP Jindal University Raigarh Chhattisgarh</w:t>
                     </w:r>
                   </w:p>
                 </w:tc>
@@ -457,14 +488,12 @@
       </w:pPr>
       <w:r>
         <w:rPr>
-          <w:noProof/>
           <w:lang w:bidi="hi-IN"/>
         </w:rPr>
-        <w:lastRenderedPageBreak/>
         <mc:AlternateContent>
           <mc:Choice Requires="wps">
             <w:drawing>
-              <wp:anchor distT="0" distB="0" distL="114300" distR="114300" simplePos="0" relativeHeight="251662336" behindDoc="0" locked="0" layoutInCell="1" allowOverlap="1" wp14:anchorId="411CF742" wp14:editId="0F46851B">
+              <wp:anchor distT="0" distB="0" distL="114300" distR="114300" simplePos="0" relativeHeight="251660288" behindDoc="0" locked="0" layoutInCell="1" allowOverlap="1">
                 <wp:simplePos x="0" y="0"/>
                 <wp:positionH relativeFrom="column">
                   <wp:posOffset>1057275</wp:posOffset>
@@ -538,9 +567,6 @@
                         </w:txbxContent>
                       </wps:txbx>
                       <wps:bodyPr rot="0" spcFirstLastPara="0" vertOverflow="overflow" horzOverflow="overflow" vert="horz" wrap="square" lIns="91440" tIns="45720" rIns="91440" bIns="45720" numCol="1" spcCol="0" rtlCol="0" fromWordArt="0" anchor="t" anchorCtr="0" forceAA="0" compatLnSpc="1">
-                        <a:prstTxWarp prst="textNoShape">
-                          <a:avLst/>
-                        </a:prstTxWarp>
                         <a:noAutofit/>
                       </wps:bodyPr>
                     </wps:wsp>
@@ -551,11 +577,11 @@
           </mc:Choice>
           <mc:Fallback>
             <w:pict>
-              <v:shapetype id="_x0000_t202" coordsize="21600,21600" o:spt="202" path="m,l,21600r21600,l21600,xe">
-                <v:stroke joinstyle="miter"/>
-                <v:path gradientshapeok="t" o:connecttype="rect"/>
-              </v:shapetype>
-              <v:shape id="Text Box 4" o:spid="_x0000_s1026" type="#_x0000_t202" style="position:absolute;left:0;text-align:left;margin-left:83.25pt;margin-top:6.1pt;width:302.5pt;height:37.6pt;z-index:251662336;visibility:visible;mso-wrap-style:square;mso-wrap-distance-left:9pt;mso-wrap-distance-top:0;mso-wrap-distance-right:9pt;mso-wrap-distance-bottom:0;mso-position-horizontal:absolute;mso-position-horizontal-relative:text;mso-position-vertical:absolute;mso-position-vertical-relative:text;v-text-anchor:top" o:gfxdata="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" fillcolor="white [3201]" stroked="f" strokeweight=".5pt">
+              <v:shape id="_x0000_s1026" o:spid="_x0000_s1026" o:spt="202" type="#_x0000_t202" style="position:absolute;left:0pt;margin-left:83.25pt;margin-top:6.1pt;height:37.6pt;width:302.5pt;z-index:251660288;mso-width-relative:page;mso-height-relative:page;" fillcolor="#FFFFFF [3201]" filled="t" stroked="f" coordsize="21600,21600" o:gfxdata="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">
+                <v:fill on="t" focussize="0,0"/>
+                <v:stroke on="f" weight="0.5pt"/>
+                <v:imagedata o:title=""/>
+                <o:lock v:ext="edit" aspectratio="f"/>
                 <v:textbox>
                   <w:txbxContent>
                     <w:p>
@@ -710,43 +736,7 @@
           <w:sz w:val="36"/>
           <w:szCs w:val="30"/>
         </w:rPr>
-        <w:t xml:space="preserve">The primary objective of this project was to conduct a comprehensive data diagnosis and descriptive statistical analysis on a transactional dataset containing 1,200 records. Through Python-based data analytics (Pandas, </w:t>
-      </w:r>
-      <w:proofErr w:type="spellStart"/>
-      <w:r>
-        <w:rPr>
-          <w:rFonts w:ascii="Agency FB" w:hAnsi="Agency FB"/>
-          <w:sz w:val="36"/>
-          <w:szCs w:val="30"/>
-        </w:rPr>
-        <w:t>Seaborn</w:t>
-      </w:r>
-      <w:proofErr w:type="spellEnd"/>
-      <w:r>
-        <w:rPr>
-          <w:rFonts w:ascii="Agency FB" w:hAnsi="Agency FB"/>
-          <w:sz w:val="36"/>
-          <w:szCs w:val="30"/>
-        </w:rPr>
-        <w:t xml:space="preserve">, and </w:t>
-      </w:r>
-      <w:proofErr w:type="spellStart"/>
-      <w:r>
-        <w:rPr>
-          <w:rFonts w:ascii="Agency FB" w:hAnsi="Agency FB"/>
-          <w:sz w:val="36"/>
-          <w:szCs w:val="30"/>
-        </w:rPr>
-        <w:t>Matplotlib</w:t>
-      </w:r>
-      <w:proofErr w:type="spellEnd"/>
-      <w:r>
-        <w:rPr>
-          <w:rFonts w:ascii="Agency FB" w:hAnsi="Agency FB"/>
-          <w:sz w:val="36"/>
-          <w:szCs w:val="30"/>
-        </w:rPr>
-        <w:t>), the dataset's overall health, distribution structures, anomaly patterns, and variables' interdependencies were evaluated to derive actionable business insights.</w:t>
+        <w:t>The primary objective of this project was to conduct a comprehensive data diagnosis and descriptive statistical analysis on a transactional dataset containing 1,200 records. Through Python-based data analytics (Pandas, Seaborn, and Matplotlib), the dataset's overall health, distribution structures, anomaly patterns, and variables' interdependencies were evaluated to derive actionable business insights.</w:t>
       </w:r>
     </w:p>
     <w:p>
@@ -876,36 +866,7 @@
           <w:sz w:val="36"/>
           <w:szCs w:val="30"/>
         </w:rPr>
-        <w:t xml:space="preserve">Symmetry &amp; Skewness: The mathematical analysis yielded a Skewness Value of 0.89, confirming that the revenue distribution is </w:t>
-      </w:r>
-      <w:proofErr w:type="gramStart"/>
-      <w:r>
-        <w:rPr>
-          <w:rFonts w:ascii="Agency FB" w:hAnsi="Agency FB"/>
-          <w:sz w:val="36"/>
-          <w:szCs w:val="30"/>
-        </w:rPr>
-        <w:t>Highly</w:t>
-      </w:r>
-      <w:proofErr w:type="gramEnd"/>
-      <w:r>
-        <w:rPr>
-          <w:rFonts w:ascii="Agency FB" w:hAnsi="Agency FB"/>
-          <w:sz w:val="36"/>
-          <w:szCs w:val="30"/>
-        </w:rPr>
-        <w:t xml:space="preserve"> Right-Skewed (Positively </w:t>
-      </w:r>
-      <w:bookmarkStart w:id="0" w:name="_GoBack"/>
-      <w:bookmarkEnd w:id="0"/>
-      <w:r>
-        <w:rPr>
-          <w:rFonts w:ascii="Agency FB" w:hAnsi="Agency FB"/>
-          <w:sz w:val="36"/>
-          <w:szCs w:val="30"/>
-        </w:rPr>
-        <w:lastRenderedPageBreak/>
-        <w:t>Skewed). The visual peak remains densely concentrated under 1,000, establishing that low-to-medium ticket sizes form the daily operational volume, while a steady, tapering tail extends toward premium values.</w:t>
+        <w:t>Symmetry &amp; Skewness: The mathematical analysis yielded a Skewness Value of 0.89, confirming that the revenue distribution is Highly Right-Skewed (Positively Skewed). The visual peak remains densely concentrated under 1,000, establishing that low-to-medium ticket sizes form the daily operational volume, while a steady, tapering tail extends toward premium values.</w:t>
       </w:r>
     </w:p>
     <w:p>
@@ -957,25 +918,7 @@
           <w:sz w:val="36"/>
           <w:szCs w:val="30"/>
         </w:rPr>
-        <w:t xml:space="preserve">Correlation &amp; Revenue Drivers: The structural </w:t>
-      </w:r>
-      <w:proofErr w:type="spellStart"/>
-      <w:r>
-        <w:rPr>
-          <w:rFonts w:ascii="Agency FB" w:hAnsi="Agency FB"/>
-          <w:sz w:val="36"/>
-          <w:szCs w:val="30"/>
-        </w:rPr>
-        <w:t>heatmap</w:t>
-      </w:r>
-      <w:proofErr w:type="spellEnd"/>
-      <w:r>
-        <w:rPr>
-          <w:rFonts w:ascii="Agency FB" w:hAnsi="Agency FB"/>
-          <w:sz w:val="36"/>
-          <w:szCs w:val="30"/>
-        </w:rPr>
-        <w:t xml:space="preserve"> revealed a powerful positive correlation of 0.72 between Unit Price and Total Price, demonstrating that premium item sales are the strongest driver of top-line revenue growth. Quantity also maintains a strong positive correlation of 0.62 with the final bill value. Conversely, a near-zero correlation (0.01) between Quantity and Unit Price shows that pricing shifts do not significantly impact the quantity of items individual clients purchase.</w:t>
+        <w:t>Correlation &amp; Revenue Drivers: The structural heatmap revealed a powerful positive correlation of 0.72 between Unit Price and Total Price, demonstrating that premium item sales are the strongest driver of top-line revenue growth. Quantity also maintains a strong positive correlation of 0.62 with the final bill value. Conversely, a near-zero correlation (0.01) between Quantity and Unit Price shows that pricing shifts do not significantly impact the quantity of items individual clients purchase.</w:t>
       </w:r>
     </w:p>
     <w:p>
@@ -1062,24 +1005,15 @@
           <w:sz w:val="32"/>
           <w:szCs w:val="28"/>
         </w:rPr>
-        <w:lastRenderedPageBreak/>
-        <w:t>​</w:t>
-      </w:r>
-      <w:r>
-        <w:rPr>
-          <w:rFonts w:ascii="Agency FB" w:hAnsi="Agency FB"/>
-          <w:sz w:val="32"/>
-          <w:szCs w:val="28"/>
-        </w:rPr>
-        <w:t>1. Dat</w:t>
-      </w:r>
-      <w:r>
-        <w:rPr>
-          <w:rFonts w:ascii="Agency FB" w:hAnsi="Agency FB"/>
-          <w:sz w:val="32"/>
-          <w:szCs w:val="28"/>
-        </w:rPr>
-        <w:t xml:space="preserve">a Overview &amp; Diagnosis </w:t>
+        <w:t>​</w:t>
+      </w:r>
+      <w:r>
+        <w:rPr>
+          <w:rFonts w:ascii="Agency FB" w:hAnsi="Agency FB"/>
+          <w:sz w:val="32"/>
+          <w:szCs w:val="28"/>
+        </w:rPr>
+        <w:t xml:space="preserve">1. Data Overview &amp; Diagnosis </w:t>
       </w:r>
     </w:p>
     <w:p>
@@ -1209,15 +1143,7 @@
           <w:sz w:val="32"/>
           <w:szCs w:val="28"/>
         </w:rPr>
-        <w:t>2. Descripti</w:t>
-      </w:r>
-      <w:r>
-        <w:rPr>
-          <w:rFonts w:ascii="Agency FB" w:hAnsi="Agency FB"/>
-          <w:sz w:val="32"/>
-          <w:szCs w:val="28"/>
-        </w:rPr>
-        <w:t xml:space="preserve">ve Statistics Summary </w:t>
+        <w:t xml:space="preserve">2. Descriptive Statistics Summary </w:t>
       </w:r>
     </w:p>
     <w:p>
@@ -1347,27 +1273,7 @@
           <w:sz w:val="32"/>
           <w:szCs w:val="28"/>
         </w:rPr>
-        <w:t>Standard Deviation (</w:t>
-      </w:r>
-      <w:proofErr w:type="spellStart"/>
-      <w:proofErr w:type="gramStart"/>
-      <w:r>
-        <w:rPr>
-          <w:rFonts w:ascii="Agency FB" w:hAnsi="Agency FB"/>
-          <w:sz w:val="32"/>
-          <w:szCs w:val="28"/>
-        </w:rPr>
-        <w:t>std</w:t>
-      </w:r>
-      <w:proofErr w:type="spellEnd"/>
-      <w:proofErr w:type="gramEnd"/>
-      <w:r>
-        <w:rPr>
-          <w:rFonts w:ascii="Agency FB" w:hAnsi="Agency FB"/>
-          <w:sz w:val="32"/>
-          <w:szCs w:val="28"/>
-        </w:rPr>
-        <w:t>): 819.85 (Shows moderate variance in how much people spend).</w:t>
+        <w:t>Standard Deviation (std): 819.85 (Shows moderate variance in how much people spend).</w:t>
       </w:r>
     </w:p>
     <w:p>
@@ -1419,15 +1325,7 @@
           <w:sz w:val="32"/>
           <w:szCs w:val="28"/>
         </w:rPr>
-        <w:t>3. Distributi</w:t>
-      </w:r>
-      <w:r>
-        <w:rPr>
-          <w:rFonts w:ascii="Agency FB" w:hAnsi="Agency FB"/>
-          <w:sz w:val="32"/>
-          <w:szCs w:val="28"/>
-        </w:rPr>
-        <w:t xml:space="preserve">on &amp; Skewness Analysis </w:t>
+        <w:t xml:space="preserve">3. Distribution &amp; Skewness Analysis </w:t>
       </w:r>
     </w:p>
     <w:p>
@@ -1531,77 +1429,50 @@
           <w:sz w:val="32"/>
           <w:szCs w:val="28"/>
         </w:rPr>
-        <w:t xml:space="preserve">Interpretation: The data is Highly Right-Skewed (Positively </w:t>
-      </w:r>
-      <w:proofErr w:type="gramStart"/>
-      <w:r>
-        <w:rPr>
-          <w:rFonts w:ascii="Agency FB" w:hAnsi="Agency FB"/>
-          <w:sz w:val="32"/>
-          <w:szCs w:val="28"/>
-        </w:rPr>
-        <w:t>Skewed</w:t>
-      </w:r>
-      <w:proofErr w:type="gramEnd"/>
-      <w:r>
-        <w:rPr>
-          <w:rFonts w:ascii="Agency FB" w:hAnsi="Agency FB"/>
-          <w:sz w:val="32"/>
-          <w:szCs w:val="28"/>
-        </w:rPr>
-        <w:t>). The peak is concentrated between 0 to 1,000, meaning the vast majority of orders are small-to-medium. The long tail towards the right shows fewer but consistent higher-value orders up to 3,500.</w:t>
-      </w:r>
-    </w:p>
-    <w:p>
-      <w:pPr>
-        <w:jc w:val="center"/>
-        <w:rPr>
-          <w:rFonts w:ascii="Agency FB" w:hAnsi="Agency FB"/>
-          <w:sz w:val="32"/>
-          <w:szCs w:val="28"/>
-        </w:rPr>
-      </w:pPr>
-      <w:r>
-        <w:rPr>
-          <w:rFonts w:ascii="Arial" w:hAnsi="Arial" w:cs="Arial"/>
-          <w:sz w:val="32"/>
-          <w:szCs w:val="28"/>
-        </w:rPr>
-        <w:t>​</w:t>
-      </w:r>
-      <w:r>
-        <w:rPr>
-          <w:rFonts w:ascii="Agency FB" w:hAnsi="Agency FB"/>
-          <w:sz w:val="32"/>
-          <w:szCs w:val="28"/>
-        </w:rPr>
-        <w:t xml:space="preserve">4. </w:t>
-      </w:r>
-      <w:r>
-        <w:rPr>
-          <w:rFonts w:ascii="Agency FB" w:hAnsi="Agency FB"/>
-          <w:sz w:val="32"/>
-          <w:szCs w:val="28"/>
-        </w:rPr>
-        <w:t xml:space="preserve">Outlier Detection </w:t>
-      </w:r>
-    </w:p>
-    <w:p>
-      <w:pPr>
-        <w:jc w:val="center"/>
-        <w:rPr>
-          <w:rFonts w:ascii="Agency FB" w:hAnsi="Agency FB"/>
-          <w:sz w:val="32"/>
-          <w:szCs w:val="28"/>
-        </w:rPr>
-      </w:pPr>
-      <w:r>
-        <w:rPr>
-          <w:rFonts w:ascii="Arial" w:hAnsi="Arial" w:cs="Arial"/>
-          <w:sz w:val="32"/>
-          <w:szCs w:val="28"/>
-        </w:rPr>
-        <w:lastRenderedPageBreak/>
+        <w:t>Interpretation: The data is Highly Right-Skewed (Positively Skewed). The peak is concentrated between 0 to 1,000, meaning the vast majority of orders are small-to-medium. The long tail towards the right shows fewer but consistent higher-value orders up to 3,500.</w:t>
+      </w:r>
+    </w:p>
+    <w:p>
+      <w:pPr>
+        <w:jc w:val="center"/>
+        <w:rPr>
+          <w:rFonts w:ascii="Agency FB" w:hAnsi="Agency FB"/>
+          <w:sz w:val="32"/>
+          <w:szCs w:val="28"/>
+        </w:rPr>
+      </w:pPr>
+      <w:r>
+        <w:rPr>
+          <w:rFonts w:ascii="Arial" w:hAnsi="Arial" w:cs="Arial"/>
+          <w:sz w:val="32"/>
+          <w:szCs w:val="28"/>
+        </w:rPr>
+        <w:t>​</w:t>
+      </w:r>
+      <w:r>
+        <w:rPr>
+          <w:rFonts w:ascii="Agency FB" w:hAnsi="Agency FB"/>
+          <w:sz w:val="32"/>
+          <w:szCs w:val="28"/>
+        </w:rPr>
+        <w:t xml:space="preserve">4. Outlier Detection </w:t>
+      </w:r>
+    </w:p>
+    <w:p>
+      <w:pPr>
+        <w:jc w:val="center"/>
+        <w:rPr>
+          <w:rFonts w:ascii="Agency FB" w:hAnsi="Agency FB"/>
+          <w:sz w:val="32"/>
+          <w:szCs w:val="28"/>
+        </w:rPr>
+      </w:pPr>
+      <w:r>
+        <w:rPr>
+          <w:rFonts w:ascii="Arial" w:hAnsi="Arial" w:cs="Arial"/>
+          <w:sz w:val="32"/>
+          <w:szCs w:val="28"/>
+        </w:rPr>
         <w:t>​</w:t>
       </w:r>
       <w:r>
@@ -1740,15 +1611,7 @@
           <w:sz w:val="32"/>
           <w:szCs w:val="28"/>
         </w:rPr>
-        <w:t>5. Correlation &amp;</w:t>
-      </w:r>
-      <w:r>
-        <w:rPr>
-          <w:rFonts w:ascii="Agency FB" w:hAnsi="Agency FB"/>
-          <w:sz w:val="32"/>
-          <w:szCs w:val="28"/>
-        </w:rPr>
-        <w:t xml:space="preserve"> Relationship Mapping </w:t>
+        <w:t xml:space="preserve">5. Correlation &amp; Relationship Mapping </w:t>
       </w:r>
     </w:p>
     <w:p>
@@ -1800,25 +1663,7 @@
           <w:sz w:val="32"/>
           <w:szCs w:val="28"/>
         </w:rPr>
-        <w:t xml:space="preserve">Insights from </w:t>
-      </w:r>
-      <w:proofErr w:type="spellStart"/>
-      <w:r>
-        <w:rPr>
-          <w:rFonts w:ascii="Agency FB" w:hAnsi="Agency FB"/>
-          <w:sz w:val="32"/>
-          <w:szCs w:val="28"/>
-        </w:rPr>
-        <w:t>Heatmap</w:t>
-      </w:r>
-      <w:proofErr w:type="spellEnd"/>
-      <w:r>
-        <w:rPr>
-          <w:rFonts w:ascii="Agency FB" w:hAnsi="Agency FB"/>
-          <w:sz w:val="32"/>
-          <w:szCs w:val="28"/>
-        </w:rPr>
-        <w:t xml:space="preserve"> Matrix:</w:t>
+        <w:t>Insights from Heatmap Matrix:</w:t>
       </w:r>
     </w:p>
     <w:p>
@@ -1896,15 +1741,7 @@
           <w:sz w:val="32"/>
           <w:szCs w:val="28"/>
         </w:rPr>
-        <w:t>Quantity vs. Unit Price (0.01): Near zero. Pricing doesn't stop people from buying quantities; customers buy what they need regardless of a product being cheap or expensive.</w:t>
-      </w:r>
-      <w:r>
-        <w:rPr>
-          <w:rFonts w:ascii="Agency FB" w:hAnsi="Agency FB"/>
-          <w:sz w:val="32"/>
-          <w:szCs w:val="28"/>
-        </w:rPr>
-        <w:t xml:space="preserve"> </w:t>
+        <w:t xml:space="preserve">Quantity vs. Unit Price (0.01): Near zero. Pricing doesn't stop people from buying quantities; customers buy what they need regardless of a product being cheap or expensive. </w:t>
       </w:r>
     </w:p>
     <w:p>
@@ -1979,12 +1816,11 @@
         <w:jc w:val="center"/>
       </w:pPr>
       <w:r>
-        <w:lastRenderedPageBreak/>
         <w:drawing>
-          <wp:anchor distT="0" distB="0" distL="114300" distR="114300" simplePos="0" relativeHeight="251666432" behindDoc="1" locked="0" layoutInCell="1" allowOverlap="1" wp14:anchorId="5A54217C" wp14:editId="689588E2">
+          <wp:anchor distT="0" distB="0" distL="114300" distR="114300" simplePos="0" relativeHeight="251661312" behindDoc="1" locked="0" layoutInCell="1" allowOverlap="1">
             <wp:simplePos x="0" y="0"/>
             <wp:positionH relativeFrom="column">
-              <wp:posOffset>-723900</wp:posOffset>
+              <wp:posOffset>-403860</wp:posOffset>
             </wp:positionH>
             <wp:positionV relativeFrom="paragraph">
               <wp:posOffset>-403225</wp:posOffset>
@@ -1992,7 +1828,7 @@
             <wp:extent cx="4930775" cy="2741930"/>
             <wp:effectExtent l="0" t="0" r="3175" b="1270"/>
             <wp:wrapTight wrapText="bothSides">
-              <wp:wrapPolygon edited="0">
+              <wp:wrapPolygon>
                 <wp:start x="0" y="0"/>
                 <wp:lineTo x="0" y="21460"/>
                 <wp:lineTo x="21530" y="21460"/>
@@ -2008,11 +1844,13 @@
               <a:graphicData uri="http://schemas.openxmlformats.org/drawingml/2006/picture">
                 <pic:pic xmlns:pic="http://schemas.openxmlformats.org/drawingml/2006/picture">
                   <pic:nvPicPr>
-                    <pic:cNvPr id="0" name=""/>
-                    <pic:cNvPicPr/>
+                    <pic:cNvPr id="9" name="Picture 9"/>
+                    <pic:cNvPicPr>
+                      <a:picLocks noChangeAspect="1"/>
+                    </pic:cNvPicPr>
                   </pic:nvPicPr>
                   <pic:blipFill>
-                    <a:blip r:embed="rId7">
+                    <a:blip r:embed="rId6">
                       <a:extLst>
                         <a:ext uri="{28A0092B-C50C-407E-A947-70E740481C1C}">
                           <a14:useLocalDpi xmlns:a14="http://schemas.microsoft.com/office/drawing/2010/main" val="0"/>
@@ -2035,12 +1873,6 @@
                 </pic:pic>
               </a:graphicData>
             </a:graphic>
-            <wp14:sizeRelH relativeFrom="page">
-              <wp14:pctWidth>0</wp14:pctWidth>
-            </wp14:sizeRelH>
-            <wp14:sizeRelV relativeFrom="page">
-              <wp14:pctHeight>0</wp14:pctHeight>
-            </wp14:sizeRelV>
           </wp:anchor>
         </w:drawing>
       </w:r>
@@ -2048,18 +1880,18 @@
     <w:p>
       <w:r>
         <w:drawing>
-          <wp:anchor distT="0" distB="0" distL="114300" distR="114300" simplePos="0" relativeHeight="251668480" behindDoc="1" locked="0" layoutInCell="1" allowOverlap="1" wp14:anchorId="68D0EE4B" wp14:editId="32529BC6">
+          <wp:anchor distT="0" distB="0" distL="114300" distR="114300" simplePos="0" relativeHeight="251663360" behindDoc="1" locked="0" layoutInCell="1" allowOverlap="1">
             <wp:simplePos x="0" y="0"/>
             <wp:positionH relativeFrom="column">
-              <wp:posOffset>-4837430</wp:posOffset>
+              <wp:posOffset>-4881245</wp:posOffset>
             </wp:positionH>
             <wp:positionV relativeFrom="paragraph">
-              <wp:posOffset>5678170</wp:posOffset>
+              <wp:posOffset>5461635</wp:posOffset>
             </wp:positionV>
             <wp:extent cx="4966970" cy="2848610"/>
             <wp:effectExtent l="0" t="0" r="5080" b="8890"/>
             <wp:wrapTight wrapText="bothSides">
-              <wp:wrapPolygon edited="0">
+              <wp:wrapPolygon>
                 <wp:start x="0" y="0"/>
                 <wp:lineTo x="0" y="21523"/>
                 <wp:lineTo x="21539" y="21523"/>
@@ -2075,11 +1907,13 @@
               <a:graphicData uri="http://schemas.openxmlformats.org/drawingml/2006/picture">
                 <pic:pic xmlns:pic="http://schemas.openxmlformats.org/drawingml/2006/picture">
                   <pic:nvPicPr>
-                    <pic:cNvPr id="0" name=""/>
-                    <pic:cNvPicPr/>
+                    <pic:cNvPr id="11" name="Picture 11"/>
+                    <pic:cNvPicPr>
+                      <a:picLocks noChangeAspect="1"/>
+                    </pic:cNvPicPr>
                   </pic:nvPicPr>
                   <pic:blipFill>
-                    <a:blip r:embed="rId8">
+                    <a:blip r:embed="rId7">
                       <a:extLst>
                         <a:ext uri="{28A0092B-C50C-407E-A947-70E740481C1C}">
                           <a14:useLocalDpi xmlns:a14="http://schemas.microsoft.com/office/drawing/2010/main" val="0"/>
@@ -2102,29 +1936,23 @@
                 </pic:pic>
               </a:graphicData>
             </a:graphic>
-            <wp14:sizeRelH relativeFrom="page">
-              <wp14:pctWidth>0</wp14:pctWidth>
-            </wp14:sizeRelH>
-            <wp14:sizeRelV relativeFrom="page">
-              <wp14:pctHeight>0</wp14:pctHeight>
-            </wp14:sizeRelV>
           </wp:anchor>
         </w:drawing>
       </w:r>
       <w:r>
         <w:drawing>
-          <wp:anchor distT="0" distB="0" distL="114300" distR="114300" simplePos="0" relativeHeight="251667456" behindDoc="1" locked="0" layoutInCell="1" allowOverlap="1" wp14:anchorId="5C92B2DD" wp14:editId="02E4B2FD">
+          <wp:anchor distT="0" distB="0" distL="114300" distR="114300" simplePos="0" relativeHeight="251662336" behindDoc="1" locked="0" layoutInCell="1" allowOverlap="1">
             <wp:simplePos x="0" y="0"/>
             <wp:positionH relativeFrom="column">
-              <wp:posOffset>-55245</wp:posOffset>
+              <wp:posOffset>-2125345</wp:posOffset>
             </wp:positionH>
             <wp:positionV relativeFrom="paragraph">
-              <wp:posOffset>2473960</wp:posOffset>
+              <wp:posOffset>2127250</wp:posOffset>
             </wp:positionV>
             <wp:extent cx="3431540" cy="3155315"/>
             <wp:effectExtent l="0" t="0" r="0" b="6985"/>
             <wp:wrapTight wrapText="bothSides">
-              <wp:wrapPolygon edited="0">
+              <wp:wrapPolygon>
                 <wp:start x="0" y="0"/>
                 <wp:lineTo x="0" y="21517"/>
                 <wp:lineTo x="21464" y="21517"/>
@@ -2140,11 +1968,13 @@
               <a:graphicData uri="http://schemas.openxmlformats.org/drawingml/2006/picture">
                 <pic:pic xmlns:pic="http://schemas.openxmlformats.org/drawingml/2006/picture">
                   <pic:nvPicPr>
-                    <pic:cNvPr id="0" name=""/>
-                    <pic:cNvPicPr/>
+                    <pic:cNvPr id="10" name="Picture 10"/>
+                    <pic:cNvPicPr>
+                      <a:picLocks noChangeAspect="1"/>
+                    </pic:cNvPicPr>
                   </pic:nvPicPr>
                   <pic:blipFill>
-                    <a:blip r:embed="rId9">
+                    <a:blip r:embed="rId8">
                       <a:extLst>
                         <a:ext uri="{28A0092B-C50C-407E-A947-70E740481C1C}">
                           <a14:useLocalDpi xmlns:a14="http://schemas.microsoft.com/office/drawing/2010/main" val="0"/>
@@ -2167,12 +1997,6 @@
                 </pic:pic>
               </a:graphicData>
             </a:graphic>
-            <wp14:sizeRelH relativeFrom="page">
-              <wp14:pctWidth>0</wp14:pctWidth>
-            </wp14:sizeRelH>
-            <wp14:sizeRelV relativeFrom="page">
-              <wp14:pctHeight>0</wp14:pctHeight>
-            </wp14:sizeRelV>
           </wp:anchor>
         </w:drawing>
       </w:r>
@@ -2182,7 +2006,6 @@
     </w:p>
     <w:p>
       <w:r>
-        <w:lastRenderedPageBreak/>
         <w:br w:type="page"/>
       </w:r>
     </w:p>
@@ -2192,22 +2015,20 @@
       </w:pPr>
       <w:r>
         <w:rPr>
-          <w:noProof/>
           <w:lang w:bidi="hi-IN"/>
         </w:rPr>
-        <w:lastRenderedPageBreak/>
         <mc:AlternateContent>
           <mc:Choice Requires="wps">
             <w:drawing>
-              <wp:anchor distT="0" distB="0" distL="114300" distR="114300" simplePos="0" relativeHeight="251661312" behindDoc="0" locked="0" layoutInCell="1" allowOverlap="1" wp14:anchorId="3ED560F4" wp14:editId="1AF53C3F">
+              <wp:anchor distT="0" distB="0" distL="114300" distR="114300" simplePos="0" relativeHeight="251659264" behindDoc="0" locked="0" layoutInCell="1" allowOverlap="1">
                 <wp:simplePos x="0" y="0"/>
                 <wp:positionH relativeFrom="column">
-                  <wp:posOffset>641445</wp:posOffset>
+                  <wp:posOffset>641350</wp:posOffset>
                 </wp:positionH>
                 <wp:positionV relativeFrom="paragraph">
-                  <wp:posOffset>1064525</wp:posOffset>
+                  <wp:posOffset>1064260</wp:posOffset>
                 </wp:positionV>
-                <wp:extent cx="4462818" cy="1037230"/>
+                <wp:extent cx="4462780" cy="1036955"/>
                 <wp:effectExtent l="0" t="0" r="0" b="0"/>
                 <wp:wrapNone/>
                 <wp:docPr id="3" name="Text Box 3"/>
@@ -2272,9 +2093,6 @@
                         </w:txbxContent>
                       </wps:txbx>
                       <wps:bodyPr rot="0" spcFirstLastPara="0" vertOverflow="overflow" horzOverflow="overflow" vert="horz" wrap="square" lIns="91440" tIns="45720" rIns="91440" bIns="45720" numCol="1" spcCol="0" rtlCol="0" fromWordArt="0" anchor="t" anchorCtr="0" forceAA="0" compatLnSpc="1">
-                        <a:prstTxWarp prst="textNoShape">
-                          <a:avLst/>
-                        </a:prstTxWarp>
                         <a:noAutofit/>
                       </wps:bodyPr>
                     </wps:wsp>
@@ -2285,7 +2103,11 @@
           </mc:Choice>
           <mc:Fallback>
             <w:pict>
-              <v:shape id="Text Box 3" o:spid="_x0000_s1027" type="#_x0000_t202" style="position:absolute;left:0;text-align:left;margin-left:50.5pt;margin-top:83.8pt;width:351.4pt;height:81.65pt;z-index:251661312;visibility:visible;mso-wrap-style:square;mso-wrap-distance-left:9pt;mso-wrap-distance-top:0;mso-wrap-distance-right:9pt;mso-wrap-distance-bottom:0;mso-position-horizontal:absolute;mso-position-horizontal-relative:text;mso-position-vertical:absolute;mso-position-vertical-relative:text;v-text-anchor:top" o:gfxdata="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" fillcolor="white [3201]" stroked="f" strokeweight=".5pt">
+              <v:shape id="_x0000_s1026" o:spid="_x0000_s1026" o:spt="202" type="#_x0000_t202" style="position:absolute;left:0pt;margin-left:50.5pt;margin-top:83.8pt;height:81.65pt;width:351.4pt;z-index:251659264;mso-width-relative:page;mso-height-relative:page;" fillcolor="#FFFFFF [3201]" filled="t" stroked="f" coordsize="21600,21600" o:gfxdata="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">
+                <v:fill on="t" focussize="0,0"/>
+                <v:stroke on="f" weight="0.5pt"/>
+                <v:imagedata o:title=""/>
+                <o:lock v:ext="edit" aspectratio="f"/>
                 <v:textbox>
                   <w:txbxContent>
                     <w:p>
@@ -2321,193 +2143,359 @@
       <w:pgSz w:w="12240" w:h="15840"/>
       <w:pgMar w:top="1440" w:right="1440" w:bottom="1440" w:left="1440" w:header="720" w:footer="720" w:gutter="0"/>
       <w:pgBorders w:offsetFrom="page">
-        <w:top w:val="twistedLines1" w:sz="18" w:space="24" w:color="auto"/>
-        <w:left w:val="twistedLines1" w:sz="18" w:space="24" w:color="auto"/>
-        <w:bottom w:val="twistedLines1" w:sz="18" w:space="24" w:color="auto"/>
-        <w:right w:val="twistedLines1" w:sz="18" w:space="24" w:color="auto"/>
+        <w:top w:val="twistedLines1" w:color="auto" w:sz="18" w:space="24"/>
+        <w:left w:val="twistedLines1" w:color="auto" w:sz="18" w:space="24"/>
+        <w:bottom w:val="twistedLines1" w:color="auto" w:sz="18" w:space="24"/>
+        <w:right w:val="twistedLines1" w:color="auto" w:sz="18" w:space="24"/>
       </w:pgBorders>
       <w:pgNumType w:start="0"/>
-      <w:cols w:space="720"/>
+      <w:cols w:space="720" w:num="1"/>
       <w:titlePg/>
-      <w:docGrid w:linePitch="360"/>
+      <w:docGrid w:linePitch="360" w:charSpace="0"/>
     </w:sectPr>
   </w:body>
 </w:document>
 </file>
 
+<file path=word/endnotes.xml><?xml version="1.0" encoding="utf-8"?>
+<w:endnotes xmlns:wpc="http://schemas.microsoft.com/office/word/2010/wordprocessingCanvas" xmlns:mc="http://schemas.openxmlformats.org/markup-compatibility/2006" xmlns:o="urn:schemas-microsoft-com:office:office" xmlns:r="http://schemas.openxmlformats.org/officeDocument/2006/relationships" xmlns:m="http://schemas.openxmlformats.org/officeDocument/2006/math" xmlns:v="urn:schemas-microsoft-com:vml" xmlns:wp14="http://schemas.microsoft.com/office/word/2010/wordprocessingDrawing" xmlns:wp="http://schemas.openxmlformats.org/drawingml/2006/wordprocessingDrawing" xmlns:w="http://schemas.openxmlformats.org/wordprocessingml/2006/main" xmlns:w14="http://schemas.microsoft.com/office/word/2010/wordml" xmlns:w15="http://schemas.microsoft.com/office/word/2012/wordml" xmlns:w10="urn:schemas-microsoft-com:office:word" xmlns:wpg="http://schemas.microsoft.com/office/word/2010/wordprocessingGroup" xmlns:wpi="http://schemas.microsoft.com/office/word/2010/wordprocessingInk" xmlns:wne="http://schemas.microsoft.com/office/word/2006/wordml" xmlns:wps="http://schemas.microsoft.com/office/word/2010/wordprocessingShape" xmlns:wpsCustomData="http://www.wps.cn/officeDocument/2013/wpsCustomData" mc:Ignorable="w14 w15 wp14">
+  <w:endnote w:type="separator" w:id="0">
+    <w:p>
+      <w:pPr>
+        <w:spacing w:line="240" w:lineRule="auto"/>
+      </w:pPr>
+      <w:r>
+        <w:separator/>
+      </w:r>
+    </w:p>
+  </w:endnote>
+  <w:endnote w:type="continuationSeparator" w:id="1">
+    <w:p>
+      <w:pPr>
+        <w:spacing w:line="240" w:lineRule="auto"/>
+      </w:pPr>
+      <w:r>
+        <w:continuationSeparator/>
+      </w:r>
+    </w:p>
+  </w:endnote>
+</w:endnotes>
+</file>
+
+<file path=word/footnotes.xml><?xml version="1.0" encoding="utf-8"?>
+<w:footnotes xmlns:wpc="http://schemas.microsoft.com/office/word/2010/wordprocessingCanvas" xmlns:mc="http://schemas.openxmlformats.org/markup-compatibility/2006" xmlns:o="urn:schemas-microsoft-com:office:office" xmlns:r="http://schemas.openxmlformats.org/officeDocument/2006/relationships" xmlns:m="http://schemas.openxmlformats.org/officeDocument/2006/math" xmlns:v="urn:schemas-microsoft-com:vml" xmlns:wp14="http://schemas.microsoft.com/office/word/2010/wordprocessingDrawing" xmlns:wp="http://schemas.openxmlformats.org/drawingml/2006/wordprocessingDrawing" xmlns:w="http://schemas.openxmlformats.org/wordprocessingml/2006/main" xmlns:w14="http://schemas.microsoft.com/office/word/2010/wordml" xmlns:w15="http://schemas.microsoft.com/office/word/2012/wordml" xmlns:w10="urn:schemas-microsoft-com:office:word" xmlns:wpg="http://schemas.microsoft.com/office/word/2010/wordprocessingGroup" xmlns:wpi="http://schemas.microsoft.com/office/word/2010/wordprocessingInk" xmlns:wne="http://schemas.microsoft.com/office/word/2006/wordml" xmlns:wps="http://schemas.microsoft.com/office/word/2010/wordprocessingShape" xmlns:wpsCustomData="http://www.wps.cn/officeDocument/2013/wpsCustomData" mc:Ignorable="w14 w15 wp14">
+  <w:footnote w:type="separator" w:id="0">
+    <w:p>
+      <w:pPr>
+        <w:spacing w:before="0" w:after="0" w:line="276" w:lineRule="auto"/>
+      </w:pPr>
+      <w:r>
+        <w:separator/>
+      </w:r>
+    </w:p>
+  </w:footnote>
+  <w:footnote w:type="continuationSeparator" w:id="1">
+    <w:p>
+      <w:pPr>
+        <w:spacing w:before="0" w:after="0" w:line="276" w:lineRule="auto"/>
+      </w:pPr>
+      <w:r>
+        <w:continuationSeparator/>
+      </w:r>
+    </w:p>
+  </w:footnote>
+</w:footnotes>
+</file>
+
 <file path=word/styles.xml><?xml version="1.0" encoding="utf-8"?>
-<w:styles xmlns:mc="http://schemas.openxmlformats.org/markup-compatibility/2006" xmlns:r="http://schemas.openxmlformats.org/officeDocument/2006/relationships" xmlns:w="http://schemas.openxmlformats.org/wordprocessingml/2006/main" xmlns:w14="http://schemas.microsoft.com/office/word/2010/wordml" mc:Ignorable="w14">
+<w:styles xmlns:mc="http://schemas.openxmlformats.org/markup-compatibility/2006" xmlns:o="urn:schemas-microsoft-com:office:office" xmlns:r="http://schemas.openxmlformats.org/officeDocument/2006/relationships" xmlns:m="http://schemas.openxmlformats.org/officeDocument/2006/math" xmlns:v="urn:schemas-microsoft-com:vml" xmlns:w="http://schemas.openxmlformats.org/wordprocessingml/2006/main" xmlns:w14="http://schemas.microsoft.com/office/word/2010/wordml" xmlns:w10="urn:schemas-microsoft-com:office:word" xmlns:sl="http://schemas.openxmlformats.org/schemaLibrary/2006/main" xmlns:wpsCustomData="http://www.wps.cn/officeDocument/2013/wpsCustomData" mc:Ignorable="w14">
   <w:docDefaults>
     <w:rPrDefault>
       <w:rPr>
-        <w:rFonts w:asciiTheme="minorHAnsi" w:eastAsiaTheme="minorHAnsi" w:hAnsiTheme="minorHAnsi" w:cstheme="minorBidi"/>
-        <w:sz w:val="22"/>
-        <w:szCs w:val="22"/>
-        <w:lang w:val="en-US" w:eastAsia="en-US" w:bidi="ar-SA"/>
+        <w:rFonts w:asciiTheme="minorHAnsi" w:hAnsiTheme="minorHAnsi" w:eastAsiaTheme="minorHAnsi" w:cstheme="minorBidi"/>
       </w:rPr>
     </w:rPrDefault>
-    <w:pPrDefault>
-      <w:pPr>
-        <w:spacing w:after="200" w:line="276" w:lineRule="auto"/>
-      </w:pPr>
-    </w:pPrDefault>
+    <w:pPrDefault/>
   </w:docDefaults>
-  <w:latentStyles w:defLockedState="0" w:defUIPriority="99" w:defSemiHidden="1" w:defUnhideWhenUsed="1" w:defQFormat="0" w:count="267">
-    <w:lsdException w:name="Normal" w:semiHidden="0" w:uiPriority="0" w:unhideWhenUsed="0" w:qFormat="1"/>
-    <w:lsdException w:name="heading 1" w:semiHidden="0" w:uiPriority="9" w:unhideWhenUsed="0" w:qFormat="1"/>
-    <w:lsdException w:name="heading 2" w:uiPriority="9" w:qFormat="1"/>
-    <w:lsdException w:name="heading 3" w:uiPriority="9" w:qFormat="1"/>
-    <w:lsdException w:name="heading 4" w:uiPriority="9" w:qFormat="1"/>
-    <w:lsdException w:name="heading 5" w:uiPriority="9" w:qFormat="1"/>
-    <w:lsdException w:name="heading 6" w:uiPriority="9" w:qFormat="1"/>
-    <w:lsdException w:name="heading 7" w:uiPriority="9" w:qFormat="1"/>
-    <w:lsdException w:name="heading 8" w:uiPriority="9" w:qFormat="1"/>
-    <w:lsdException w:name="heading 9" w:uiPriority="9" w:qFormat="1"/>
-    <w:lsdException w:name="toc 1" w:uiPriority="39"/>
-    <w:lsdException w:name="toc 2" w:uiPriority="39"/>
-    <w:lsdException w:name="toc 3" w:uiPriority="39"/>
-    <w:lsdException w:name="toc 4" w:uiPriority="39"/>
-    <w:lsdException w:name="toc 5" w:uiPriority="39"/>
-    <w:lsdException w:name="toc 6" w:uiPriority="39"/>
-    <w:lsdException w:name="toc 7" w:uiPriority="39"/>
-    <w:lsdException w:name="toc 8" w:uiPriority="39"/>
-    <w:lsdException w:name="toc 9" w:uiPriority="39"/>
-    <w:lsdException w:name="caption" w:uiPriority="35" w:qFormat="1"/>
-    <w:lsdException w:name="Title" w:semiHidden="0" w:uiPriority="10" w:unhideWhenUsed="0" w:qFormat="1"/>
-    <w:lsdException w:name="Default Paragraph Font" w:uiPriority="1"/>
-    <w:lsdException w:name="Subtitle" w:semiHidden="0" w:uiPriority="11" w:unhideWhenUsed="0" w:qFormat="1"/>
-    <w:lsdException w:name="Strong" w:semiHidden="0" w:uiPriority="22" w:unhideWhenUsed="0" w:qFormat="1"/>
-    <w:lsdException w:name="Emphasis" w:semiHidden="0" w:uiPriority="20" w:unhideWhenUsed="0" w:qFormat="1"/>
-    <w:lsdException w:name="Table Grid" w:semiHidden="0" w:uiPriority="59" w:unhideWhenUsed="0"/>
-    <w:lsdException w:name="Placeholder Text" w:unhideWhenUsed="0"/>
-    <w:lsdException w:name="No Spacing" w:semiHidden="0" w:uiPriority="1" w:unhideWhenUsed="0" w:qFormat="1"/>
-    <w:lsdException w:name="Light Shading" w:semiHidden="0" w:uiPriority="60" w:unhideWhenUsed="0"/>
-    <w:lsdException w:name="Light List" w:semiHidden="0" w:uiPriority="61" w:unhideWhenUsed="0"/>
-    <w:lsdException w:name="Light Grid" w:semiHidden="0" w:uiPriority="62" w:unhideWhenUsed="0"/>
-    <w:lsdException w:name="Medium Shading 1" w:semiHidden="0" w:uiPriority="63" w:unhideWhenUsed="0"/>
-    <w:lsdException w:name="Medium Shading 2" w:semiHidden="0" w:uiPriority="64" w:unhideWhenUsed="0"/>
-    <w:lsdException w:name="Medium List 1" w:semiHidden="0" w:uiPriority="65" w:unhideWhenUsed="0"/>
-    <w:lsdException w:name="Medium List 2" w:semiHidden="0" w:uiPriority="66" w:unhideWhenUsed="0"/>
-    <w:lsdException w:name="Medium Grid 1" w:semiHidden="0" w:uiPriority="67" w:unhideWhenUsed="0"/>
-    <w:lsdException w:name="Medium Grid 2" w:semiHidden="0" w:uiPriority="68" w:unhideWhenUsed="0"/>
-    <w:lsdException w:name="Medium Grid 3" w:semiHidden="0" w:uiPriority="69" w:unhideWhenUsed="0"/>
-    <w:lsdException w:name="Dark List" w:semiHidden="0" w:uiPriority="70" w:unhideWhenUsed="0"/>
-    <w:lsdException w:name="Colorful Shading" w:semiHidden="0" w:uiPriority="71" w:unhideWhenUsed="0"/>
-    <w:lsdException w:name="Colorful List" w:semiHidden="0" w:uiPriority="72" w:unhideWhenUsed="0"/>
-    <w:lsdException w:name="Colorful Grid" w:semiHidden="0" w:uiPriority="73" w:unhideWhenUsed="0"/>
-    <w:lsdException w:name="Light Shading Accent 1" w:semiHidden="0" w:uiPriority="60" w:unhideWhenUsed="0"/>
-    <w:lsdException w:name="Light List Accent 1" w:semiHidden="0" w:uiPriority="61" w:unhideWhenUsed="0"/>
-    <w:lsdException w:name="Light Grid Accent 1" w:semiHidden="0" w:uiPriority="62" w:unhideWhenUsed="0"/>
-    <w:lsdException w:name="Medium Shading 1 Accent 1" w:semiHidden="0" w:uiPriority="63" w:unhideWhenUsed="0"/>
-    <w:lsdException w:name="Medium Shading 2 Accent 1" w:semiHidden="0" w:uiPriority="64" w:unhideWhenUsed="0"/>
-    <w:lsdException w:name="Medium List 1 Accent 1" w:semiHidden="0" w:uiPriority="65" w:unhideWhenUsed="0"/>
-    <w:lsdException w:name="Revision" w:unhideWhenUsed="0"/>
-    <w:lsdException w:name="List Paragraph" w:semiHidden="0" w:uiPriority="34" w:unhideWhenUsed="0" w:qFormat="1"/>
-    <w:lsdException w:name="Quote" w:semiHidden="0" w:uiPriority="29" w:unhideWhenUsed="0" w:qFormat="1"/>
-    <w:lsdException w:name="Intense Quote" w:semiHidden="0" w:uiPriority="30" w:unhideWhenUsed="0" w:qFormat="1"/>
-    <w:lsdException w:name="Medium List 2 Accent 1" w:semiHidden="0" w:uiPriority="66" w:unhideWhenUsed="0"/>
-    <w:lsdException w:name="Medium Grid 1 Accent 1" w:semiHidden="0" w:uiPriority="67" w:unhideWhenUsed="0"/>
-    <w:lsdException w:name="Medium Grid 2 Accent 1" w:semiHidden="0" w:uiPriority="68" w:unhideWhenUsed="0"/>
-    <w:lsdException w:name="Medium Grid 3 Accent 1" w:semiHidden="0" w:uiPriority="69" w:unhideWhenUsed="0"/>
-    <w:lsdException w:name="Dark List Accent 1" w:semiHidden="0" w:uiPriority="70" w:unhideWhenUsed="0"/>
-    <w:lsdException w:name="Colorful Shading Accent 1" w:semiHidden="0" w:uiPriority="71" w:unhideWhenUsed="0"/>
-    <w:lsdException w:name="Colorful List Accent 1" w:semiHidden="0" w:uiPriority="72" w:unhideWhenUsed="0"/>
-    <w:lsdException w:name="Colorful Grid Accent 1" w:semiHidden="0" w:uiPriority="73" w:unhideWhenUsed="0"/>
-    <w:lsdException w:name="Light Shading Accent 2" w:semiHidden="0" w:uiPriority="60" w:unhideWhenUsed="0"/>
-    <w:lsdException w:name="Light List Accent 2" w:semiHidden="0" w:uiPriority="61" w:unhideWhenUsed="0"/>
-    <w:lsdException w:name="Light Grid Accent 2" w:semiHidden="0" w:uiPriority="62" w:unhideWhenUsed="0"/>
-    <w:lsdException w:name="Medium Shading 1 Accent 2" w:semiHidden="0" w:uiPriority="63" w:unhideWhenUsed="0"/>
-    <w:lsdException w:name="Medium Shading 2 Accent 2" w:semiHidden="0" w:uiPriority="64" w:unhideWhenUsed="0"/>
-    <w:lsdException w:name="Medium List 1 Accent 2" w:semiHidden="0" w:uiPriority="65" w:unhideWhenUsed="0"/>
-    <w:lsdException w:name="Medium List 2 Accent 2" w:semiHidden="0" w:uiPriority="66" w:unhideWhenUsed="0"/>
-    <w:lsdException w:name="Medium Grid 1 Accent 2" w:semiHidden="0" w:uiPriority="67" w:unhideWhenUsed="0"/>
-    <w:lsdException w:name="Medium Grid 2 Accent 2" w:semiHidden="0" w:uiPriority="68" w:unhideWhenUsed="0"/>
-    <w:lsdException w:name="Medium Grid 3 Accent 2" w:semiHidden="0" w:uiPriority="69" w:unhideWhenUsed="0"/>
-    <w:lsdException w:name="Dark List Accent 2" w:semiHidden="0" w:uiPriority="70" w:unhideWhenUsed="0"/>
-    <w:lsdException w:name="Colorful Shading Accent 2" w:semiHidden="0" w:uiPriority="71" w:unhideWhenUsed="0"/>
-    <w:lsdException w:name="Colorful List Accent 2" w:semiHidden="0" w:uiPriority="72" w:unhideWhenUsed="0"/>
-    <w:lsdException w:name="Colorful Grid Accent 2" w:semiHidden="0" w:uiPriority="73" w:unhideWhenUsed="0"/>
-    <w:lsdException w:name="Light Shading Accent 3" w:semiHidden="0" w:uiPriority="60" w:unhideWhenUsed="0"/>
-    <w:lsdException w:name="Light List Accent 3" w:semiHidden="0" w:uiPriority="61" w:unhideWhenUsed="0"/>
-    <w:lsdException w:name="Light Grid Accent 3" w:semiHidden="0" w:uiPriority="62" w:unhideWhenUsed="0"/>
-    <w:lsdException w:name="Medium Shading 1 Accent 3" w:semiHidden="0" w:uiPriority="63" w:unhideWhenUsed="0"/>
-    <w:lsdException w:name="Medium Shading 2 Accent 3" w:semiHidden="0" w:uiPriority="64" w:unhideWhenUsed="0"/>
-    <w:lsdException w:name="Medium List 1 Accent 3" w:semiHidden="0" w:uiPriority="65" w:unhideWhenUsed="0"/>
-    <w:lsdException w:name="Medium List 2 Accent 3" w:semiHidden="0" w:uiPriority="66" w:unhideWhenUsed="0"/>
-    <w:lsdException w:name="Medium Grid 1 Accent 3" w:semiHidden="0" w:uiPriority="67" w:unhideWhenUsed="0"/>
-    <w:lsdException w:name="Medium Grid 2 Accent 3" w:semiHidden="0" w:uiPriority="68" w:unhideWhenUsed="0"/>
-    <w:lsdException w:name="Medium Grid 3 Accent 3" w:semiHidden="0" w:uiPriority="69" w:unhideWhenUsed="0"/>
-    <w:lsdException w:name="Dark List Accent 3" w:semiHidden="0" w:uiPriority="70" w:unhideWhenUsed="0"/>
-    <w:lsdException w:name="Colorful Shading Accent 3" w:semiHidden="0" w:uiPriority="71" w:unhideWhenUsed="0"/>
-    <w:lsdException w:name="Colorful List Accent 3" w:semiHidden="0" w:uiPriority="72" w:unhideWhenUsed="0"/>
-    <w:lsdException w:name="Colorful Grid Accent 3" w:semiHidden="0" w:uiPriority="73" w:unhideWhenUsed="0"/>
-    <w:lsdException w:name="Light Shading Accent 4" w:semiHidden="0" w:uiPriority="60" w:unhideWhenUsed="0"/>
-    <w:lsdException w:name="Light List Accent 4" w:semiHidden="0" w:uiPriority="61" w:unhideWhenUsed="0"/>
-    <w:lsdException w:name="Light Grid Accent 4" w:semiHidden="0" w:uiPriority="62" w:unhideWhenUsed="0"/>
-    <w:lsdException w:name="Medium Shading 1 Accent 4" w:semiHidden="0" w:uiPriority="63" w:unhideWhenUsed="0"/>
-    <w:lsdException w:name="Medium Shading 2 Accent 4" w:semiHidden="0" w:uiPriority="64" w:unhideWhenUsed="0"/>
-    <w:lsdException w:name="Medium List 1 Accent 4" w:semiHidden="0" w:uiPriority="65" w:unhideWhenUsed="0"/>
-    <w:lsdException w:name="Medium List 2 Accent 4" w:semiHidden="0" w:uiPriority="66" w:unhideWhenUsed="0"/>
-    <w:lsdException w:name="Medium Grid 1 Accent 4" w:semiHidden="0" w:uiPriority="67" w:unhideWhenUsed="0"/>
-    <w:lsdException w:name="Medium Grid 2 Accent 4" w:semiHidden="0" w:uiPriority="68" w:unhideWhenUsed="0"/>
-    <w:lsdException w:name="Medium Grid 3 Accent 4" w:semiHidden="0" w:uiPriority="69" w:unhideWhenUsed="0"/>
-    <w:lsdException w:name="Dark List Accent 4" w:semiHidden="0" w:uiPriority="70" w:unhideWhenUsed="0"/>
-    <w:lsdException w:name="Colorful Shading Accent 4" w:semiHidden="0" w:uiPriority="71" w:unhideWhenUsed="0"/>
-    <w:lsdException w:name="Colorful List Accent 4" w:semiHidden="0" w:uiPriority="72" w:unhideWhenUsed="0"/>
-    <w:lsdException w:name="Colorful Grid Accent 4" w:semiHidden="0" w:uiPriority="73" w:unhideWhenUsed="0"/>
-    <w:lsdException w:name="Light Shading Accent 5" w:semiHidden="0" w:uiPriority="60" w:unhideWhenUsed="0"/>
-    <w:lsdException w:name="Light List Accent 5" w:semiHidden="0" w:uiPriority="61" w:unhideWhenUsed="0"/>
-    <w:lsdException w:name="Light Grid Accent 5" w:semiHidden="0" w:uiPriority="62" w:unhideWhenUsed="0"/>
-    <w:lsdException w:name="Medium Shading 1 Accent 5" w:semiHidden="0" w:uiPriority="63" w:unhideWhenUsed="0"/>
-    <w:lsdException w:name="Medium Shading 2 Accent 5" w:semiHidden="0" w:uiPriority="64" w:unhideWhenUsed="0"/>
-    <w:lsdException w:name="Medium List 1 Accent 5" w:semiHidden="0" w:uiPriority="65" w:unhideWhenUsed="0"/>
-    <w:lsdException w:name="Medium List 2 Accent 5" w:semiHidden="0" w:uiPriority="66" w:unhideWhenUsed="0"/>
-    <w:lsdException w:name="Medium Grid 1 Accent 5" w:semiHidden="0" w:uiPriority="67" w:unhideWhenUsed="0"/>
-    <w:lsdException w:name="Medium Grid 2 Accent 5" w:semiHidden="0" w:uiPriority="68" w:unhideWhenUsed="0"/>
-    <w:lsdException w:name="Medium Grid 3 Accent 5" w:semiHidden="0" w:uiPriority="69" w:unhideWhenUsed="0"/>
-    <w:lsdException w:name="Dark List Accent 5" w:semiHidden="0" w:uiPriority="70" w:unhideWhenUsed="0"/>
-    <w:lsdException w:name="Colorful Shading Accent 5" w:semiHidden="0" w:uiPriority="71" w:unhideWhenUsed="0"/>
-    <w:lsdException w:name="Colorful List Accent 5" w:semiHidden="0" w:uiPriority="72" w:unhideWhenUsed="0"/>
-    <w:lsdException w:name="Colorful Grid Accent 5" w:semiHidden="0" w:uiPriority="73" w:unhideWhenUsed="0"/>
-    <w:lsdException w:name="Light Shading Accent 6" w:semiHidden="0" w:uiPriority="60" w:unhideWhenUsed="0"/>
-    <w:lsdException w:name="Light List Accent 6" w:semiHidden="0" w:uiPriority="61" w:unhideWhenUsed="0"/>
-    <w:lsdException w:name="Light Grid Accent 6" w:semiHidden="0" w:uiPriority="62" w:unhideWhenUsed="0"/>
-    <w:lsdException w:name="Medium Shading 1 Accent 6" w:semiHidden="0" w:uiPriority="63" w:unhideWhenUsed="0"/>
-    <w:lsdException w:name="Medium Shading 2 Accent 6" w:semiHidden="0" w:uiPriority="64" w:unhideWhenUsed="0"/>
-    <w:lsdException w:name="Medium List 1 Accent 6" w:semiHidden="0" w:uiPriority="65" w:unhideWhenUsed="0"/>
-    <w:lsdException w:name="Medium List 2 Accent 6" w:semiHidden="0" w:uiPriority="66" w:unhideWhenUsed="0"/>
-    <w:lsdException w:name="Medium Grid 1 Accent 6" w:semiHidden="0" w:uiPriority="67" w:unhideWhenUsed="0"/>
-    <w:lsdException w:name="Medium Grid 2 Accent 6" w:semiHidden="0" w:uiPriority="68" w:unhideWhenUsed="0"/>
-    <w:lsdException w:name="Medium Grid 3 Accent 6" w:semiHidden="0" w:uiPriority="69" w:unhideWhenUsed="0"/>
-    <w:lsdException w:name="Dark List Accent 6" w:semiHidden="0" w:uiPriority="70" w:unhideWhenUsed="0"/>
-    <w:lsdException w:name="Colorful Shading Accent 6" w:semiHidden="0" w:uiPriority="71" w:unhideWhenUsed="0"/>
-    <w:lsdException w:name="Colorful List Accent 6" w:semiHidden="0" w:uiPriority="72" w:unhideWhenUsed="0"/>
-    <w:lsdException w:name="Colorful Grid Accent 6" w:semiHidden="0" w:uiPriority="73" w:unhideWhenUsed="0"/>
-    <w:lsdException w:name="Subtle Emphasis" w:semiHidden="0" w:uiPriority="19" w:unhideWhenUsed="0" w:qFormat="1"/>
-    <w:lsdException w:name="Intense Emphasis" w:semiHidden="0" w:uiPriority="21" w:unhideWhenUsed="0" w:qFormat="1"/>
-    <w:lsdException w:name="Subtle Reference" w:semiHidden="0" w:uiPriority="31" w:unhideWhenUsed="0" w:qFormat="1"/>
-    <w:lsdException w:name="Intense Reference" w:semiHidden="0" w:uiPriority="32" w:unhideWhenUsed="0" w:qFormat="1"/>
-    <w:lsdException w:name="Book Title" w:semiHidden="0" w:uiPriority="33" w:unhideWhenUsed="0" w:qFormat="1"/>
-    <w:lsdException w:name="Bibliography" w:uiPriority="37"/>
-    <w:lsdException w:name="TOC Heading" w:uiPriority="39" w:qFormat="1"/>
+  <w:latentStyles w:count="260" w:defQFormat="0" w:defUnhideWhenUsed="1" w:defSemiHidden="1" w:defUIPriority="99" w:defLockedState="0">
+    <w:lsdException w:qFormat="1" w:unhideWhenUsed="0" w:uiPriority="0" w:semiHidden="0" w:name="Normal"/>
+    <w:lsdException w:qFormat="1" w:unhideWhenUsed="0" w:uiPriority="9" w:semiHidden="0" w:name="heading 1"/>
+    <w:lsdException w:qFormat="1" w:uiPriority="9" w:name="heading 2"/>
+    <w:lsdException w:qFormat="1" w:uiPriority="9" w:name="heading 3"/>
+    <w:lsdException w:qFormat="1" w:uiPriority="9" w:name="heading 4"/>
+    <w:lsdException w:qFormat="1" w:uiPriority="9" w:name="heading 5"/>
+    <w:lsdException w:qFormat="1" w:uiPriority="9" w:name="heading 6"/>
+    <w:lsdException w:qFormat="1" w:uiPriority="9" w:name="heading 7"/>
+    <w:lsdException w:qFormat="1" w:uiPriority="9" w:name="heading 8"/>
+    <w:lsdException w:qFormat="1" w:uiPriority="9" w:name="heading 9"/>
+    <w:lsdException w:uiPriority="99" w:name="index 1"/>
+    <w:lsdException w:uiPriority="99" w:name="index 2"/>
+    <w:lsdException w:uiPriority="99" w:name="index 3"/>
+    <w:lsdException w:uiPriority="99" w:name="index 4"/>
+    <w:lsdException w:uiPriority="99" w:name="index 5"/>
+    <w:lsdException w:uiPriority="99" w:name="index 6"/>
+    <w:lsdException w:uiPriority="99" w:name="index 7"/>
+    <w:lsdException w:uiPriority="99" w:name="index 8"/>
+    <w:lsdException w:uiPriority="99" w:name="index 9"/>
+    <w:lsdException w:uiPriority="39" w:name="toc 1"/>
+    <w:lsdException w:uiPriority="39" w:name="toc 2"/>
+    <w:lsdException w:uiPriority="39" w:name="toc 3"/>
+    <w:lsdException w:uiPriority="39" w:name="toc 4"/>
+    <w:lsdException w:uiPriority="39" w:name="toc 5"/>
+    <w:lsdException w:uiPriority="39" w:name="toc 6"/>
+    <w:lsdException w:uiPriority="39" w:name="toc 7"/>
+    <w:lsdException w:uiPriority="39" w:name="toc 8"/>
+    <w:lsdException w:uiPriority="39" w:name="toc 9"/>
+    <w:lsdException w:uiPriority="99" w:name="Normal Indent"/>
+    <w:lsdException w:uiPriority="99" w:name="footnote text"/>
+    <w:lsdException w:uiPriority="99" w:name="annotation text"/>
+    <w:lsdException w:uiPriority="99" w:name="header"/>
+    <w:lsdException w:uiPriority="99" w:name="footer"/>
+    <w:lsdException w:uiPriority="99" w:name="index heading"/>
+    <w:lsdException w:qFormat="1" w:uiPriority="35" w:name="caption"/>
+    <w:lsdException w:uiPriority="99" w:name="table of figures"/>
+    <w:lsdException w:uiPriority="99" w:name="envelope address"/>
+    <w:lsdException w:uiPriority="99" w:name="envelope return"/>
+    <w:lsdException w:uiPriority="99" w:name="footnote reference"/>
+    <w:lsdException w:uiPriority="99" w:name="annotation reference"/>
+    <w:lsdException w:uiPriority="99" w:name="line number"/>
+    <w:lsdException w:uiPriority="99" w:name="page number"/>
+    <w:lsdException w:uiPriority="99" w:name="endnote reference"/>
+    <w:lsdException w:uiPriority="99" w:name="endnote text"/>
+    <w:lsdException w:uiPriority="99" w:name="table of authorities"/>
+    <w:lsdException w:uiPriority="99" w:name="macro"/>
+    <w:lsdException w:uiPriority="99" w:name="toa heading"/>
+    <w:lsdException w:uiPriority="99" w:name="List"/>
+    <w:lsdException w:uiPriority="99" w:name="List Bullet"/>
+    <w:lsdException w:uiPriority="99" w:name="List Number"/>
+    <w:lsdException w:uiPriority="99" w:name="List 2"/>
+    <w:lsdException w:uiPriority="99" w:name="List 3"/>
+    <w:lsdException w:uiPriority="99" w:name="List 4"/>
+    <w:lsdException w:uiPriority="99" w:name="List 5"/>
+    <w:lsdException w:uiPriority="99" w:name="List Bullet 2"/>
+    <w:lsdException w:uiPriority="99" w:name="List Bullet 3"/>
+    <w:lsdException w:uiPriority="99" w:name="List Bullet 4"/>
+    <w:lsdException w:uiPriority="99" w:name="List Bullet 5"/>
+    <w:lsdException w:uiPriority="99" w:name="List Number 2"/>
+    <w:lsdException w:uiPriority="99" w:name="List Number 3"/>
+    <w:lsdException w:uiPriority="99" w:name="List Number 4"/>
+    <w:lsdException w:uiPriority="99" w:name="List Number 5"/>
+    <w:lsdException w:qFormat="1" w:unhideWhenUsed="0" w:uiPriority="10" w:semiHidden="0" w:name="Title"/>
+    <w:lsdException w:uiPriority="99" w:name="Closing"/>
+    <w:lsdException w:uiPriority="99" w:name="Signature"/>
+    <w:lsdException w:qFormat="1" w:uiPriority="1" w:name="Default Paragraph Font"/>
+    <w:lsdException w:uiPriority="99" w:name="Body Text"/>
+    <w:lsdException w:uiPriority="99" w:name="Body Text Indent"/>
+    <w:lsdException w:uiPriority="99" w:name="List Continue"/>
+    <w:lsdException w:uiPriority="99" w:name="List Continue 2"/>
+    <w:lsdException w:uiPriority="99" w:name="List Continue 3"/>
+    <w:lsdException w:uiPriority="99" w:name="List Continue 4"/>
+    <w:lsdException w:uiPriority="99" w:name="List Continue 5"/>
+    <w:lsdException w:uiPriority="99" w:name="Message Header"/>
+    <w:lsdException w:qFormat="1" w:unhideWhenUsed="0" w:uiPriority="11" w:semiHidden="0" w:name="Subtitle"/>
+    <w:lsdException w:uiPriority="99" w:name="Salutation"/>
+    <w:lsdException w:uiPriority="99" w:name="Date"/>
+    <w:lsdException w:uiPriority="99" w:name="Body Text First Indent"/>
+    <w:lsdException w:uiPriority="99" w:name="Body Text First Indent 2"/>
+    <w:lsdException w:uiPriority="99" w:name="Note Heading"/>
+    <w:lsdException w:uiPriority="99" w:name="Body Text 2"/>
+    <w:lsdException w:uiPriority="99" w:name="Body Text 3"/>
+    <w:lsdException w:uiPriority="99" w:name="Body Text Indent 2"/>
+    <w:lsdException w:uiPriority="99" w:name="Body Text Indent 3"/>
+    <w:lsdException w:uiPriority="99" w:name="Block Text"/>
+    <w:lsdException w:uiPriority="99" w:name="Hyperlink"/>
+    <w:lsdException w:uiPriority="99" w:name="FollowedHyperlink"/>
+    <w:lsdException w:qFormat="1" w:unhideWhenUsed="0" w:uiPriority="22" w:semiHidden="0" w:name="Strong"/>
+    <w:lsdException w:qFormat="1" w:unhideWhenUsed="0" w:uiPriority="20" w:semiHidden="0" w:name="Emphasis"/>
+    <w:lsdException w:uiPriority="99" w:name="Document Map"/>
+    <w:lsdException w:uiPriority="99" w:name="Plain Text"/>
+    <w:lsdException w:uiPriority="99" w:name="E-mail Signature"/>
+    <w:lsdException w:uiPriority="99" w:name="Normal (Web)"/>
+    <w:lsdException w:uiPriority="99" w:name="HTML Acronym"/>
+    <w:lsdException w:uiPriority="99" w:name="HTML Address"/>
+    <w:lsdException w:uiPriority="99" w:name="HTML Cite"/>
+    <w:lsdException w:uiPriority="99" w:name="HTML Code"/>
+    <w:lsdException w:uiPriority="99" w:name="HTML Definition"/>
+    <w:lsdException w:uiPriority="99" w:name="HTML Keyboard"/>
+    <w:lsdException w:uiPriority="99" w:name="HTML Preformatted"/>
+    <w:lsdException w:uiPriority="99" w:name="HTML Sample"/>
+    <w:lsdException w:uiPriority="99" w:name="HTML Typewriter"/>
+    <w:lsdException w:uiPriority="99" w:name="HTML Variable"/>
+    <w:lsdException w:qFormat="1" w:uiPriority="99" w:name="Normal Table"/>
+    <w:lsdException w:uiPriority="99" w:name="annotation subject"/>
+    <w:lsdException w:uiPriority="99" w:name="Table Simple 1"/>
+    <w:lsdException w:uiPriority="99" w:name="Table Simple 2"/>
+    <w:lsdException w:uiPriority="99" w:name="Table Simple 3"/>
+    <w:lsdException w:uiPriority="99" w:name="Table Classic 1"/>
+    <w:lsdException w:uiPriority="99" w:name="Table Classic 2"/>
+    <w:lsdException w:uiPriority="99" w:name="Table Classic 3"/>
+    <w:lsdException w:uiPriority="99" w:name="Table Classic 4"/>
+    <w:lsdException w:uiPriority="99" w:name="Table Colorful 1"/>
+    <w:lsdException w:uiPriority="99" w:name="Table Colorful 2"/>
+    <w:lsdException w:uiPriority="99" w:name="Table Colorful 3"/>
+    <w:lsdException w:uiPriority="99" w:name="Table Columns 1"/>
+    <w:lsdException w:uiPriority="99" w:name="Table Columns 2"/>
+    <w:lsdException w:uiPriority="99" w:name="Table Columns 3"/>
+    <w:lsdException w:uiPriority="99" w:name="Table Columns 4"/>
+    <w:lsdException w:uiPriority="99" w:name="Table Columns 5"/>
+    <w:lsdException w:uiPriority="99" w:name="Table Grid 1"/>
+    <w:lsdException w:uiPriority="99" w:name="Table Grid 2"/>
+    <w:lsdException w:uiPriority="99" w:name="Table Grid 3"/>
+    <w:lsdException w:uiPriority="99" w:name="Table Grid 4"/>
+    <w:lsdException w:uiPriority="99" w:name="Table Grid 5"/>
+    <w:lsdException w:uiPriority="99" w:name="Table Grid 6"/>
+    <w:lsdException w:uiPriority="99" w:name="Table Grid 7"/>
+    <w:lsdException w:uiPriority="99" w:name="Table Grid 8"/>
+    <w:lsdException w:uiPriority="99" w:name="Table List 1"/>
+    <w:lsdException w:uiPriority="99" w:name="Table List 2"/>
+    <w:lsdException w:uiPriority="99" w:name="Table List 3"/>
+    <w:lsdException w:uiPriority="99" w:name="Table List 4"/>
+    <w:lsdException w:uiPriority="99" w:name="Table List 5"/>
+    <w:lsdException w:uiPriority="99" w:name="Table List 6"/>
+    <w:lsdException w:uiPriority="99" w:name="Table List 7"/>
+    <w:lsdException w:uiPriority="99" w:name="Table List 8"/>
+    <w:lsdException w:uiPriority="99" w:name="Table 3D effects 1"/>
+    <w:lsdException w:uiPriority="99" w:name="Table 3D effects 2"/>
+    <w:lsdException w:uiPriority="99" w:name="Table 3D effects 3"/>
+    <w:lsdException w:uiPriority="99" w:name="Table Contemporary"/>
+    <w:lsdException w:uiPriority="99" w:name="Table Elegant"/>
+    <w:lsdException w:uiPriority="99" w:name="Table Professional"/>
+    <w:lsdException w:uiPriority="99" w:name="Table Subtle 1"/>
+    <w:lsdException w:uiPriority="99" w:name="Table Subtle 2"/>
+    <w:lsdException w:uiPriority="99" w:name="Table Web 1"/>
+    <w:lsdException w:uiPriority="99" w:name="Table Web 2"/>
+    <w:lsdException w:uiPriority="99" w:name="Table Web 3"/>
+    <w:lsdException w:qFormat="1" w:uiPriority="99" w:name="Balloon Text"/>
+    <w:lsdException w:qFormat="1" w:unhideWhenUsed="0" w:uiPriority="59" w:semiHidden="0" w:name="Table Grid"/>
+    <w:lsdException w:uiPriority="99" w:name="Table Theme"/>
+    <w:lsdException w:qFormat="1" w:unhideWhenUsed="0" w:uiPriority="1" w:semiHidden="0" w:name="No Spacing"/>
+    <w:lsdException w:unhideWhenUsed="0" w:uiPriority="60" w:semiHidden="0" w:name="Light Shading"/>
+    <w:lsdException w:unhideWhenUsed="0" w:uiPriority="61" w:semiHidden="0" w:name="Light List"/>
+    <w:lsdException w:unhideWhenUsed="0" w:uiPriority="62" w:semiHidden="0" w:name="Light Grid"/>
+    <w:lsdException w:unhideWhenUsed="0" w:uiPriority="63" w:semiHidden="0" w:name="Medium Shading 1"/>
+    <w:lsdException w:unhideWhenUsed="0" w:uiPriority="64" w:semiHidden="0" w:name="Medium Shading 2"/>
+    <w:lsdException w:unhideWhenUsed="0" w:uiPriority="65" w:semiHidden="0" w:name="Medium List 1"/>
+    <w:lsdException w:unhideWhenUsed="0" w:uiPriority="66" w:semiHidden="0" w:name="Medium List 2"/>
+    <w:lsdException w:unhideWhenUsed="0" w:uiPriority="67" w:semiHidden="0" w:name="Medium Grid 1"/>
+    <w:lsdException w:unhideWhenUsed="0" w:uiPriority="68" w:semiHidden="0" w:name="Medium Grid 2"/>
+    <w:lsdException w:unhideWhenUsed="0" w:uiPriority="69" w:semiHidden="0" w:name="Medium Grid 3"/>
+    <w:lsdException w:unhideWhenUsed="0" w:uiPriority="70" w:semiHidden="0" w:name="Dark List"/>
+    <w:lsdException w:unhideWhenUsed="0" w:uiPriority="71" w:semiHidden="0" w:name="Colorful Shading"/>
+    <w:lsdException w:unhideWhenUsed="0" w:uiPriority="72" w:semiHidden="0" w:name="Colorful List"/>
+    <w:lsdException w:unhideWhenUsed="0" w:uiPriority="73" w:semiHidden="0" w:name="Colorful Grid"/>
+    <w:lsdException w:unhideWhenUsed="0" w:uiPriority="60" w:semiHidden="0" w:name="Light Shading Accent 1"/>
+    <w:lsdException w:unhideWhenUsed="0" w:uiPriority="61" w:semiHidden="0" w:name="Light List Accent 1"/>
+    <w:lsdException w:unhideWhenUsed="0" w:uiPriority="62" w:semiHidden="0" w:name="Light Grid Accent 1"/>
+    <w:lsdException w:unhideWhenUsed="0" w:uiPriority="63" w:semiHidden="0" w:name="Medium Shading 1 Accent 1"/>
+    <w:lsdException w:unhideWhenUsed="0" w:uiPriority="64" w:semiHidden="0" w:name="Medium Shading 2 Accent 1"/>
+    <w:lsdException w:unhideWhenUsed="0" w:uiPriority="65" w:semiHidden="0" w:name="Medium List 1 Accent 1"/>
+    <w:lsdException w:unhideWhenUsed="0" w:uiPriority="66" w:semiHidden="0" w:name="Medium List 2 Accent 1"/>
+    <w:lsdException w:unhideWhenUsed="0" w:uiPriority="67" w:semiHidden="0" w:name="Medium Grid 1 Accent 1"/>
+    <w:lsdException w:unhideWhenUsed="0" w:uiPriority="68" w:semiHidden="0" w:name="Medium Grid 2 Accent 1"/>
+    <w:lsdException w:unhideWhenUsed="0" w:uiPriority="69" w:semiHidden="0" w:name="Medium Grid 3 Accent 1"/>
+    <w:lsdException w:unhideWhenUsed="0" w:uiPriority="70" w:semiHidden="0" w:name="Dark List Accent 1"/>
+    <w:lsdException w:unhideWhenUsed="0" w:uiPriority="71" w:semiHidden="0" w:name="Colorful Shading Accent 1"/>
+    <w:lsdException w:unhideWhenUsed="0" w:uiPriority="72" w:semiHidden="0" w:name="Colorful List Accent 1"/>
+    <w:lsdException w:unhideWhenUsed="0" w:uiPriority="73" w:semiHidden="0" w:name="Colorful Grid Accent 1"/>
+    <w:lsdException w:unhideWhenUsed="0" w:uiPriority="60" w:semiHidden="0" w:name="Light Shading Accent 2"/>
+    <w:lsdException w:unhideWhenUsed="0" w:uiPriority="61" w:semiHidden="0" w:name="Light List Accent 2"/>
+    <w:lsdException w:unhideWhenUsed="0" w:uiPriority="62" w:semiHidden="0" w:name="Light Grid Accent 2"/>
+    <w:lsdException w:unhideWhenUsed="0" w:uiPriority="63" w:semiHidden="0" w:name="Medium Shading 1 Accent 2"/>
+    <w:lsdException w:unhideWhenUsed="0" w:uiPriority="64" w:semiHidden="0" w:name="Medium Shading 2 Accent 2"/>
+    <w:lsdException w:unhideWhenUsed="0" w:uiPriority="65" w:semiHidden="0" w:name="Medium List 1 Accent 2"/>
+    <w:lsdException w:unhideWhenUsed="0" w:uiPriority="66" w:semiHidden="0" w:name="Medium List 2 Accent 2"/>
+    <w:lsdException w:unhideWhenUsed="0" w:uiPriority="67" w:semiHidden="0" w:name="Medium Grid 1 Accent 2"/>
+    <w:lsdException w:unhideWhenUsed="0" w:uiPriority="68" w:semiHidden="0" w:name="Medium Grid 2 Accent 2"/>
+    <w:lsdException w:unhideWhenUsed="0" w:uiPriority="69" w:semiHidden="0" w:name="Medium Grid 3 Accent 2"/>
+    <w:lsdException w:unhideWhenUsed="0" w:uiPriority="70" w:semiHidden="0" w:name="Dark List Accent 2"/>
+    <w:lsdException w:unhideWhenUsed="0" w:uiPriority="71" w:semiHidden="0" w:name="Colorful Shading Accent 2"/>
+    <w:lsdException w:unhideWhenUsed="0" w:uiPriority="72" w:semiHidden="0" w:name="Colorful List Accent 2"/>
+    <w:lsdException w:unhideWhenUsed="0" w:uiPriority="73" w:semiHidden="0" w:name="Colorful Grid Accent 2"/>
+    <w:lsdException w:unhideWhenUsed="0" w:uiPriority="60" w:semiHidden="0" w:name="Light Shading Accent 3"/>
+    <w:lsdException w:unhideWhenUsed="0" w:uiPriority="61" w:semiHidden="0" w:name="Light List Accent 3"/>
+    <w:lsdException w:unhideWhenUsed="0" w:uiPriority="62" w:semiHidden="0" w:name="Light Grid Accent 3"/>
+    <w:lsdException w:unhideWhenUsed="0" w:uiPriority="63" w:semiHidden="0" w:name="Medium Shading 1 Accent 3"/>
+    <w:lsdException w:unhideWhenUsed="0" w:uiPriority="64" w:semiHidden="0" w:name="Medium Shading 2 Accent 3"/>
+    <w:lsdException w:unhideWhenUsed="0" w:uiPriority="65" w:semiHidden="0" w:name="Medium List 1 Accent 3"/>
+    <w:lsdException w:unhideWhenUsed="0" w:uiPriority="66" w:semiHidden="0" w:name="Medium List 2 Accent 3"/>
+    <w:lsdException w:unhideWhenUsed="0" w:uiPriority="67" w:semiHidden="0" w:name="Medium Grid 1 Accent 3"/>
+    <w:lsdException w:unhideWhenUsed="0" w:uiPriority="68" w:semiHidden="0" w:name="Medium Grid 2 Accent 3"/>
+    <w:lsdException w:unhideWhenUsed="0" w:uiPriority="69" w:semiHidden="0" w:name="Medium Grid 3 Accent 3"/>
+    <w:lsdException w:unhideWhenUsed="0" w:uiPriority="70" w:semiHidden="0" w:name="Dark List Accent 3"/>
+    <w:lsdException w:unhideWhenUsed="0" w:uiPriority="71" w:semiHidden="0" w:name="Colorful Shading Accent 3"/>
+    <w:lsdException w:unhideWhenUsed="0" w:uiPriority="72" w:semiHidden="0" w:name="Colorful List Accent 3"/>
+    <w:lsdException w:unhideWhenUsed="0" w:uiPriority="73" w:semiHidden="0" w:name="Colorful Grid Accent 3"/>
+    <w:lsdException w:unhideWhenUsed="0" w:uiPriority="60" w:semiHidden="0" w:name="Light Shading Accent 4"/>
+    <w:lsdException w:unhideWhenUsed="0" w:uiPriority="61" w:semiHidden="0" w:name="Light List Accent 4"/>
+    <w:lsdException w:unhideWhenUsed="0" w:uiPriority="62" w:semiHidden="0" w:name="Light Grid Accent 4"/>
+    <w:lsdException w:unhideWhenUsed="0" w:uiPriority="63" w:semiHidden="0" w:name="Medium Shading 1 Accent 4"/>
+    <w:lsdException w:unhideWhenUsed="0" w:uiPriority="64" w:semiHidden="0" w:name="Medium Shading 2 Accent 4"/>
+    <w:lsdException w:unhideWhenUsed="0" w:uiPriority="65" w:semiHidden="0" w:name="Medium List 1 Accent 4"/>
+    <w:lsdException w:unhideWhenUsed="0" w:uiPriority="66" w:semiHidden="0" w:name="Medium List 2 Accent 4"/>
+    <w:lsdException w:unhideWhenUsed="0" w:uiPriority="67" w:semiHidden="0" w:name="Medium Grid 1 Accent 4"/>
+    <w:lsdException w:unhideWhenUsed="0" w:uiPriority="68" w:semiHidden="0" w:name="Medium Grid 2 Accent 4"/>
+    <w:lsdException w:unhideWhenUsed="0" w:uiPriority="69" w:semiHidden="0" w:name="Medium Grid 3 Accent 4"/>
+    <w:lsdException w:unhideWhenUsed="0" w:uiPriority="70" w:semiHidden="0" w:name="Dark List Accent 4"/>
+    <w:lsdException w:unhideWhenUsed="0" w:uiPriority="71" w:semiHidden="0" w:name="Colorful Shading Accent 4"/>
+    <w:lsdException w:unhideWhenUsed="0" w:uiPriority="72" w:semiHidden="0" w:name="Colorful List Accent 4"/>
+    <w:lsdException w:unhideWhenUsed="0" w:uiPriority="73" w:semiHidden="0" w:name="Colorful Grid Accent 4"/>
+    <w:lsdException w:unhideWhenUsed="0" w:uiPriority="60" w:semiHidden="0" w:name="Light Shading Accent 5"/>
+    <w:lsdException w:unhideWhenUsed="0" w:uiPriority="61" w:semiHidden="0" w:name="Light List Accent 5"/>
+    <w:lsdException w:unhideWhenUsed="0" w:uiPriority="62" w:semiHidden="0" w:name="Light Grid Accent 5"/>
+    <w:lsdException w:unhideWhenUsed="0" w:uiPriority="63" w:semiHidden="0" w:name="Medium Shading 1 Accent 5"/>
+    <w:lsdException w:unhideWhenUsed="0" w:uiPriority="64" w:semiHidden="0" w:name="Medium Shading 2 Accent 5"/>
+    <w:lsdException w:unhideWhenUsed="0" w:uiPriority="65" w:semiHidden="0" w:name="Medium List 1 Accent 5"/>
+    <w:lsdException w:unhideWhenUsed="0" w:uiPriority="66" w:semiHidden="0" w:name="Medium List 2 Accent 5"/>
+    <w:lsdException w:unhideWhenUsed="0" w:uiPriority="67" w:semiHidden="0" w:name="Medium Grid 1 Accent 5"/>
+    <w:lsdException w:unhideWhenUsed="0" w:uiPriority="68" w:semiHidden="0" w:name="Medium Grid 2 Accent 5"/>
+    <w:lsdException w:unhideWhenUsed="0" w:uiPriority="69" w:semiHidden="0" w:name="Medium Grid 3 Accent 5"/>
+    <w:lsdException w:unhideWhenUsed="0" w:uiPriority="70" w:semiHidden="0" w:name="Dark List Accent 5"/>
+    <w:lsdException w:unhideWhenUsed="0" w:uiPriority="71" w:semiHidden="0" w:name="Colorful Shading Accent 5"/>
+    <w:lsdException w:unhideWhenUsed="0" w:uiPriority="72" w:semiHidden="0" w:name="Colorful List Accent 5"/>
+    <w:lsdException w:unhideWhenUsed="0" w:uiPriority="73" w:semiHidden="0" w:name="Colorful Grid Accent 5"/>
+    <w:lsdException w:unhideWhenUsed="0" w:uiPriority="60" w:semiHidden="0" w:name="Light Shading Accent 6"/>
+    <w:lsdException w:unhideWhenUsed="0" w:uiPriority="61" w:semiHidden="0" w:name="Light List Accent 6"/>
+    <w:lsdException w:unhideWhenUsed="0" w:uiPriority="62" w:semiHidden="0" w:name="Light Grid Accent 6"/>
+    <w:lsdException w:unhideWhenUsed="0" w:uiPriority="63" w:semiHidden="0" w:name="Medium Shading 1 Accent 6"/>
+    <w:lsdException w:unhideWhenUsed="0" w:uiPriority="64" w:semiHidden="0" w:name="Medium Shading 2 Accent 6"/>
+    <w:lsdException w:unhideWhenUsed="0" w:uiPriority="65" w:semiHidden="0" w:name="Medium List 1 Accent 6"/>
+    <w:lsdException w:unhideWhenUsed="0" w:uiPriority="66" w:semiHidden="0" w:name="Medium List 2 Accent 6"/>
+    <w:lsdException w:unhideWhenUsed="0" w:uiPriority="67" w:semiHidden="0" w:name="Medium Grid 1 Accent 6"/>
+    <w:lsdException w:unhideWhenUsed="0" w:uiPriority="68" w:semiHidden="0" w:name="Medium Grid 2 Accent 6"/>
+    <w:lsdException w:unhideWhenUsed="0" w:uiPriority="69" w:semiHidden="0" w:name="Medium Grid 3 Accent 6"/>
+    <w:lsdException w:unhideWhenUsed="0" w:uiPriority="70" w:semiHidden="0" w:name="Dark List Accent 6"/>
+    <w:lsdException w:unhideWhenUsed="0" w:uiPriority="71" w:semiHidden="0" w:name="Colorful Shading Accent 6"/>
+    <w:lsdException w:unhideWhenUsed="0" w:uiPriority="72" w:semiHidden="0" w:name="Colorful List Accent 6"/>
+    <w:lsdException w:unhideWhenUsed="0" w:uiPriority="73" w:semiHidden="0" w:name="Colorful Grid Accent 6"/>
   </w:latentStyles>
-  <w:style w:type="paragraph" w:default="1" w:styleId="Normal">
+  <w:style w:type="paragraph" w:default="1" w:styleId="1">
     <w:name w:val="Normal"/>
     <w:qFormat/>
+    <w:uiPriority w:val="0"/>
+    <w:pPr>
+      <w:spacing w:after="200" w:line="276" w:lineRule="auto"/>
+    </w:pPr>
+    <w:rPr>
+      <w:rFonts w:asciiTheme="minorHAnsi" w:hAnsiTheme="minorHAnsi" w:eastAsiaTheme="minorHAnsi" w:cstheme="minorBidi"/>
+      <w:sz w:val="22"/>
+      <w:szCs w:val="22"/>
+      <w:lang w:val="en-US" w:eastAsia="en-US" w:bidi="ar-SA"/>
+    </w:rPr>
   </w:style>
-  <w:style w:type="character" w:default="1" w:styleId="DefaultParagraphFont">
+  <w:style w:type="character" w:default="1" w:styleId="2">
     <w:name w:val="Default Paragraph Font"/>
-    <w:uiPriority w:val="1"/>
     <w:semiHidden/>
     <w:unhideWhenUsed/>
+    <w:qFormat/>
+    <w:uiPriority w:val="1"/>
   </w:style>
-  <w:style w:type="table" w:default="1" w:styleId="TableNormal">
+  <w:style w:type="table" w:default="1" w:styleId="3">
     <w:name w:val="Normal Table"/>
-    <w:uiPriority w:val="99"/>
     <w:semiHidden/>
     <w:unhideWhenUsed/>
+    <w:qFormat/>
+    <w:uiPriority w:val="99"/>
     <w:tblPr>
-      <w:tblInd w:w="0" w:type="dxa"/>
       <w:tblCellMar>
         <w:top w:w="0" w:type="dxa"/>
         <w:left w:w="108" w:type="dxa"/>
@@ -2516,45 +2504,14 @@
       </w:tblCellMar>
     </w:tblPr>
   </w:style>
-  <w:style w:type="numbering" w:default="1" w:styleId="NoList">
-    <w:name w:val="No List"/>
-    <w:uiPriority w:val="99"/>
+  <w:style w:type="paragraph" w:styleId="4">
+    <w:name w:val="Balloon Text"/>
+    <w:basedOn w:val="1"/>
+    <w:link w:val="8"/>
     <w:semiHidden/>
     <w:unhideWhenUsed/>
-  </w:style>
-  <w:style w:type="paragraph" w:styleId="NoSpacing">
-    <w:name w:val="No Spacing"/>
-    <w:link w:val="NoSpacingChar"/>
-    <w:uiPriority w:val="1"/>
     <w:qFormat/>
-    <w:rsid w:val="00A363E5"/>
-    <w:pPr>
-      <w:spacing w:after="0" w:line="240" w:lineRule="auto"/>
-    </w:pPr>
-    <w:rPr>
-      <w:rFonts w:eastAsiaTheme="minorEastAsia"/>
-      <w:lang w:eastAsia="ja-JP"/>
-    </w:rPr>
-  </w:style>
-  <w:style w:type="character" w:customStyle="1" w:styleId="NoSpacingChar">
-    <w:name w:val="No Spacing Char"/>
-    <w:basedOn w:val="DefaultParagraphFont"/>
-    <w:link w:val="NoSpacing"/>
-    <w:uiPriority w:val="1"/>
-    <w:rsid w:val="00A363E5"/>
-    <w:rPr>
-      <w:rFonts w:eastAsiaTheme="minorEastAsia"/>
-      <w:lang w:eastAsia="ja-JP"/>
-    </w:rPr>
-  </w:style>
-  <w:style w:type="paragraph" w:styleId="BalloonText">
-    <w:name w:val="Balloon Text"/>
-    <w:basedOn w:val="Normal"/>
-    <w:link w:val="BalloonTextChar"/>
     <w:uiPriority w:val="99"/>
-    <w:semiHidden/>
-    <w:unhideWhenUsed/>
-    <w:rsid w:val="00A363E5"/>
     <w:pPr>
       <w:spacing w:after="0" w:line="240" w:lineRule="auto"/>
     </w:pPr>
@@ -2564,311 +2521,74 @@
       <w:szCs w:val="16"/>
     </w:rPr>
   </w:style>
-  <w:style w:type="character" w:customStyle="1" w:styleId="BalloonTextChar">
+  <w:style w:type="table" w:styleId="5">
+    <w:name w:val="Table Grid"/>
+    <w:basedOn w:val="3"/>
+    <w:qFormat/>
+    <w:uiPriority w:val="59"/>
+    <w:pPr>
+      <w:spacing w:after="0" w:line="240" w:lineRule="auto"/>
+    </w:pPr>
+    <w:tblPr>
+      <w:tblBorders>
+        <w:top w:val="single" w:color="auto" w:sz="4" w:space="0"/>
+        <w:left w:val="single" w:color="auto" w:sz="4" w:space="0"/>
+        <w:bottom w:val="single" w:color="auto" w:sz="4" w:space="0"/>
+        <w:right w:val="single" w:color="auto" w:sz="4" w:space="0"/>
+        <w:insideH w:val="single" w:color="auto" w:sz="4" w:space="0"/>
+        <w:insideV w:val="single" w:color="auto" w:sz="4" w:space="0"/>
+      </w:tblBorders>
+    </w:tblPr>
+  </w:style>
+  <w:style w:type="paragraph" w:styleId="6">
+    <w:name w:val="No Spacing"/>
+    <w:link w:val="7"/>
+    <w:qFormat/>
+    <w:uiPriority w:val="1"/>
+    <w:pPr>
+      <w:spacing w:after="0" w:line="240" w:lineRule="auto"/>
+    </w:pPr>
+    <w:rPr>
+      <w:rFonts w:asciiTheme="minorHAnsi" w:hAnsiTheme="minorHAnsi" w:eastAsiaTheme="minorEastAsia" w:cstheme="minorBidi"/>
+      <w:sz w:val="22"/>
+      <w:szCs w:val="22"/>
+      <w:lang w:val="en-US" w:eastAsia="ja-JP" w:bidi="ar-SA"/>
+    </w:rPr>
+  </w:style>
+  <w:style w:type="character" w:customStyle="1" w:styleId="7">
+    <w:name w:val="No Spacing Char"/>
+    <w:basedOn w:val="2"/>
+    <w:link w:val="6"/>
+    <w:qFormat/>
+    <w:uiPriority w:val="1"/>
+    <w:rPr>
+      <w:rFonts w:eastAsiaTheme="minorEastAsia"/>
+      <w:lang w:eastAsia="ja-JP"/>
+    </w:rPr>
+  </w:style>
+  <w:style w:type="character" w:customStyle="1" w:styleId="8">
     <w:name w:val="Balloon Text Char"/>
-    <w:basedOn w:val="DefaultParagraphFont"/>
-    <w:link w:val="BalloonText"/>
+    <w:basedOn w:val="2"/>
+    <w:link w:val="4"/>
+    <w:semiHidden/>
+    <w:qFormat/>
     <w:uiPriority w:val="99"/>
-    <w:semiHidden/>
-    <w:rsid w:val="00A363E5"/>
     <w:rPr>
       <w:rFonts w:ascii="Tahoma" w:hAnsi="Tahoma" w:cs="Tahoma"/>
       <w:sz w:val="16"/>
       <w:szCs w:val="16"/>
     </w:rPr>
   </w:style>
-  <w:style w:type="table" w:styleId="TableGrid">
-    <w:name w:val="Table Grid"/>
-    <w:basedOn w:val="TableNormal"/>
-    <w:uiPriority w:val="59"/>
-    <w:rsid w:val="0029071E"/>
-    <w:pPr>
-      <w:spacing w:after="0" w:line="240" w:lineRule="auto"/>
-    </w:pPr>
-    <w:tblPr>
-      <w:tblBorders>
-        <w:top w:val="single" w:sz="4" w:space="0" w:color="auto"/>
-        <w:left w:val="single" w:sz="4" w:space="0" w:color="auto"/>
-        <w:bottom w:val="single" w:sz="4" w:space="0" w:color="auto"/>
-        <w:right w:val="single" w:sz="4" w:space="0" w:color="auto"/>
-        <w:insideH w:val="single" w:sz="4" w:space="0" w:color="auto"/>
-        <w:insideV w:val="single" w:sz="4" w:space="0" w:color="auto"/>
-      </w:tblBorders>
-    </w:tblPr>
-  </w:style>
-</w:styles>
-</file>
-
-<file path=word/stylesWithEffects.xml><?xml version="1.0" encoding="utf-8"?>
-<w:styles xmlns:wpc="http://schemas.microsoft.com/office/word/2010/wordprocessingCanvas" xmlns:mc="http://schemas.openxmlformats.org/markup-compatibility/2006" xmlns:o="urn:schemas-microsoft-com:office:office" xmlns:r="http://schemas.openxmlformats.org/officeDocument/2006/relationships" xmlns:m="http://schemas.openxmlformats.org/officeDocument/2006/math" xmlns:v="urn:schemas-microsoft-com:vml" xmlns:wp14="http://schemas.microsoft.com/office/word/2010/wordprocessingDrawing" xmlns:wp="http://schemas.openxmlformats.org/drawingml/2006/wordprocessingDrawing" xmlns:w10="urn:schemas-microsoft-com:office:word" xmlns:w="http://schemas.openxmlformats.org/wordprocessingml/2006/main" xmlns:w14="http://schemas.microsoft.com/office/word/2010/wordml" xmlns:wpg="http://schemas.microsoft.com/office/word/2010/wordprocessingGroup" xmlns:wpi="http://schemas.microsoft.com/office/word/2010/wordprocessingInk" xmlns:wne="http://schemas.microsoft.com/office/word/2006/wordml" xmlns:wps="http://schemas.microsoft.com/office/word/2010/wordprocessingShape" mc:Ignorable="w14 wp14">
-  <w:docDefaults>
-    <w:rPrDefault>
-      <w:rPr>
-        <w:rFonts w:asciiTheme="minorHAnsi" w:eastAsiaTheme="minorHAnsi" w:hAnsiTheme="minorHAnsi" w:cstheme="minorBidi"/>
-        <w:sz w:val="22"/>
-        <w:szCs w:val="22"/>
-        <w:lang w:val="en-US" w:eastAsia="en-US" w:bidi="ar-SA"/>
-      </w:rPr>
-    </w:rPrDefault>
-    <w:pPrDefault>
-      <w:pPr>
-        <w:spacing w:after="200" w:line="276" w:lineRule="auto"/>
-      </w:pPr>
-    </w:pPrDefault>
-  </w:docDefaults>
-  <w:latentStyles w:defLockedState="0" w:defUIPriority="99" w:defSemiHidden="1" w:defUnhideWhenUsed="1" w:defQFormat="0" w:count="267">
-    <w:lsdException w:name="Normal" w:semiHidden="0" w:uiPriority="0" w:unhideWhenUsed="0" w:qFormat="1"/>
-    <w:lsdException w:name="heading 1" w:semiHidden="0" w:uiPriority="9" w:unhideWhenUsed="0" w:qFormat="1"/>
-    <w:lsdException w:name="heading 2" w:uiPriority="9" w:qFormat="1"/>
-    <w:lsdException w:name="heading 3" w:uiPriority="9" w:qFormat="1"/>
-    <w:lsdException w:name="heading 4" w:uiPriority="9" w:qFormat="1"/>
-    <w:lsdException w:name="heading 5" w:uiPriority="9" w:qFormat="1"/>
-    <w:lsdException w:name="heading 6" w:uiPriority="9" w:qFormat="1"/>
-    <w:lsdException w:name="heading 7" w:uiPriority="9" w:qFormat="1"/>
-    <w:lsdException w:name="heading 8" w:uiPriority="9" w:qFormat="1"/>
-    <w:lsdException w:name="heading 9" w:uiPriority="9" w:qFormat="1"/>
-    <w:lsdException w:name="toc 1" w:uiPriority="39"/>
-    <w:lsdException w:name="toc 2" w:uiPriority="39"/>
-    <w:lsdException w:name="toc 3" w:uiPriority="39"/>
-    <w:lsdException w:name="toc 4" w:uiPriority="39"/>
-    <w:lsdException w:name="toc 5" w:uiPriority="39"/>
-    <w:lsdException w:name="toc 6" w:uiPriority="39"/>
-    <w:lsdException w:name="toc 7" w:uiPriority="39"/>
-    <w:lsdException w:name="toc 8" w:uiPriority="39"/>
-    <w:lsdException w:name="toc 9" w:uiPriority="39"/>
-    <w:lsdException w:name="caption" w:uiPriority="35" w:qFormat="1"/>
-    <w:lsdException w:name="Title" w:semiHidden="0" w:uiPriority="10" w:unhideWhenUsed="0" w:qFormat="1"/>
-    <w:lsdException w:name="Default Paragraph Font" w:uiPriority="1"/>
-    <w:lsdException w:name="Subtitle" w:semiHidden="0" w:uiPriority="11" w:unhideWhenUsed="0" w:qFormat="1"/>
-    <w:lsdException w:name="Strong" w:semiHidden="0" w:uiPriority="22" w:unhideWhenUsed="0" w:qFormat="1"/>
-    <w:lsdException w:name="Emphasis" w:semiHidden="0" w:uiPriority="20" w:unhideWhenUsed="0" w:qFormat="1"/>
-    <w:lsdException w:name="Table Grid" w:semiHidden="0" w:uiPriority="59" w:unhideWhenUsed="0"/>
-    <w:lsdException w:name="Placeholder Text" w:unhideWhenUsed="0"/>
-    <w:lsdException w:name="No Spacing" w:semiHidden="0" w:uiPriority="1" w:unhideWhenUsed="0" w:qFormat="1"/>
-    <w:lsdException w:name="Light Shading" w:semiHidden="0" w:uiPriority="60" w:unhideWhenUsed="0"/>
-    <w:lsdException w:name="Light List" w:semiHidden="0" w:uiPriority="61" w:unhideWhenUsed="0"/>
-    <w:lsdException w:name="Light Grid" w:semiHidden="0" w:uiPriority="62" w:unhideWhenUsed="0"/>
-    <w:lsdException w:name="Medium Shading 1" w:semiHidden="0" w:uiPriority="63" w:unhideWhenUsed="0"/>
-    <w:lsdException w:name="Medium Shading 2" w:semiHidden="0" w:uiPriority="64" w:unhideWhenUsed="0"/>
-    <w:lsdException w:name="Medium List 1" w:semiHidden="0" w:uiPriority="65" w:unhideWhenUsed="0"/>
-    <w:lsdException w:name="Medium List 2" w:semiHidden="0" w:uiPriority="66" w:unhideWhenUsed="0"/>
-    <w:lsdException w:name="Medium Grid 1" w:semiHidden="0" w:uiPriority="67" w:unhideWhenUsed="0"/>
-    <w:lsdException w:name="Medium Grid 2" w:semiHidden="0" w:uiPriority="68" w:unhideWhenUsed="0"/>
-    <w:lsdException w:name="Medium Grid 3" w:semiHidden="0" w:uiPriority="69" w:unhideWhenUsed="0"/>
-    <w:lsdException w:name="Dark List" w:semiHidden="0" w:uiPriority="70" w:unhideWhenUsed="0"/>
-    <w:lsdException w:name="Colorful Shading" w:semiHidden="0" w:uiPriority="71" w:unhideWhenUsed="0"/>
-    <w:lsdException w:name="Colorful List" w:semiHidden="0" w:uiPriority="72" w:unhideWhenUsed="0"/>
-    <w:lsdException w:name="Colorful Grid" w:semiHidden="0" w:uiPriority="73" w:unhideWhenUsed="0"/>
-    <w:lsdException w:name="Light Shading Accent 1" w:semiHidden="0" w:uiPriority="60" w:unhideWhenUsed="0"/>
-    <w:lsdException w:name="Light List Accent 1" w:semiHidden="0" w:uiPriority="61" w:unhideWhenUsed="0"/>
-    <w:lsdException w:name="Light Grid Accent 1" w:semiHidden="0" w:uiPriority="62" w:unhideWhenUsed="0"/>
-    <w:lsdException w:name="Medium Shading 1 Accent 1" w:semiHidden="0" w:uiPriority="63" w:unhideWhenUsed="0"/>
-    <w:lsdException w:name="Medium Shading 2 Accent 1" w:semiHidden="0" w:uiPriority="64" w:unhideWhenUsed="0"/>
-    <w:lsdException w:name="Medium List 1 Accent 1" w:semiHidden="0" w:uiPriority="65" w:unhideWhenUsed="0"/>
-    <w:lsdException w:name="Revision" w:unhideWhenUsed="0"/>
-    <w:lsdException w:name="List Paragraph" w:semiHidden="0" w:uiPriority="34" w:unhideWhenUsed="0" w:qFormat="1"/>
-    <w:lsdException w:name="Quote" w:semiHidden="0" w:uiPriority="29" w:unhideWhenUsed="0" w:qFormat="1"/>
-    <w:lsdException w:name="Intense Quote" w:semiHidden="0" w:uiPriority="30" w:unhideWhenUsed="0" w:qFormat="1"/>
-    <w:lsdException w:name="Medium List 2 Accent 1" w:semiHidden="0" w:uiPriority="66" w:unhideWhenUsed="0"/>
-    <w:lsdException w:name="Medium Grid 1 Accent 1" w:semiHidden="0" w:uiPriority="67" w:unhideWhenUsed="0"/>
-    <w:lsdException w:name="Medium Grid 2 Accent 1" w:semiHidden="0" w:uiPriority="68" w:unhideWhenUsed="0"/>
-    <w:lsdException w:name="Medium Grid 3 Accent 1" w:semiHidden="0" w:uiPriority="69" w:unhideWhenUsed="0"/>
-    <w:lsdException w:name="Dark List Accent 1" w:semiHidden="0" w:uiPriority="70" w:unhideWhenUsed="0"/>
-    <w:lsdException w:name="Colorful Shading Accent 1" w:semiHidden="0" w:uiPriority="71" w:unhideWhenUsed="0"/>
-    <w:lsdException w:name="Colorful List Accent 1" w:semiHidden="0" w:uiPriority="72" w:unhideWhenUsed="0"/>
-    <w:lsdException w:name="Colorful Grid Accent 1" w:semiHidden="0" w:uiPriority="73" w:unhideWhenUsed="0"/>
-    <w:lsdException w:name="Light Shading Accent 2" w:semiHidden="0" w:uiPriority="60" w:unhideWhenUsed="0"/>
-    <w:lsdException w:name="Light List Accent 2" w:semiHidden="0" w:uiPriority="61" w:unhideWhenUsed="0"/>
-    <w:lsdException w:name="Light Grid Accent 2" w:semiHidden="0" w:uiPriority="62" w:unhideWhenUsed="0"/>
-    <w:lsdException w:name="Medium Shading 1 Accent 2" w:semiHidden="0" w:uiPriority="63" w:unhideWhenUsed="0"/>
-    <w:lsdException w:name="Medium Shading 2 Accent 2" w:semiHidden="0" w:uiPriority="64" w:unhideWhenUsed="0"/>
-    <w:lsdException w:name="Medium List 1 Accent 2" w:semiHidden="0" w:uiPriority="65" w:unhideWhenUsed="0"/>
-    <w:lsdException w:name="Medium List 2 Accent 2" w:semiHidden="0" w:uiPriority="66" w:unhideWhenUsed="0"/>
-    <w:lsdException w:name="Medium Grid 1 Accent 2" w:semiHidden="0" w:uiPriority="67" w:unhideWhenUsed="0"/>
-    <w:lsdException w:name="Medium Grid 2 Accent 2" w:semiHidden="0" w:uiPriority="68" w:unhideWhenUsed="0"/>
-    <w:lsdException w:name="Medium Grid 3 Accent 2" w:semiHidden="0" w:uiPriority="69" w:unhideWhenUsed="0"/>
-    <w:lsdException w:name="Dark List Accent 2" w:semiHidden="0" w:uiPriority="70" w:unhideWhenUsed="0"/>
-    <w:lsdException w:name="Colorful Shading Accent 2" w:semiHidden="0" w:uiPriority="71" w:unhideWhenUsed="0"/>
-    <w:lsdException w:name="Colorful List Accent 2" w:semiHidden="0" w:uiPriority="72" w:unhideWhenUsed="0"/>
-    <w:lsdException w:name="Colorful Grid Accent 2" w:semiHidden="0" w:uiPriority="73" w:unhideWhenUsed="0"/>
-    <w:lsdException w:name="Light Shading Accent 3" w:semiHidden="0" w:uiPriority="60" w:unhideWhenUsed="0"/>
-    <w:lsdException w:name="Light List Accent 3" w:semiHidden="0" w:uiPriority="61" w:unhideWhenUsed="0"/>
-    <w:lsdException w:name="Light Grid Accent 3" w:semiHidden="0" w:uiPriority="62" w:unhideWhenUsed="0"/>
-    <w:lsdException w:name="Medium Shading 1 Accent 3" w:semiHidden="0" w:uiPriority="63" w:unhideWhenUsed="0"/>
-    <w:lsdException w:name="Medium Shading 2 Accent 3" w:semiHidden="0" w:uiPriority="64" w:unhideWhenUsed="0"/>
-    <w:lsdException w:name="Medium List 1 Accent 3" w:semiHidden="0" w:uiPriority="65" w:unhideWhenUsed="0"/>
-    <w:lsdException w:name="Medium List 2 Accent 3" w:semiHidden="0" w:uiPriority="66" w:unhideWhenUsed="0"/>
-    <w:lsdException w:name="Medium Grid 1 Accent 3" w:semiHidden="0" w:uiPriority="67" w:unhideWhenUsed="0"/>
-    <w:lsdException w:name="Medium Grid 2 Accent 3" w:semiHidden="0" w:uiPriority="68" w:unhideWhenUsed="0"/>
-    <w:lsdException w:name="Medium Grid 3 Accent 3" w:semiHidden="0" w:uiPriority="69" w:unhideWhenUsed="0"/>
-    <w:lsdException w:name="Dark List Accent 3" w:semiHidden="0" w:uiPriority="70" w:unhideWhenUsed="0"/>
-    <w:lsdException w:name="Colorful Shading Accent 3" w:semiHidden="0" w:uiPriority="71" w:unhideWhenUsed="0"/>
-    <w:lsdException w:name="Colorful List Accent 3" w:semiHidden="0" w:uiPriority="72" w:unhideWhenUsed="0"/>
-    <w:lsdException w:name="Colorful Grid Accent 3" w:semiHidden="0" w:uiPriority="73" w:unhideWhenUsed="0"/>
-    <w:lsdException w:name="Light Shading Accent 4" w:semiHidden="0" w:uiPriority="60" w:unhideWhenUsed="0"/>
-    <w:lsdException w:name="Light List Accent 4" w:semiHidden="0" w:uiPriority="61" w:unhideWhenUsed="0"/>
-    <w:lsdException w:name="Light Grid Accent 4" w:semiHidden="0" w:uiPriority="62" w:unhideWhenUsed="0"/>
-    <w:lsdException w:name="Medium Shading 1 Accent 4" w:semiHidden="0" w:uiPriority="63" w:unhideWhenUsed="0"/>
-    <w:lsdException w:name="Medium Shading 2 Accent 4" w:semiHidden="0" w:uiPriority="64" w:unhideWhenUsed="0"/>
-    <w:lsdException w:name="Medium List 1 Accent 4" w:semiHidden="0" w:uiPriority="65" w:unhideWhenUsed="0"/>
-    <w:lsdException w:name="Medium List 2 Accent 4" w:semiHidden="0" w:uiPriority="66" w:unhideWhenUsed="0"/>
-    <w:lsdException w:name="Medium Grid 1 Accent 4" w:semiHidden="0" w:uiPriority="67" w:unhideWhenUsed="0"/>
-    <w:lsdException w:name="Medium Grid 2 Accent 4" w:semiHidden="0" w:uiPriority="68" w:unhideWhenUsed="0"/>
-    <w:lsdException w:name="Medium Grid 3 Accent 4" w:semiHidden="0" w:uiPriority="69" w:unhideWhenUsed="0"/>
-    <w:lsdException w:name="Dark List Accent 4" w:semiHidden="0" w:uiPriority="70" w:unhideWhenUsed="0"/>
-    <w:lsdException w:name="Colorful Shading Accent 4" w:semiHidden="0" w:uiPriority="71" w:unhideWhenUsed="0"/>
-    <w:lsdException w:name="Colorful List Accent 4" w:semiHidden="0" w:uiPriority="72" w:unhideWhenUsed="0"/>
-    <w:lsdException w:name="Colorful Grid Accent 4" w:semiHidden="0" w:uiPriority="73" w:unhideWhenUsed="0"/>
-    <w:lsdException w:name="Light Shading Accent 5" w:semiHidden="0" w:uiPriority="60" w:unhideWhenUsed="0"/>
-    <w:lsdException w:name="Light List Accent 5" w:semiHidden="0" w:uiPriority="61" w:unhideWhenUsed="0"/>
-    <w:lsdException w:name="Light Grid Accent 5" w:semiHidden="0" w:uiPriority="62" w:unhideWhenUsed="0"/>
-    <w:lsdException w:name="Medium Shading 1 Accent 5" w:semiHidden="0" w:uiPriority="63" w:unhideWhenUsed="0"/>
-    <w:lsdException w:name="Medium Shading 2 Accent 5" w:semiHidden="0" w:uiPriority="64" w:unhideWhenUsed="0"/>
-    <w:lsdException w:name="Medium List 1 Accent 5" w:semiHidden="0" w:uiPriority="65" w:unhideWhenUsed="0"/>
-    <w:lsdException w:name="Medium List 2 Accent 5" w:semiHidden="0" w:uiPriority="66" w:unhideWhenUsed="0"/>
-    <w:lsdException w:name="Medium Grid 1 Accent 5" w:semiHidden="0" w:uiPriority="67" w:unhideWhenUsed="0"/>
-    <w:lsdException w:name="Medium Grid 2 Accent 5" w:semiHidden="0" w:uiPriority="68" w:unhideWhenUsed="0"/>
-    <w:lsdException w:name="Medium Grid 3 Accent 5" w:semiHidden="0" w:uiPriority="69" w:unhideWhenUsed="0"/>
-    <w:lsdException w:name="Dark List Accent 5" w:semiHidden="0" w:uiPriority="70" w:unhideWhenUsed="0"/>
-    <w:lsdException w:name="Colorful Shading Accent 5" w:semiHidden="0" w:uiPriority="71" w:unhideWhenUsed="0"/>
-    <w:lsdException w:name="Colorful List Accent 5" w:semiHidden="0" w:uiPriority="72" w:unhideWhenUsed="0"/>
-    <w:lsdException w:name="Colorful Grid Accent 5" w:semiHidden="0" w:uiPriority="73" w:unhideWhenUsed="0"/>
-    <w:lsdException w:name="Light Shading Accent 6" w:semiHidden="0" w:uiPriority="60" w:unhideWhenUsed="0"/>
-    <w:lsdException w:name="Light List Accent 6" w:semiHidden="0" w:uiPriority="61" w:unhideWhenUsed="0"/>
-    <w:lsdException w:name="Light Grid Accent 6" w:semiHidden="0" w:uiPriority="62" w:unhideWhenUsed="0"/>
-    <w:lsdException w:name="Medium Shading 1 Accent 6" w:semiHidden="0" w:uiPriority="63" w:unhideWhenUsed="0"/>
-    <w:lsdException w:name="Medium Shading 2 Accent 6" w:semiHidden="0" w:uiPriority="64" w:unhideWhenUsed="0"/>
-    <w:lsdException w:name="Medium List 1 Accent 6" w:semiHidden="0" w:uiPriority="65" w:unhideWhenUsed="0"/>
-    <w:lsdException w:name="Medium List 2 Accent 6" w:semiHidden="0" w:uiPriority="66" w:unhideWhenUsed="0"/>
-    <w:lsdException w:name="Medium Grid 1 Accent 6" w:semiHidden="0" w:uiPriority="67" w:unhideWhenUsed="0"/>
-    <w:lsdException w:name="Medium Grid 2 Accent 6" w:semiHidden="0" w:uiPriority="68" w:unhideWhenUsed="0"/>
-    <w:lsdException w:name="Medium Grid 3 Accent 6" w:semiHidden="0" w:uiPriority="69" w:unhideWhenUsed="0"/>
-    <w:lsdException w:name="Dark List Accent 6" w:semiHidden="0" w:uiPriority="70" w:unhideWhenUsed="0"/>
-    <w:lsdException w:name="Colorful Shading Accent 6" w:semiHidden="0" w:uiPriority="71" w:unhideWhenUsed="0"/>
-    <w:lsdException w:name="Colorful List Accent 6" w:semiHidden="0" w:uiPriority="72" w:unhideWhenUsed="0"/>
-    <w:lsdException w:name="Colorful Grid Accent 6" w:semiHidden="0" w:uiPriority="73" w:unhideWhenUsed="0"/>
-    <w:lsdException w:name="Subtle Emphasis" w:semiHidden="0" w:uiPriority="19" w:unhideWhenUsed="0" w:qFormat="1"/>
-    <w:lsdException w:name="Intense Emphasis" w:semiHidden="0" w:uiPriority="21" w:unhideWhenUsed="0" w:qFormat="1"/>
-    <w:lsdException w:name="Subtle Reference" w:semiHidden="0" w:uiPriority="31" w:unhideWhenUsed="0" w:qFormat="1"/>
-    <w:lsdException w:name="Intense Reference" w:semiHidden="0" w:uiPriority="32" w:unhideWhenUsed="0" w:qFormat="1"/>
-    <w:lsdException w:name="Book Title" w:semiHidden="0" w:uiPriority="33" w:unhideWhenUsed="0" w:qFormat="1"/>
-    <w:lsdException w:name="Bibliography" w:uiPriority="37"/>
-    <w:lsdException w:name="TOC Heading" w:uiPriority="39" w:qFormat="1"/>
-  </w:latentStyles>
-  <w:style w:type="paragraph" w:default="1" w:styleId="Normal">
-    <w:name w:val="Normal"/>
-    <w:qFormat/>
-  </w:style>
-  <w:style w:type="character" w:default="1" w:styleId="DefaultParagraphFont">
-    <w:name w:val="Default Paragraph Font"/>
-    <w:uiPriority w:val="1"/>
-    <w:semiHidden/>
-    <w:unhideWhenUsed/>
-  </w:style>
-  <w:style w:type="table" w:default="1" w:styleId="TableNormal">
-    <w:name w:val="Normal Table"/>
-    <w:uiPriority w:val="99"/>
-    <w:semiHidden/>
-    <w:unhideWhenUsed/>
-    <w:tblPr>
-      <w:tblInd w:w="0" w:type="dxa"/>
-      <w:tblCellMar>
-        <w:top w:w="0" w:type="dxa"/>
-        <w:left w:w="108" w:type="dxa"/>
-        <w:bottom w:w="0" w:type="dxa"/>
-        <w:right w:w="108" w:type="dxa"/>
-      </w:tblCellMar>
-    </w:tblPr>
-  </w:style>
-  <w:style w:type="numbering" w:default="1" w:styleId="NoList">
-    <w:name w:val="No List"/>
-    <w:uiPriority w:val="99"/>
-    <w:semiHidden/>
-    <w:unhideWhenUsed/>
-  </w:style>
-  <w:style w:type="paragraph" w:styleId="NoSpacing">
-    <w:name w:val="No Spacing"/>
-    <w:link w:val="NoSpacingChar"/>
-    <w:uiPriority w:val="1"/>
-    <w:qFormat/>
-    <w:rsid w:val="00A363E5"/>
-    <w:pPr>
-      <w:spacing w:after="0" w:line="240" w:lineRule="auto"/>
-    </w:pPr>
-    <w:rPr>
-      <w:rFonts w:eastAsiaTheme="minorEastAsia"/>
-      <w:lang w:eastAsia="ja-JP"/>
-    </w:rPr>
-  </w:style>
-  <w:style w:type="character" w:customStyle="1" w:styleId="NoSpacingChar">
-    <w:name w:val="No Spacing Char"/>
-    <w:basedOn w:val="DefaultParagraphFont"/>
-    <w:link w:val="NoSpacing"/>
-    <w:uiPriority w:val="1"/>
-    <w:rsid w:val="00A363E5"/>
-    <w:rPr>
-      <w:rFonts w:eastAsiaTheme="minorEastAsia"/>
-      <w:lang w:eastAsia="ja-JP"/>
-    </w:rPr>
-  </w:style>
-  <w:style w:type="paragraph" w:styleId="BalloonText">
-    <w:name w:val="Balloon Text"/>
-    <w:basedOn w:val="Normal"/>
-    <w:link w:val="BalloonTextChar"/>
-    <w:uiPriority w:val="99"/>
-    <w:semiHidden/>
-    <w:unhideWhenUsed/>
-    <w:rsid w:val="00A363E5"/>
-    <w:pPr>
-      <w:spacing w:after="0" w:line="240" w:lineRule="auto"/>
-    </w:pPr>
-    <w:rPr>
-      <w:rFonts w:ascii="Tahoma" w:hAnsi="Tahoma" w:cs="Tahoma"/>
-      <w:sz w:val="16"/>
-      <w:szCs w:val="16"/>
-    </w:rPr>
-  </w:style>
-  <w:style w:type="character" w:customStyle="1" w:styleId="BalloonTextChar">
-    <w:name w:val="Balloon Text Char"/>
-    <w:basedOn w:val="DefaultParagraphFont"/>
-    <w:link w:val="BalloonText"/>
-    <w:uiPriority w:val="99"/>
-    <w:semiHidden/>
-    <w:rsid w:val="00A363E5"/>
-    <w:rPr>
-      <w:rFonts w:ascii="Tahoma" w:hAnsi="Tahoma" w:cs="Tahoma"/>
-      <w:sz w:val="16"/>
-      <w:szCs w:val="16"/>
-    </w:rPr>
-  </w:style>
-  <w:style w:type="table" w:styleId="TableGrid">
-    <w:name w:val="Table Grid"/>
-    <w:basedOn w:val="TableNormal"/>
-    <w:uiPriority w:val="59"/>
-    <w:rsid w:val="0029071E"/>
-    <w:pPr>
-      <w:spacing w:after="0" w:line="240" w:lineRule="auto"/>
-    </w:pPr>
-    <w:tblPr>
-      <w:tblBorders>
-        <w:top w:val="single" w:sz="4" w:space="0" w:color="auto"/>
-        <w:left w:val="single" w:sz="4" w:space="0" w:color="auto"/>
-        <w:bottom w:val="single" w:sz="4" w:space="0" w:color="auto"/>
-        <w:right w:val="single" w:sz="4" w:space="0" w:color="auto"/>
-        <w:insideH w:val="single" w:sz="4" w:space="0" w:color="auto"/>
-        <w:insideV w:val="single" w:sz="4" w:space="0" w:color="auto"/>
-      </w:tblBorders>
-    </w:tblPr>
-  </w:style>
 </w:styles>
 </file>
 
 <file path=word/glossary/document.xml><?xml version="1.0" encoding="utf-8"?>
-<w:glossaryDocument xmlns:wpc="http://schemas.microsoft.com/office/word/2010/wordprocessingCanvas" xmlns:mc="http://schemas.openxmlformats.org/markup-compatibility/2006" xmlns:o="urn:schemas-microsoft-com:office:office" xmlns:r="http://schemas.openxmlformats.org/officeDocument/2006/relationships" xmlns:m="http://schemas.openxmlformats.org/officeDocument/2006/math" xmlns:v="urn:schemas-microsoft-com:vml" xmlns:wp14="http://schemas.microsoft.com/office/word/2010/wordprocessingDrawing" xmlns:wp="http://schemas.openxmlformats.org/drawingml/2006/wordprocessingDrawing" xmlns:w10="urn:schemas-microsoft-com:office:word" xmlns:w="http://schemas.openxmlformats.org/wordprocessingml/2006/main" xmlns:w14="http://schemas.microsoft.com/office/word/2010/wordml" xmlns:wpg="http://schemas.microsoft.com/office/word/2010/wordprocessingGroup" xmlns:wpi="http://schemas.microsoft.com/office/word/2010/wordprocessingInk" xmlns:wne="http://schemas.microsoft.com/office/word/2006/wordml" xmlns:wps="http://schemas.microsoft.com/office/word/2010/wordprocessingShape" mc:Ignorable="w14 wp14">
+<w:glossaryDocument xmlns:wpc="http://schemas.microsoft.com/office/word/2010/wordprocessingCanvas" xmlns:mc="http://schemas.openxmlformats.org/markup-compatibility/2006" xmlns:o="urn:schemas-microsoft-com:office:office" xmlns:r="http://schemas.openxmlformats.org/officeDocument/2006/relationships" xmlns:m="http://schemas.openxmlformats.org/officeDocument/2006/math" xmlns:v="urn:schemas-microsoft-com:vml" xmlns:wp14="http://schemas.microsoft.com/office/word/2010/wordprocessingDrawing" xmlns:wp="http://schemas.openxmlformats.org/drawingml/2006/wordprocessingDrawing" xmlns:w="http://schemas.openxmlformats.org/wordprocessingml/2006/main" xmlns:w14="http://schemas.microsoft.com/office/word/2010/wordml" xmlns:w10="urn:schemas-microsoft-com:office:word" xmlns:w15="http://schemas.microsoft.com/office/word/2012/wordml" xmlns:wpg="http://schemas.microsoft.com/office/word/2010/wordprocessingGroup" xmlns:wpi="http://schemas.microsoft.com/office/word/2010/wordprocessingInk" xmlns:wne="http://schemas.microsoft.com/office/word/2006/wordml" xmlns:wps="http://schemas.microsoft.com/office/word/2010/wordprocessingShape" xmlns:wpsCustomData="http://www.wps.cn/officeDocument/2013/wpsCustomData" mc:Ignorable="w14 w15 wp14">
   <w:docParts>
     <w:docPart>
       <w:docPartPr>
         <w:name w:val="EB8B2402F813400FADC7CECC087A0B33"/>
+        <w:style w:val=""/>
         <w:category>
           <w:name w:val="General"/>
           <w:gallery w:val="placeholder"/>
@@ -2879,16 +2599,17 @@
         <w:behaviors>
           <w:behavior w:val="content"/>
         </w:behaviors>
+        <w:description w:val=""/>
         <w:guid w:val="{1CF2CD29-02A1-4D95-BA71-91F401ECE192}"/>
       </w:docPartPr>
       <w:docPartBody>
         <w:p>
           <w:pPr>
-            <w:pStyle w:val="EB8B2402F813400FADC7CECC087A0B33"/>
+            <w:pStyle w:val="4"/>
           </w:pPr>
           <w:r>
             <w:rPr>
-              <w:rFonts w:asciiTheme="majorHAnsi" w:eastAsiaTheme="majorEastAsia" w:hAnsiTheme="majorHAnsi" w:cstheme="majorBidi"/>
+              <w:rFonts w:asciiTheme="majorHAnsi" w:hAnsiTheme="majorHAnsi" w:eastAsiaTheme="majorEastAsia" w:cstheme="majorBidi"/>
               <w:caps/>
             </w:rPr>
             <w:t>[Type the company name]</w:t>
@@ -2899,6 +2620,7 @@
     <w:docPart>
       <w:docPartPr>
         <w:name w:val="40C202C83ACA4B8DA6E75F9B08CACAB3"/>
+        <w:style w:val=""/>
         <w:category>
           <w:name w:val="General"/>
           <w:gallery w:val="placeholder"/>
@@ -2909,16 +2631,17 @@
         <w:behaviors>
           <w:behavior w:val="content"/>
         </w:behaviors>
+        <w:description w:val=""/>
         <w:guid w:val="{FAD2BBD8-8788-48C0-871C-154875C624BA}"/>
       </w:docPartPr>
       <w:docPartBody>
         <w:p>
           <w:pPr>
-            <w:pStyle w:val="40C202C83ACA4B8DA6E75F9B08CACAB3"/>
+            <w:pStyle w:val="5"/>
           </w:pPr>
           <w:r>
             <w:rPr>
-              <w:rFonts w:asciiTheme="majorHAnsi" w:eastAsiaTheme="majorEastAsia" w:hAnsiTheme="majorHAnsi" w:cstheme="majorBidi"/>
+              <w:rFonts w:asciiTheme="majorHAnsi" w:hAnsiTheme="majorHAnsi" w:eastAsiaTheme="majorEastAsia" w:cstheme="majorBidi"/>
               <w:sz w:val="80"/>
               <w:szCs w:val="80"/>
             </w:rPr>
@@ -2930,6 +2653,7 @@
     <w:docPart>
       <w:docPartPr>
         <w:name w:val="251D29BDEC2B46F88DA74AFE973B7CCF"/>
+        <w:style w:val=""/>
         <w:category>
           <w:name w:val="General"/>
           <w:gallery w:val="placeholder"/>
@@ -2940,16 +2664,17 @@
         <w:behaviors>
           <w:behavior w:val="content"/>
         </w:behaviors>
+        <w:description w:val=""/>
         <w:guid w:val="{FC6D65C3-7EAA-45B8-B3B1-2FFECCCE8509}"/>
       </w:docPartPr>
       <w:docPartBody>
         <w:p>
           <w:pPr>
-            <w:pStyle w:val="251D29BDEC2B46F88DA74AFE973B7CCF"/>
+            <w:pStyle w:val="6"/>
           </w:pPr>
           <w:r>
             <w:rPr>
-              <w:rFonts w:asciiTheme="majorHAnsi" w:eastAsiaTheme="majorEastAsia" w:hAnsiTheme="majorHAnsi" w:cstheme="majorBidi"/>
+              <w:rFonts w:asciiTheme="majorHAnsi" w:hAnsiTheme="majorHAnsi" w:eastAsiaTheme="majorEastAsia" w:cstheme="majorBidi"/>
               <w:sz w:val="44"/>
               <w:szCs w:val="44"/>
             </w:rPr>
@@ -2960,7 +2685,8 @@
     </w:docPart>
     <w:docPart>
       <w:docPartPr>
-        <w:name w:val="23204B27F4AB4C47859833F6BDD5CC50"/>
+        <w:name w:val="A926A122232B461FAA62BCD79A8BEBB2"/>
+        <w:style w:val=""/>
         <w:category>
           <w:name w:val="General"/>
           <w:gallery w:val="placeholder"/>
@@ -2971,42 +2697,13 @@
         <w:behaviors>
           <w:behavior w:val="content"/>
         </w:behaviors>
-        <w:guid w:val="{205ACB13-59B5-49A6-805B-08F637DED32B}"/>
-      </w:docPartPr>
-      <w:docPartBody>
-        <w:p>
-          <w:pPr>
-            <w:pStyle w:val="23204B27F4AB4C47859833F6BDD5CC50"/>
-          </w:pPr>
-          <w:r>
-            <w:rPr>
-              <w:b/>
-              <w:bCs/>
-            </w:rPr>
-            <w:t>[Type the author name]</w:t>
-          </w:r>
-        </w:p>
-      </w:docPartBody>
-    </w:docPart>
-    <w:docPart>
-      <w:docPartPr>
-        <w:name w:val="A926A122232B461FAA62BCD79A8BEBB2"/>
-        <w:category>
-          <w:name w:val="General"/>
-          <w:gallery w:val="placeholder"/>
-        </w:category>
-        <w:types>
-          <w:type w:val="bbPlcHdr"/>
-        </w:types>
-        <w:behaviors>
-          <w:behavior w:val="content"/>
-        </w:behaviors>
+        <w:description w:val=""/>
         <w:guid w:val="{F26826F4-B818-493C-999C-285B123F3B5F}"/>
       </w:docPartPr>
       <w:docPartBody>
         <w:p>
           <w:pPr>
-            <w:pStyle w:val="A926A122232B461FAA62BCD79A8BEBB2"/>
+            <w:pStyle w:val="8"/>
           </w:pPr>
           <w:r>
             <w:rPr>
@@ -3022,69 +2719,163 @@
 </w:glossaryDocument>
 </file>
 
+<file path=word/glossary/endnotes.xml><?xml version="1.0" encoding="utf-8"?>
+<w:endnotes xmlns:wpc="http://schemas.microsoft.com/office/word/2010/wordprocessingCanvas" xmlns:mc="http://schemas.openxmlformats.org/markup-compatibility/2006" xmlns:o="urn:schemas-microsoft-com:office:office" xmlns:r="http://schemas.openxmlformats.org/officeDocument/2006/relationships" xmlns:m="http://schemas.openxmlformats.org/officeDocument/2006/math" xmlns:v="urn:schemas-microsoft-com:vml" xmlns:wp14="http://schemas.microsoft.com/office/word/2010/wordprocessingDrawing" xmlns:wp="http://schemas.openxmlformats.org/drawingml/2006/wordprocessingDrawing" xmlns:w="http://schemas.openxmlformats.org/wordprocessingml/2006/main" xmlns:w14="http://schemas.microsoft.com/office/word/2010/wordml" xmlns:w15="http://schemas.microsoft.com/office/word/2012/wordml" xmlns:w10="urn:schemas-microsoft-com:office:word" xmlns:wpg="http://schemas.microsoft.com/office/word/2010/wordprocessingGroup" xmlns:wpi="http://schemas.microsoft.com/office/word/2010/wordprocessingInk" xmlns:wne="http://schemas.microsoft.com/office/word/2006/wordml" xmlns:wps="http://schemas.microsoft.com/office/word/2010/wordprocessingShape" xmlns:wpsCustomData="http://www.wps.cn/officeDocument/2013/wpsCustomData" mc:Ignorable="w14 w15 wp14">
+  <w:endnote w:type="separator" w:id="0">
+    <w:p>
+      <w:pPr>
+        <w:spacing w:line="240" w:lineRule="auto"/>
+      </w:pPr>
+      <w:r>
+        <w:separator/>
+      </w:r>
+    </w:p>
+  </w:endnote>
+  <w:endnote w:type="continuationSeparator" w:id="1">
+    <w:p>
+      <w:pPr>
+        <w:spacing w:line="240" w:lineRule="auto"/>
+      </w:pPr>
+      <w:r>
+        <w:continuationSeparator/>
+      </w:r>
+    </w:p>
+  </w:endnote>
+</w:endnotes>
+</file>
+
 <file path=word/glossary/fontTable.xml><?xml version="1.0" encoding="utf-8"?>
 <w:fonts xmlns:mc="http://schemas.openxmlformats.org/markup-compatibility/2006" xmlns:r="http://schemas.openxmlformats.org/officeDocument/2006/relationships" xmlns:w="http://schemas.openxmlformats.org/wordprocessingml/2006/main" xmlns:w14="http://schemas.microsoft.com/office/word/2010/wordml" mc:Ignorable="w14">
+  <w:font w:name="Times New Roman">
+    <w:panose1 w:val="02020603050405020304"/>
+    <w:charset w:val="00"/>
+    <w:family w:val="roman"/>
+    <w:pitch w:val="variable"/>
+    <w:sig w:usb0="20007A87" w:usb1="80000000" w:usb2="00000008" w:usb3="00000000" w:csb0="000001FF" w:csb1="00000000"/>
+  </w:font>
+  <w:font w:name="宋体">
+    <w:altName w:val="SimSun"/>
+    <w:panose1 w:val="02010600030101010101"/>
+    <w:charset w:val="86"/>
+    <w:family w:val="auto"/>
+    <w:pitch w:val="variable"/>
+    <w:sig w:usb0="00000003" w:usb1="080E0000" w:usb2="00000010" w:usb3="00000000" w:csb0="00040001" w:csb1="00000000"/>
+  </w:font>
+  <w:font w:name="SimSun">
+    <w:panose1 w:val="02010600030101010101"/>
+    <w:charset w:val="86"/>
+    <w:family w:val="auto"/>
+    <w:pitch w:val="default"/>
+    <w:sig w:usb0="00000203" w:usb1="288F0000" w:usb2="00000006" w:usb3="00000000" w:csb0="00040001" w:csb1="00000000"/>
+  </w:font>
+  <w:font w:name="Arial">
+    <w:panose1 w:val="020B0604020202020204"/>
+    <w:charset w:val="00"/>
+    <w:family w:val="swiss"/>
+    <w:pitch w:val="default"/>
+    <w:sig w:usb0="E0002EFF" w:usb1="C000785B" w:usb2="00000009" w:usb3="00000000" w:csb0="400001FF" w:csb1="FFFF0000"/>
+  </w:font>
+  <w:font w:name="黑体">
+    <w:altName w:val="SimSun"/>
+    <w:panose1 w:val="02010600030101010101"/>
+    <w:charset w:val="86"/>
+    <w:family w:val="auto"/>
+    <w:pitch w:val="default"/>
+    <w:sig w:usb0="00000001" w:usb1="080E0000" w:usb2="00000010" w:usb3="00000000" w:csb0="00040000" w:csb1="00000000"/>
+  </w:font>
+  <w:font w:name="Courier New">
+    <w:panose1 w:val="02070309020205020404"/>
+    <w:charset w:val="00"/>
+    <w:family w:val="modern"/>
+    <w:pitch w:val="default"/>
+    <w:sig w:usb0="E0002EFF" w:usb1="C0007843" w:usb2="00000009" w:usb3="00000000" w:csb0="400001FF" w:csb1="FFFF0000"/>
+  </w:font>
+  <w:font w:name="Wingdings">
+    <w:panose1 w:val="05000000000000000000"/>
+    <w:charset w:val="02"/>
+    <w:family w:val="auto"/>
+    <w:pitch w:val="default"/>
+    <w:sig w:usb0="00000000" w:usb1="00000000" w:usb2="00000000" w:usb3="00000000" w:csb0="80000000" w:csb1="00000000"/>
+  </w:font>
   <w:font w:name="Calibri">
     <w:panose1 w:val="020F0502020204030204"/>
     <w:charset w:val="00"/>
     <w:family w:val="swiss"/>
-    <w:pitch w:val="variable"/>
-    <w:sig w:usb0="E4002EFF" w:usb1="C000247B" w:usb2="00000009" w:usb3="00000000" w:csb0="000001FF" w:csb1="00000000"/>
+    <w:pitch w:val="default"/>
+    <w:sig w:usb0="E4002EFF" w:usb1="C000247B" w:usb2="00000009" w:usb3="00000000" w:csb0="200001FF" w:csb1="00000000"/>
+  </w:font>
+  <w:font w:name="等线">
+    <w:altName w:val="Arial Unicode MS"/>
+    <w:panose1 w:val="00000000000000000000"/>
+    <w:charset w:val="86"/>
+    <w:family w:val="auto"/>
+    <w:pitch w:val="default"/>
+    <w:sig w:usb0="00000000" w:usb1="00000000" w:usb2="00000000" w:usb3="00000000" w:csb0="00000000" w:csb1="00000000"/>
   </w:font>
   <w:font w:name="Mangal">
     <w:altName w:val="Courier New"/>
     <w:panose1 w:val="00000400000000000000"/>
     <w:charset w:val="01"/>
     <w:family w:val="roman"/>
-    <w:notTrueType/>
-    <w:pitch w:val="variable"/>
-    <w:sig w:usb0="00002000" w:usb1="00000000" w:usb2="00000000" w:usb3="00000000" w:csb0="00000000" w:csb1="00000000"/>
+    <w:pitch w:val="default"/>
+    <w:sig w:usb0="00000000" w:usb1="00000000" w:usb2="00000000" w:usb3="00000000" w:csb0="00000000" w:csb1="00000000"/>
   </w:font>
-  <w:font w:name="Times New Roman">
-    <w:panose1 w:val="02020603050405020304"/>
+  <w:font w:name="Mangal">
+    <w:altName w:val="AMGDT"/>
+    <w:panose1 w:val="00000000000000000000"/>
     <w:charset w:val="00"/>
-    <w:family w:val="roman"/>
-    <w:pitch w:val="variable"/>
-    <w:sig w:usb0="E0002EFF" w:usb1="C000785B" w:usb2="00000009" w:usb3="00000000" w:csb0="000001FF" w:csb1="00000000"/>
-  </w:font>
-  <w:font w:name="Tahoma">
-    <w:panose1 w:val="020B0604030504040204"/>
-    <w:charset w:val="00"/>
-    <w:family w:val="swiss"/>
-    <w:pitch w:val="variable"/>
-    <w:sig w:usb0="E1002EFF" w:usb1="C000605B" w:usb2="00000029" w:usb3="00000000" w:csb0="000101FF" w:csb1="00000000"/>
+    <w:family w:val="auto"/>
+    <w:pitch w:val="default"/>
+    <w:sig w:usb0="00000000" w:usb1="00000000" w:usb2="00000000" w:usb3="00000000" w:csb0="00000000" w:csb1="00000000"/>
   </w:font>
   <w:font w:name="Cambria">
     <w:panose1 w:val="02040503050406030204"/>
     <w:charset w:val="00"/>
     <w:family w:val="roman"/>
-    <w:pitch w:val="variable"/>
-    <w:sig w:usb0="E00006FF" w:usb1="420024FF" w:usb2="02000000" w:usb3="00000000" w:csb0="0000019F" w:csb1="00000000"/>
-  </w:font>
-  <w:font w:name="Arial">
-    <w:panose1 w:val="020B0604020202020204"/>
-    <w:charset w:val="00"/>
-    <w:family w:val="swiss"/>
-    <w:pitch w:val="variable"/>
-    <w:sig w:usb0="E0002EFF" w:usb1="C000785B" w:usb2="00000009" w:usb3="00000000" w:csb0="000001FF" w:csb1="00000000"/>
-  </w:font>
-  <w:font w:name="Agency FB">
-    <w:panose1 w:val="020B0503020202020204"/>
-    <w:charset w:val="00"/>
-    <w:family w:val="swiss"/>
-    <w:pitch w:val="variable"/>
-    <w:sig w:usb0="00000003" w:usb1="00000000" w:usb2="00000000" w:usb3="00000000" w:csb0="00000001" w:csb1="00000000"/>
+    <w:pitch w:val="default"/>
+    <w:sig w:usb0="E00006FF" w:usb1="420024FF" w:usb2="02000000" w:usb3="00000000" w:csb0="2000019F" w:csb1="00000000"/>
   </w:font>
 </w:fonts>
 </file>
 
+<file path=word/glossary/footnotes.xml><?xml version="1.0" encoding="utf-8"?>
+<w:footnotes xmlns:wpc="http://schemas.microsoft.com/office/word/2010/wordprocessingCanvas" xmlns:mc="http://schemas.openxmlformats.org/markup-compatibility/2006" xmlns:o="urn:schemas-microsoft-com:office:office" xmlns:r="http://schemas.openxmlformats.org/officeDocument/2006/relationships" xmlns:m="http://schemas.openxmlformats.org/officeDocument/2006/math" xmlns:v="urn:schemas-microsoft-com:vml" xmlns:wp14="http://schemas.microsoft.com/office/word/2010/wordprocessingDrawing" xmlns:wp="http://schemas.openxmlformats.org/drawingml/2006/wordprocessingDrawing" xmlns:w="http://schemas.openxmlformats.org/wordprocessingml/2006/main" xmlns:w14="http://schemas.microsoft.com/office/word/2010/wordml" xmlns:w15="http://schemas.microsoft.com/office/word/2012/wordml" xmlns:w10="urn:schemas-microsoft-com:office:word" xmlns:wpg="http://schemas.microsoft.com/office/word/2010/wordprocessingGroup" xmlns:wpi="http://schemas.microsoft.com/office/word/2010/wordprocessingInk" xmlns:wne="http://schemas.microsoft.com/office/word/2006/wordml" xmlns:wps="http://schemas.microsoft.com/office/word/2010/wordprocessingShape" xmlns:wpsCustomData="http://www.wps.cn/officeDocument/2013/wpsCustomData" mc:Ignorable="w14 w15 wp14">
+  <w:footnote w:type="separator" w:id="0">
+    <w:p>
+      <w:pPr>
+        <w:spacing w:before="0" w:after="0" w:line="276" w:lineRule="auto"/>
+      </w:pPr>
+      <w:r>
+        <w:separator/>
+      </w:r>
+    </w:p>
+  </w:footnote>
+  <w:footnote w:type="continuationSeparator" w:id="1">
+    <w:p>
+      <w:pPr>
+        <w:spacing w:before="0" w:after="0" w:line="276" w:lineRule="auto"/>
+      </w:pPr>
+      <w:r>
+        <w:continuationSeparator/>
+      </w:r>
+    </w:p>
+  </w:footnote>
+</w:footnotes>
+</file>
+
 <file path=word/glossary/settings.xml><?xml version="1.0" encoding="utf-8"?>
-<w:settings xmlns:mc="http://schemas.openxmlformats.org/markup-compatibility/2006" xmlns:o="urn:schemas-microsoft-com:office:office" xmlns:r="http://schemas.openxmlformats.org/officeDocument/2006/relationships" xmlns:m="http://schemas.openxmlformats.org/officeDocument/2006/math" xmlns:v="urn:schemas-microsoft-com:vml" xmlns:w10="urn:schemas-microsoft-com:office:word" xmlns:w="http://schemas.openxmlformats.org/wordprocessingml/2006/main" xmlns:w14="http://schemas.microsoft.com/office/word/2010/wordml" xmlns:sl="http://schemas.openxmlformats.org/schemaLibrary/2006/main" mc:Ignorable="w14">
-  <w:view w:val="normal"/>
+<w:settings xmlns:mc="http://schemas.openxmlformats.org/markup-compatibility/2006" xmlns:o="urn:schemas-microsoft-com:office:office" xmlns:r="http://schemas.openxmlformats.org/officeDocument/2006/relationships" xmlns:m="http://schemas.openxmlformats.org/officeDocument/2006/math" xmlns:v="urn:schemas-microsoft-com:vml" xmlns:w10="urn:schemas-microsoft-com:office:word" xmlns:w="http://schemas.openxmlformats.org/wordprocessingml/2006/main" xmlns:w14="http://schemas.microsoft.com/office/word/2010/wordml" xmlns:sl="http://schemas.openxmlformats.org/schemaLibrary/2006/main" xmlns:wpsCustomData="http://www.wps.cn/officeDocument/2013/wpsCustomData" mc:Ignorable="w14">
   <w:defaultTabStop w:val="720"/>
   <w:characterSpacingControl w:val="doNotCompress"/>
+  <w:footnotePr>
+    <w:footnote w:id="0"/>
+    <w:footnote w:id="1"/>
+  </w:footnotePr>
+  <w:endnotePr>
+    <w:endnote w:id="0"/>
+    <w:endnote w:id="1"/>
+  </w:endnotePr>
   <w:compat>
-    <w:useFELayout/>
     <w:compatSetting w:name="compatibilityMode" w:uri="http://schemas.microsoft.com/office/word" w:val="14"/>
     <w:compatSetting w:name="overrideTableStyleFontSizeAndJustification" w:uri="http://schemas.microsoft.com/office/word" w:val="1"/>
     <w:compatSetting w:name="enableOpenTypeFeatures" w:uri="http://schemas.microsoft.com/office/word" w:val="1"/>
@@ -3108,188 +2899,53 @@
     <m:intLim m:val="subSup"/>
     <m:naryLim m:val="undOvr"/>
   </m:mathPr>
-  <w:themeFontLang w:val="en-US" w:bidi="hi-IN"/>
+  <w:themeFontLang w:val="en-US" w:eastAsia="zh-CN" w:bidi="hi-IN"/>
   <w:clrSchemeMapping w:bg1="light1" w:t1="dark1" w:bg2="light2" w:t2="dark2" w:accent1="accent1" w:accent2="accent2" w:accent3="accent3" w:accent4="accent4" w:accent5="accent5" w:accent6="accent6" w:hyperlink="hyperlink" w:followedHyperlink="followedHyperlink"/>
-  <w:decimalSymbol w:val="."/>
-  <w:listSeparator w:val=","/>
 </w:settings>
 </file>
 
 <file path=word/glossary/styles.xml><?xml version="1.0" encoding="utf-8"?>
-<w:styles xmlns:mc="http://schemas.openxmlformats.org/markup-compatibility/2006" xmlns:r="http://schemas.openxmlformats.org/officeDocument/2006/relationships" xmlns:w="http://schemas.openxmlformats.org/wordprocessingml/2006/main" xmlns:w14="http://schemas.microsoft.com/office/word/2010/wordml" mc:Ignorable="w14">
+<w:styles xmlns:mc="http://schemas.openxmlformats.org/markup-compatibility/2006" xmlns:o="urn:schemas-microsoft-com:office:office" xmlns:r="http://schemas.openxmlformats.org/officeDocument/2006/relationships" xmlns:m="http://schemas.openxmlformats.org/officeDocument/2006/math" xmlns:v="urn:schemas-microsoft-com:vml" xmlns:w="http://schemas.openxmlformats.org/wordprocessingml/2006/main" xmlns:w14="http://schemas.microsoft.com/office/word/2010/wordml" xmlns:w10="urn:schemas-microsoft-com:office:word" xmlns:sl="http://schemas.openxmlformats.org/schemaLibrary/2006/main" xmlns:wpsCustomData="http://www.wps.cn/officeDocument/2013/wpsCustomData" mc:Ignorable="w14">
   <w:docDefaults>
     <w:rPrDefault>
       <w:rPr>
-        <w:rFonts w:asciiTheme="minorHAnsi" w:eastAsiaTheme="minorEastAsia" w:hAnsiTheme="minorHAnsi" w:cstheme="minorBidi"/>
-        <w:sz w:val="22"/>
-        <w:lang w:val="en-US" w:eastAsia="en-US" w:bidi="hi-IN"/>
+        <w:rFonts w:asciiTheme="minorHAnsi" w:hAnsiTheme="minorHAnsi" w:eastAsiaTheme="minorEastAsia" w:cstheme="minorBidi"/>
       </w:rPr>
     </w:rPrDefault>
-    <w:pPrDefault>
-      <w:pPr>
-        <w:spacing w:after="200" w:line="276" w:lineRule="auto"/>
-      </w:pPr>
-    </w:pPrDefault>
+    <w:pPrDefault/>
   </w:docDefaults>
-  <w:latentStyles w:defLockedState="0" w:defUIPriority="99" w:defSemiHidden="1" w:defUnhideWhenUsed="1" w:defQFormat="0" w:count="267">
-    <w:lsdException w:name="Normal" w:semiHidden="0" w:uiPriority="0" w:unhideWhenUsed="0" w:qFormat="1"/>
-    <w:lsdException w:name="heading 1" w:semiHidden="0" w:uiPriority="9" w:unhideWhenUsed="0" w:qFormat="1"/>
-    <w:lsdException w:name="heading 2" w:uiPriority="9" w:qFormat="1"/>
-    <w:lsdException w:name="heading 3" w:uiPriority="9" w:qFormat="1"/>
-    <w:lsdException w:name="heading 4" w:uiPriority="9" w:qFormat="1"/>
-    <w:lsdException w:name="heading 5" w:uiPriority="9" w:qFormat="1"/>
-    <w:lsdException w:name="heading 6" w:uiPriority="9" w:qFormat="1"/>
-    <w:lsdException w:name="heading 7" w:uiPriority="9" w:qFormat="1"/>
-    <w:lsdException w:name="heading 8" w:uiPriority="9" w:qFormat="1"/>
-    <w:lsdException w:name="heading 9" w:uiPriority="9" w:qFormat="1"/>
-    <w:lsdException w:name="toc 1" w:uiPriority="39"/>
-    <w:lsdException w:name="toc 2" w:uiPriority="39"/>
-    <w:lsdException w:name="toc 3" w:uiPriority="39"/>
-    <w:lsdException w:name="toc 4" w:uiPriority="39"/>
-    <w:lsdException w:name="toc 5" w:uiPriority="39"/>
-    <w:lsdException w:name="toc 6" w:uiPriority="39"/>
-    <w:lsdException w:name="toc 7" w:uiPriority="39"/>
-    <w:lsdException w:name="toc 8" w:uiPriority="39"/>
-    <w:lsdException w:name="toc 9" w:uiPriority="39"/>
-    <w:lsdException w:name="caption" w:uiPriority="35" w:qFormat="1"/>
-    <w:lsdException w:name="Title" w:semiHidden="0" w:uiPriority="10" w:unhideWhenUsed="0" w:qFormat="1"/>
-    <w:lsdException w:name="Default Paragraph Font" w:uiPriority="1"/>
-    <w:lsdException w:name="Subtitle" w:semiHidden="0" w:uiPriority="11" w:unhideWhenUsed="0" w:qFormat="1"/>
-    <w:lsdException w:name="Strong" w:semiHidden="0" w:uiPriority="22" w:unhideWhenUsed="0" w:qFormat="1"/>
-    <w:lsdException w:name="Emphasis" w:semiHidden="0" w:uiPriority="20" w:unhideWhenUsed="0" w:qFormat="1"/>
-    <w:lsdException w:name="Table Grid" w:semiHidden="0" w:uiPriority="59" w:unhideWhenUsed="0"/>
-    <w:lsdException w:name="Placeholder Text" w:unhideWhenUsed="0"/>
-    <w:lsdException w:name="No Spacing" w:semiHidden="0" w:uiPriority="1" w:unhideWhenUsed="0" w:qFormat="1"/>
-    <w:lsdException w:name="Light Shading" w:semiHidden="0" w:uiPriority="60" w:unhideWhenUsed="0"/>
-    <w:lsdException w:name="Light List" w:semiHidden="0" w:uiPriority="61" w:unhideWhenUsed="0"/>
-    <w:lsdException w:name="Light Grid" w:semiHidden="0" w:uiPriority="62" w:unhideWhenUsed="0"/>
-    <w:lsdException w:name="Medium Shading 1" w:semiHidden="0" w:uiPriority="63" w:unhideWhenUsed="0"/>
-    <w:lsdException w:name="Medium Shading 2" w:semiHidden="0" w:uiPriority="64" w:unhideWhenUsed="0"/>
-    <w:lsdException w:name="Medium List 1" w:semiHidden="0" w:uiPriority="65" w:unhideWhenUsed="0"/>
-    <w:lsdException w:name="Medium List 2" w:semiHidden="0" w:uiPriority="66" w:unhideWhenUsed="0"/>
-    <w:lsdException w:name="Medium Grid 1" w:semiHidden="0" w:uiPriority="67" w:unhideWhenUsed="0"/>
-    <w:lsdException w:name="Medium Grid 2" w:semiHidden="0" w:uiPriority="68" w:unhideWhenUsed="0"/>
-    <w:lsdException w:name="Medium Grid 3" w:semiHidden="0" w:uiPriority="69" w:unhideWhenUsed="0"/>
-    <w:lsdException w:name="Dark List" w:semiHidden="0" w:uiPriority="70" w:unhideWhenUsed="0"/>
-    <w:lsdException w:name="Colorful Shading" w:semiHidden="0" w:uiPriority="71" w:unhideWhenUsed="0"/>
-    <w:lsdException w:name="Colorful List" w:semiHidden="0" w:uiPriority="72" w:unhideWhenUsed="0"/>
-    <w:lsdException w:name="Colorful Grid" w:semiHidden="0" w:uiPriority="73" w:unhideWhenUsed="0"/>
-    <w:lsdException w:name="Light Shading Accent 1" w:semiHidden="0" w:uiPriority="60" w:unhideWhenUsed="0"/>
-    <w:lsdException w:name="Light List Accent 1" w:semiHidden="0" w:uiPriority="61" w:unhideWhenUsed="0"/>
-    <w:lsdException w:name="Light Grid Accent 1" w:semiHidden="0" w:uiPriority="62" w:unhideWhenUsed="0"/>
-    <w:lsdException w:name="Medium Shading 1 Accent 1" w:semiHidden="0" w:uiPriority="63" w:unhideWhenUsed="0"/>
-    <w:lsdException w:name="Medium Shading 2 Accent 1" w:semiHidden="0" w:uiPriority="64" w:unhideWhenUsed="0"/>
-    <w:lsdException w:name="Medium List 1 Accent 1" w:semiHidden="0" w:uiPriority="65" w:unhideWhenUsed="0"/>
-    <w:lsdException w:name="Revision" w:unhideWhenUsed="0"/>
-    <w:lsdException w:name="List Paragraph" w:semiHidden="0" w:uiPriority="34" w:unhideWhenUsed="0" w:qFormat="1"/>
-    <w:lsdException w:name="Quote" w:semiHidden="0" w:uiPriority="29" w:unhideWhenUsed="0" w:qFormat="1"/>
-    <w:lsdException w:name="Intense Quote" w:semiHidden="0" w:uiPriority="30" w:unhideWhenUsed="0" w:qFormat="1"/>
-    <w:lsdException w:name="Medium List 2 Accent 1" w:semiHidden="0" w:uiPriority="66" w:unhideWhenUsed="0"/>
-    <w:lsdException w:name="Medium Grid 1 Accent 1" w:semiHidden="0" w:uiPriority="67" w:unhideWhenUsed="0"/>
-    <w:lsdException w:name="Medium Grid 2 Accent 1" w:semiHidden="0" w:uiPriority="68" w:unhideWhenUsed="0"/>
-    <w:lsdException w:name="Medium Grid 3 Accent 1" w:semiHidden="0" w:uiPriority="69" w:unhideWhenUsed="0"/>
-    <w:lsdException w:name="Dark List Accent 1" w:semiHidden="0" w:uiPriority="70" w:unhideWhenUsed="0"/>
-    <w:lsdException w:name="Colorful Shading Accent 1" w:semiHidden="0" w:uiPriority="71" w:unhideWhenUsed="0"/>
-    <w:lsdException w:name="Colorful List Accent 1" w:semiHidden="0" w:uiPriority="72" w:unhideWhenUsed="0"/>
-    <w:lsdException w:name="Colorful Grid Accent 1" w:semiHidden="0" w:uiPriority="73" w:unhideWhenUsed="0"/>
-    <w:lsdException w:name="Light Shading Accent 2" w:semiHidden="0" w:uiPriority="60" w:unhideWhenUsed="0"/>
-    <w:lsdException w:name="Light List Accent 2" w:semiHidden="0" w:uiPriority="61" w:unhideWhenUsed="0"/>
-    <w:lsdException w:name="Light Grid Accent 2" w:semiHidden="0" w:uiPriority="62" w:unhideWhenUsed="0"/>
-    <w:lsdException w:name="Medium Shading 1 Accent 2" w:semiHidden="0" w:uiPriority="63" w:unhideWhenUsed="0"/>
-    <w:lsdException w:name="Medium Shading 2 Accent 2" w:semiHidden="0" w:uiPriority="64" w:unhideWhenUsed="0"/>
-    <w:lsdException w:name="Medium List 1 Accent 2" w:semiHidden="0" w:uiPriority="65" w:unhideWhenUsed="0"/>
-    <w:lsdException w:name="Medium List 2 Accent 2" w:semiHidden="0" w:uiPriority="66" w:unhideWhenUsed="0"/>
-    <w:lsdException w:name="Medium Grid 1 Accent 2" w:semiHidden="0" w:uiPriority="67" w:unhideWhenUsed="0"/>
-    <w:lsdException w:name="Medium Grid 2 Accent 2" w:semiHidden="0" w:uiPriority="68" w:unhideWhenUsed="0"/>
-    <w:lsdException w:name="Medium Grid 3 Accent 2" w:semiHidden="0" w:uiPriority="69" w:unhideWhenUsed="0"/>
-    <w:lsdException w:name="Dark List Accent 2" w:semiHidden="0" w:uiPriority="70" w:unhideWhenUsed="0"/>
-    <w:lsdException w:name="Colorful Shading Accent 2" w:semiHidden="0" w:uiPriority="71" w:unhideWhenUsed="0"/>
-    <w:lsdException w:name="Colorful List Accent 2" w:semiHidden="0" w:uiPriority="72" w:unhideWhenUsed="0"/>
-    <w:lsdException w:name="Colorful Grid Accent 2" w:semiHidden="0" w:uiPriority="73" w:unhideWhenUsed="0"/>
-    <w:lsdException w:name="Light Shading Accent 3" w:semiHidden="0" w:uiPriority="60" w:unhideWhenUsed="0"/>
-    <w:lsdException w:name="Light List Accent 3" w:semiHidden="0" w:uiPriority="61" w:unhideWhenUsed="0"/>
-    <w:lsdException w:name="Light Grid Accent 3" w:semiHidden="0" w:uiPriority="62" w:unhideWhenUsed="0"/>
-    <w:lsdException w:name="Medium Shading 1 Accent 3" w:semiHidden="0" w:uiPriority="63" w:unhideWhenUsed="0"/>
-    <w:lsdException w:name="Medium Shading 2 Accent 3" w:semiHidden="0" w:uiPriority="64" w:unhideWhenUsed="0"/>
-    <w:lsdException w:name="Medium List 1 Accent 3" w:semiHidden="0" w:uiPriority="65" w:unhideWhenUsed="0"/>
-    <w:lsdException w:name="Medium List 2 Accent 3" w:semiHidden="0" w:uiPriority="66" w:unhideWhenUsed="0"/>
-    <w:lsdException w:name="Medium Grid 1 Accent 3" w:semiHidden="0" w:uiPriority="67" w:unhideWhenUsed="0"/>
-    <w:lsdException w:name="Medium Grid 2 Accent 3" w:semiHidden="0" w:uiPriority="68" w:unhideWhenUsed="0"/>
-    <w:lsdException w:name="Medium Grid 3 Accent 3" w:semiHidden="0" w:uiPriority="69" w:unhideWhenUsed="0"/>
-    <w:lsdException w:name="Dark List Accent 3" w:semiHidden="0" w:uiPriority="70" w:unhideWhenUsed="0"/>
-    <w:lsdException w:name="Colorful Shading Accent 3" w:semiHidden="0" w:uiPriority="71" w:unhideWhenUsed="0"/>
-    <w:lsdException w:name="Colorful List Accent 3" w:semiHidden="0" w:uiPriority="72" w:unhideWhenUsed="0"/>
-    <w:lsdException w:name="Colorful Grid Accent 3" w:semiHidden="0" w:uiPriority="73" w:unhideWhenUsed="0"/>
-    <w:lsdException w:name="Light Shading Accent 4" w:semiHidden="0" w:uiPriority="60" w:unhideWhenUsed="0"/>
-    <w:lsdException w:name="Light List Accent 4" w:semiHidden="0" w:uiPriority="61" w:unhideWhenUsed="0"/>
-    <w:lsdException w:name="Light Grid Accent 4" w:semiHidden="0" w:uiPriority="62" w:unhideWhenUsed="0"/>
-    <w:lsdException w:name="Medium Shading 1 Accent 4" w:semiHidden="0" w:uiPriority="63" w:unhideWhenUsed="0"/>
-    <w:lsdException w:name="Medium Shading 2 Accent 4" w:semiHidden="0" w:uiPriority="64" w:unhideWhenUsed="0"/>
-    <w:lsdException w:name="Medium List 1 Accent 4" w:semiHidden="0" w:uiPriority="65" w:unhideWhenUsed="0"/>
-    <w:lsdException w:name="Medium List 2 Accent 4" w:semiHidden="0" w:uiPriority="66" w:unhideWhenUsed="0"/>
-    <w:lsdException w:name="Medium Grid 1 Accent 4" w:semiHidden="0" w:uiPriority="67" w:unhideWhenUsed="0"/>
-    <w:lsdException w:name="Medium Grid 2 Accent 4" w:semiHidden="0" w:uiPriority="68" w:unhideWhenUsed="0"/>
-    <w:lsdException w:name="Medium Grid 3 Accent 4" w:semiHidden="0" w:uiPriority="69" w:unhideWhenUsed="0"/>
-    <w:lsdException w:name="Dark List Accent 4" w:semiHidden="0" w:uiPriority="70" w:unhideWhenUsed="0"/>
-    <w:lsdException w:name="Colorful Shading Accent 4" w:semiHidden="0" w:uiPriority="71" w:unhideWhenUsed="0"/>
-    <w:lsdException w:name="Colorful List Accent 4" w:semiHidden="0" w:uiPriority="72" w:unhideWhenUsed="0"/>
-    <w:lsdException w:name="Colorful Grid Accent 4" w:semiHidden="0" w:uiPriority="73" w:unhideWhenUsed="0"/>
-    <w:lsdException w:name="Light Shading Accent 5" w:semiHidden="0" w:uiPriority="60" w:unhideWhenUsed="0"/>
-    <w:lsdException w:name="Light List Accent 5" w:semiHidden="0" w:uiPriority="61" w:unhideWhenUsed="0"/>
-    <w:lsdException w:name="Light Grid Accent 5" w:semiHidden="0" w:uiPriority="62" w:unhideWhenUsed="0"/>
-    <w:lsdException w:name="Medium Shading 1 Accent 5" w:semiHidden="0" w:uiPriority="63" w:unhideWhenUsed="0"/>
-    <w:lsdException w:name="Medium Shading 2 Accent 5" w:semiHidden="0" w:uiPriority="64" w:unhideWhenUsed="0"/>
-    <w:lsdException w:name="Medium List 1 Accent 5" w:semiHidden="0" w:uiPriority="65" w:unhideWhenUsed="0"/>
-    <w:lsdException w:name="Medium List 2 Accent 5" w:semiHidden="0" w:uiPriority="66" w:unhideWhenUsed="0"/>
-    <w:lsdException w:name="Medium Grid 1 Accent 5" w:semiHidden="0" w:uiPriority="67" w:unhideWhenUsed="0"/>
-    <w:lsdException w:name="Medium Grid 2 Accent 5" w:semiHidden="0" w:uiPriority="68" w:unhideWhenUsed="0"/>
-    <w:lsdException w:name="Medium Grid 3 Accent 5" w:semiHidden="0" w:uiPriority="69" w:unhideWhenUsed="0"/>
-    <w:lsdException w:name="Dark List Accent 5" w:semiHidden="0" w:uiPriority="70" w:unhideWhenUsed="0"/>
-    <w:lsdException w:name="Colorful Shading Accent 5" w:semiHidden="0" w:uiPriority="71" w:unhideWhenUsed="0"/>
-    <w:lsdException w:name="Colorful List Accent 5" w:semiHidden="0" w:uiPriority="72" w:unhideWhenUsed="0"/>
-    <w:lsdException w:name="Colorful Grid Accent 5" w:semiHidden="0" w:uiPriority="73" w:unhideWhenUsed="0"/>
-    <w:lsdException w:name="Light Shading Accent 6" w:semiHidden="0" w:uiPriority="60" w:unhideWhenUsed="0"/>
-    <w:lsdException w:name="Light List Accent 6" w:semiHidden="0" w:uiPriority="61" w:unhideWhenUsed="0"/>
-    <w:lsdException w:name="Light Grid Accent 6" w:semiHidden="0" w:uiPriority="62" w:unhideWhenUsed="0"/>
-    <w:lsdException w:name="Medium Shading 1 Accent 6" w:semiHidden="0" w:uiPriority="63" w:unhideWhenUsed="0"/>
-    <w:lsdException w:name="Medium Shading 2 Accent 6" w:semiHidden="0" w:uiPriority="64" w:unhideWhenUsed="0"/>
-    <w:lsdException w:name="Medium List 1 Accent 6" w:semiHidden="0" w:uiPriority="65" w:unhideWhenUsed="0"/>
-    <w:lsdException w:name="Medium List 2 Accent 6" w:semiHidden="0" w:uiPriority="66" w:unhideWhenUsed="0"/>
-    <w:lsdException w:name="Medium Grid 1 Accent 6" w:semiHidden="0" w:uiPriority="67" w:unhideWhenUsed="0"/>
-    <w:lsdException w:name="Medium Grid 2 Accent 6" w:semiHidden="0" w:uiPriority="68" w:unhideWhenUsed="0"/>
-    <w:lsdException w:name="Medium Grid 3 Accent 6" w:semiHidden="0" w:uiPriority="69" w:unhideWhenUsed="0"/>
-    <w:lsdException w:name="Dark List Accent 6" w:semiHidden="0" w:uiPriority="70" w:unhideWhenUsed="0"/>
-    <w:lsdException w:name="Colorful Shading Accent 6" w:semiHidden="0" w:uiPriority="71" w:unhideWhenUsed="0"/>
-    <w:lsdException w:name="Colorful List Accent 6" w:semiHidden="0" w:uiPriority="72" w:unhideWhenUsed="0"/>
-    <w:lsdException w:name="Colorful Grid Accent 6" w:semiHidden="0" w:uiPriority="73" w:unhideWhenUsed="0"/>
-    <w:lsdException w:name="Subtle Emphasis" w:semiHidden="0" w:uiPriority="19" w:unhideWhenUsed="0" w:qFormat="1"/>
-    <w:lsdException w:name="Intense Emphasis" w:semiHidden="0" w:uiPriority="21" w:unhideWhenUsed="0" w:qFormat="1"/>
-    <w:lsdException w:name="Subtle Reference" w:semiHidden="0" w:uiPriority="31" w:unhideWhenUsed="0" w:qFormat="1"/>
-    <w:lsdException w:name="Intense Reference" w:semiHidden="0" w:uiPriority="32" w:unhideWhenUsed="0" w:qFormat="1"/>
-    <w:lsdException w:name="Book Title" w:semiHidden="0" w:uiPriority="33" w:unhideWhenUsed="0" w:qFormat="1"/>
-    <w:lsdException w:name="Bibliography" w:uiPriority="37"/>
-    <w:lsdException w:name="TOC Heading" w:uiPriority="39" w:qFormat="1"/>
+  <w:latentStyles w:count="260" w:defQFormat="0" w:defUnhideWhenUsed="1" w:defSemiHidden="1" w:defUIPriority="99" w:defLockedState="0">
+    <w:lsdException w:qFormat="1" w:unhideWhenUsed="0" w:uiPriority="0" w:semiHidden="0" w:name="Normal"/>
+    <w:lsdException w:qFormat="1" w:uiPriority="1" w:name="Default Paragraph Font"/>
+    <w:lsdException w:qFormat="1" w:uiPriority="99" w:name="Normal Table"/>
   </w:latentStyles>
-  <w:style w:type="paragraph" w:default="1" w:styleId="Normal">
+  <w:style w:type="paragraph" w:default="1" w:styleId="1">
     <w:name w:val="Normal"/>
     <w:qFormat/>
+    <w:uiPriority w:val="0"/>
+    <w:pPr>
+      <w:spacing w:after="200" w:line="276" w:lineRule="auto"/>
+    </w:pPr>
     <w:rPr>
-      <w:rFonts w:cs="Mangal"/>
+      <w:rFonts w:cs="Mangal" w:asciiTheme="minorHAnsi" w:hAnsiTheme="minorHAnsi" w:eastAsiaTheme="minorEastAsia"/>
+      <w:sz w:val="22"/>
+      <w:lang w:val="en-US" w:eastAsia="en-US" w:bidi="hi-IN"/>
     </w:rPr>
   </w:style>
-  <w:style w:type="character" w:default="1" w:styleId="DefaultParagraphFont">
+  <w:style w:type="character" w:default="1" w:styleId="2">
     <w:name w:val="Default Paragraph Font"/>
-    <w:uiPriority w:val="1"/>
     <w:semiHidden/>
     <w:unhideWhenUsed/>
+    <w:qFormat/>
+    <w:uiPriority w:val="1"/>
   </w:style>
-  <w:style w:type="table" w:default="1" w:styleId="TableNormal">
+  <w:style w:type="table" w:default="1" w:styleId="3">
     <w:name w:val="Normal Table"/>
-    <w:uiPriority w:val="99"/>
     <w:semiHidden/>
     <w:unhideWhenUsed/>
+    <w:qFormat/>
+    <w:uiPriority w:val="99"/>
     <w:tblPr>
-      <w:tblInd w:w="0" w:type="dxa"/>
       <w:tblCellMar>
         <w:top w:w="0" w:type="dxa"/>
         <w:left w:w="108" w:type="dxa"/>
@@ -3298,296 +2954,84 @@
       </w:tblCellMar>
     </w:tblPr>
   </w:style>
-  <w:style w:type="numbering" w:default="1" w:styleId="NoList">
-    <w:name w:val="No List"/>
-    <w:uiPriority w:val="99"/>
-    <w:semiHidden/>
-    <w:unhideWhenUsed/>
-  </w:style>
-  <w:style w:type="paragraph" w:customStyle="1" w:styleId="EB8B2402F813400FADC7CECC087A0B33">
+  <w:style w:type="paragraph" w:customStyle="1" w:styleId="4">
     <w:name w:val="EB8B2402F813400FADC7CECC087A0B33"/>
-    <w:rsid w:val="00D93E35"/>
+    <w:uiPriority w:val="0"/>
+    <w:pPr>
+      <w:spacing w:after="200" w:line="276" w:lineRule="auto"/>
+    </w:pPr>
     <w:rPr>
-      <w:rFonts w:cs="Mangal"/>
+      <w:rFonts w:cs="Mangal" w:asciiTheme="minorHAnsi" w:hAnsiTheme="minorHAnsi" w:eastAsiaTheme="minorEastAsia"/>
+      <w:sz w:val="22"/>
+      <w:lang w:val="en-US" w:eastAsia="en-US" w:bidi="hi-IN"/>
     </w:rPr>
   </w:style>
-  <w:style w:type="paragraph" w:customStyle="1" w:styleId="40C202C83ACA4B8DA6E75F9B08CACAB3">
+  <w:style w:type="paragraph" w:customStyle="1" w:styleId="5">
     <w:name w:val="40C202C83ACA4B8DA6E75F9B08CACAB3"/>
-    <w:rsid w:val="00D93E35"/>
+    <w:qFormat/>
+    <w:uiPriority w:val="0"/>
+    <w:pPr>
+      <w:spacing w:after="200" w:line="276" w:lineRule="auto"/>
+    </w:pPr>
     <w:rPr>
-      <w:rFonts w:cs="Mangal"/>
+      <w:rFonts w:cs="Mangal" w:asciiTheme="minorHAnsi" w:hAnsiTheme="minorHAnsi" w:eastAsiaTheme="minorEastAsia"/>
+      <w:sz w:val="22"/>
+      <w:lang w:val="en-US" w:eastAsia="en-US" w:bidi="hi-IN"/>
     </w:rPr>
   </w:style>
-  <w:style w:type="paragraph" w:customStyle="1" w:styleId="251D29BDEC2B46F88DA74AFE973B7CCF">
+  <w:style w:type="paragraph" w:customStyle="1" w:styleId="6">
     <w:name w:val="251D29BDEC2B46F88DA74AFE973B7CCF"/>
-    <w:rsid w:val="00D93E35"/>
+    <w:qFormat/>
+    <w:uiPriority w:val="0"/>
+    <w:pPr>
+      <w:spacing w:after="200" w:line="276" w:lineRule="auto"/>
+    </w:pPr>
     <w:rPr>
-      <w:rFonts w:cs="Mangal"/>
+      <w:rFonts w:cs="Mangal" w:asciiTheme="minorHAnsi" w:hAnsiTheme="minorHAnsi" w:eastAsiaTheme="minorEastAsia"/>
+      <w:sz w:val="22"/>
+      <w:lang w:val="en-US" w:eastAsia="en-US" w:bidi="hi-IN"/>
     </w:rPr>
   </w:style>
-  <w:style w:type="paragraph" w:customStyle="1" w:styleId="23204B27F4AB4C47859833F6BDD5CC50">
+  <w:style w:type="paragraph" w:customStyle="1" w:styleId="7">
     <w:name w:val="23204B27F4AB4C47859833F6BDD5CC50"/>
-    <w:rsid w:val="00D93E35"/>
+    <w:qFormat/>
+    <w:uiPriority w:val="0"/>
+    <w:pPr>
+      <w:spacing w:after="200" w:line="276" w:lineRule="auto"/>
+    </w:pPr>
     <w:rPr>
-      <w:rFonts w:cs="Mangal"/>
+      <w:rFonts w:cs="Mangal" w:asciiTheme="minorHAnsi" w:hAnsiTheme="minorHAnsi" w:eastAsiaTheme="minorEastAsia"/>
+      <w:sz w:val="22"/>
+      <w:lang w:val="en-US" w:eastAsia="en-US" w:bidi="hi-IN"/>
     </w:rPr>
   </w:style>
-  <w:style w:type="paragraph" w:customStyle="1" w:styleId="A926A122232B461FAA62BCD79A8BEBB2">
+  <w:style w:type="paragraph" w:customStyle="1" w:styleId="8">
     <w:name w:val="A926A122232B461FAA62BCD79A8BEBB2"/>
-    <w:rsid w:val="00D93E35"/>
+    <w:qFormat/>
+    <w:uiPriority w:val="0"/>
+    <w:pPr>
+      <w:spacing w:after="200" w:line="276" w:lineRule="auto"/>
+    </w:pPr>
     <w:rPr>
-      <w:rFonts w:cs="Mangal"/>
+      <w:rFonts w:cs="Mangal" w:asciiTheme="minorHAnsi" w:hAnsiTheme="minorHAnsi" w:eastAsiaTheme="minorEastAsia"/>
+      <w:sz w:val="22"/>
+      <w:lang w:val="en-US" w:eastAsia="en-US" w:bidi="hi-IN"/>
     </w:rPr>
   </w:style>
-  <w:style w:type="paragraph" w:customStyle="1" w:styleId="31F4939652F64495A3021E9C590F2216">
+  <w:style w:type="paragraph" w:customStyle="1" w:styleId="9">
     <w:name w:val="31F4939652F64495A3021E9C590F2216"/>
-    <w:rsid w:val="00D93E35"/>
+    <w:qFormat/>
+    <w:uiPriority w:val="0"/>
+    <w:pPr>
+      <w:spacing w:after="200" w:line="276" w:lineRule="auto"/>
+    </w:pPr>
     <w:rPr>
-      <w:rFonts w:cs="Mangal"/>
+      <w:rFonts w:cs="Mangal" w:asciiTheme="minorHAnsi" w:hAnsiTheme="minorHAnsi" w:eastAsiaTheme="minorEastAsia"/>
+      <w:sz w:val="22"/>
+      <w:lang w:val="en-US" w:eastAsia="en-US" w:bidi="hi-IN"/>
     </w:rPr>
   </w:style>
 </w:styles>
-</file>
-
-<file path=word/glossary/stylesWithEffects.xml><?xml version="1.0" encoding="utf-8"?>
-<w:styles xmlns:wpc="http://schemas.microsoft.com/office/word/2010/wordprocessingCanvas" xmlns:mc="http://schemas.openxmlformats.org/markup-compatibility/2006" xmlns:o="urn:schemas-microsoft-com:office:office" xmlns:r="http://schemas.openxmlformats.org/officeDocument/2006/relationships" xmlns:m="http://schemas.openxmlformats.org/officeDocument/2006/math" xmlns:v="urn:schemas-microsoft-com:vml" xmlns:wp14="http://schemas.microsoft.com/office/word/2010/wordprocessingDrawing" xmlns:wp="http://schemas.openxmlformats.org/drawingml/2006/wordprocessingDrawing" xmlns:w10="urn:schemas-microsoft-com:office:word" xmlns:w="http://schemas.openxmlformats.org/wordprocessingml/2006/main" xmlns:w14="http://schemas.microsoft.com/office/word/2010/wordml" xmlns:wpg="http://schemas.microsoft.com/office/word/2010/wordprocessingGroup" xmlns:wpi="http://schemas.microsoft.com/office/word/2010/wordprocessingInk" xmlns:wne="http://schemas.microsoft.com/office/word/2006/wordml" xmlns:wps="http://schemas.microsoft.com/office/word/2010/wordprocessingShape" mc:Ignorable="w14 wp14">
-  <w:docDefaults>
-    <w:rPrDefault>
-      <w:rPr>
-        <w:rFonts w:asciiTheme="minorHAnsi" w:eastAsiaTheme="minorEastAsia" w:hAnsiTheme="minorHAnsi" w:cstheme="minorBidi"/>
-        <w:sz w:val="22"/>
-        <w:lang w:val="en-US" w:eastAsia="en-US" w:bidi="hi-IN"/>
-      </w:rPr>
-    </w:rPrDefault>
-    <w:pPrDefault>
-      <w:pPr>
-        <w:spacing w:after="200" w:line="276" w:lineRule="auto"/>
-      </w:pPr>
-    </w:pPrDefault>
-  </w:docDefaults>
-  <w:latentStyles w:defLockedState="0" w:defUIPriority="99" w:defSemiHidden="1" w:defUnhideWhenUsed="1" w:defQFormat="0" w:count="267">
-    <w:lsdException w:name="Normal" w:semiHidden="0" w:uiPriority="0" w:unhideWhenUsed="0" w:qFormat="1"/>
-    <w:lsdException w:name="heading 1" w:semiHidden="0" w:uiPriority="9" w:unhideWhenUsed="0" w:qFormat="1"/>
-    <w:lsdException w:name="heading 2" w:uiPriority="9" w:qFormat="1"/>
-    <w:lsdException w:name="heading 3" w:uiPriority="9" w:qFormat="1"/>
-    <w:lsdException w:name="heading 4" w:uiPriority="9" w:qFormat="1"/>
-    <w:lsdException w:name="heading 5" w:uiPriority="9" w:qFormat="1"/>
-    <w:lsdException w:name="heading 6" w:uiPriority="9" w:qFormat="1"/>
-    <w:lsdException w:name="heading 7" w:uiPriority="9" w:qFormat="1"/>
-    <w:lsdException w:name="heading 8" w:uiPriority="9" w:qFormat="1"/>
-    <w:lsdException w:name="heading 9" w:uiPriority="9" w:qFormat="1"/>
-    <w:lsdException w:name="toc 1" w:uiPriority="39"/>
-    <w:lsdException w:name="toc 2" w:uiPriority="39"/>
-    <w:lsdException w:name="toc 3" w:uiPriority="39"/>
-    <w:lsdException w:name="toc 4" w:uiPriority="39"/>
-    <w:lsdException w:name="toc 5" w:uiPriority="39"/>
-    <w:lsdException w:name="toc 6" w:uiPriority="39"/>
-    <w:lsdException w:name="toc 7" w:uiPriority="39"/>
-    <w:lsdException w:name="toc 8" w:uiPriority="39"/>
-    <w:lsdException w:name="toc 9" w:uiPriority="39"/>
-    <w:lsdException w:name="caption" w:uiPriority="35" w:qFormat="1"/>
-    <w:lsdException w:name="Title" w:semiHidden="0" w:uiPriority="10" w:unhideWhenUsed="0" w:qFormat="1"/>
-    <w:lsdException w:name="Default Paragraph Font" w:uiPriority="1"/>
-    <w:lsdException w:name="Subtitle" w:semiHidden="0" w:uiPriority="11" w:unhideWhenUsed="0" w:qFormat="1"/>
-    <w:lsdException w:name="Strong" w:semiHidden="0" w:uiPriority="22" w:unhideWhenUsed="0" w:qFormat="1"/>
-    <w:lsdException w:name="Emphasis" w:semiHidden="0" w:uiPriority="20" w:unhideWhenUsed="0" w:qFormat="1"/>
-    <w:lsdException w:name="Table Grid" w:semiHidden="0" w:uiPriority="59" w:unhideWhenUsed="0"/>
-    <w:lsdException w:name="Placeholder Text" w:unhideWhenUsed="0"/>
-    <w:lsdException w:name="No Spacing" w:semiHidden="0" w:uiPriority="1" w:unhideWhenUsed="0" w:qFormat="1"/>
-    <w:lsdException w:name="Light Shading" w:semiHidden="0" w:uiPriority="60" w:unhideWhenUsed="0"/>
-    <w:lsdException w:name="Light List" w:semiHidden="0" w:uiPriority="61" w:unhideWhenUsed="0"/>
-    <w:lsdException w:name="Light Grid" w:semiHidden="0" w:uiPriority="62" w:unhideWhenUsed="0"/>
-    <w:lsdException w:name="Medium Shading 1" w:semiHidden="0" w:uiPriority="63" w:unhideWhenUsed="0"/>
-    <w:lsdException w:name="Medium Shading 2" w:semiHidden="0" w:uiPriority="64" w:unhideWhenUsed="0"/>
-    <w:lsdException w:name="Medium List 1" w:semiHidden="0" w:uiPriority="65" w:unhideWhenUsed="0"/>
-    <w:lsdException w:name="Medium List 2" w:semiHidden="0" w:uiPriority="66" w:unhideWhenUsed="0"/>
-    <w:lsdException w:name="Medium Grid 1" w:semiHidden="0" w:uiPriority="67" w:unhideWhenUsed="0"/>
-    <w:lsdException w:name="Medium Grid 2" w:semiHidden="0" w:uiPriority="68" w:unhideWhenUsed="0"/>
-    <w:lsdException w:name="Medium Grid 3" w:semiHidden="0" w:uiPriority="69" w:unhideWhenUsed="0"/>
-    <w:lsdException w:name="Dark List" w:semiHidden="0" w:uiPriority="70" w:unhideWhenUsed="0"/>
-    <w:lsdException w:name="Colorful Shading" w:semiHidden="0" w:uiPriority="71" w:unhideWhenUsed="0"/>
-    <w:lsdException w:name="Colorful List" w:semiHidden="0" w:uiPriority="72" w:unhideWhenUsed="0"/>
-    <w:lsdException w:name="Colorful Grid" w:semiHidden="0" w:uiPriority="73" w:unhideWhenUsed="0"/>
-    <w:lsdException w:name="Light Shading Accent 1" w:semiHidden="0" w:uiPriority="60" w:unhideWhenUsed="0"/>
-    <w:lsdException w:name="Light List Accent 1" w:semiHidden="0" w:uiPriority="61" w:unhideWhenUsed="0"/>
-    <w:lsdException w:name="Light Grid Accent 1" w:semiHidden="0" w:uiPriority="62" w:unhideWhenUsed="0"/>
-    <w:lsdException w:name="Medium Shading 1 Accent 1" w:semiHidden="0" w:uiPriority="63" w:unhideWhenUsed="0"/>
-    <w:lsdException w:name="Medium Shading 2 Accent 1" w:semiHidden="0" w:uiPriority="64" w:unhideWhenUsed="0"/>
-    <w:lsdException w:name="Medium List 1 Accent 1" w:semiHidden="0" w:uiPriority="65" w:unhideWhenUsed="0"/>
-    <w:lsdException w:name="Revision" w:unhideWhenUsed="0"/>
-    <w:lsdException w:name="List Paragraph" w:semiHidden="0" w:uiPriority="34" w:unhideWhenUsed="0" w:qFormat="1"/>
-    <w:lsdException w:name="Quote" w:semiHidden="0" w:uiPriority="29" w:unhideWhenUsed="0" w:qFormat="1"/>
-    <w:lsdException w:name="Intense Quote" w:semiHidden="0" w:uiPriority="30" w:unhideWhenUsed="0" w:qFormat="1"/>
-    <w:lsdException w:name="Medium List 2 Accent 1" w:semiHidden="0" w:uiPriority="66" w:unhideWhenUsed="0"/>
-    <w:lsdException w:name="Medium Grid 1 Accent 1" w:semiHidden="0" w:uiPriority="67" w:unhideWhenUsed="0"/>
-    <w:lsdException w:name="Medium Grid 2 Accent 1" w:semiHidden="0" w:uiPriority="68" w:unhideWhenUsed="0"/>
-    <w:lsdException w:name="Medium Grid 3 Accent 1" w:semiHidden="0" w:uiPriority="69" w:unhideWhenUsed="0"/>
-    <w:lsdException w:name="Dark List Accent 1" w:semiHidden="0" w:uiPriority="70" w:unhideWhenUsed="0"/>
-    <w:lsdException w:name="Colorful Shading Accent 1" w:semiHidden="0" w:uiPriority="71" w:unhideWhenUsed="0"/>
-    <w:lsdException w:name="Colorful List Accent 1" w:semiHidden="0" w:uiPriority="72" w:unhideWhenUsed="0"/>
-    <w:lsdException w:name="Colorful Grid Accent 1" w:semiHidden="0" w:uiPriority="73" w:unhideWhenUsed="0"/>
-    <w:lsdException w:name="Light Shading Accent 2" w:semiHidden="0" w:uiPriority="60" w:unhideWhenUsed="0"/>
-    <w:lsdException w:name="Light List Accent 2" w:semiHidden="0" w:uiPriority="61" w:unhideWhenUsed="0"/>
-    <w:lsdException w:name="Light Grid Accent 2" w:semiHidden="0" w:uiPriority="62" w:unhideWhenUsed="0"/>
-    <w:lsdException w:name="Medium Shading 1 Accent 2" w:semiHidden="0" w:uiPriority="63" w:unhideWhenUsed="0"/>
-    <w:lsdException w:name="Medium Shading 2 Accent 2" w:semiHidden="0" w:uiPriority="64" w:unhideWhenUsed="0"/>
-    <w:lsdException w:name="Medium List 1 Accent 2" w:semiHidden="0" w:uiPriority="65" w:unhideWhenUsed="0"/>
-    <w:lsdException w:name="Medium List 2 Accent 2" w:semiHidden="0" w:uiPriority="66" w:unhideWhenUsed="0"/>
-    <w:lsdException w:name="Medium Grid 1 Accent 2" w:semiHidden="0" w:uiPriority="67" w:unhideWhenUsed="0"/>
-    <w:lsdException w:name="Medium Grid 2 Accent 2" w:semiHidden="0" w:uiPriority="68" w:unhideWhenUsed="0"/>
-    <w:lsdException w:name="Medium Grid 3 Accent 2" w:semiHidden="0" w:uiPriority="69" w:unhideWhenUsed="0"/>
-    <w:lsdException w:name="Dark List Accent 2" w:semiHidden="0" w:uiPriority="70" w:unhideWhenUsed="0"/>
-    <w:lsdException w:name="Colorful Shading Accent 2" w:semiHidden="0" w:uiPriority="71" w:unhideWhenUsed="0"/>
-    <w:lsdException w:name="Colorful List Accent 2" w:semiHidden="0" w:uiPriority="72" w:unhideWhenUsed="0"/>
-    <w:lsdException w:name="Colorful Grid Accent 2" w:semiHidden="0" w:uiPriority="73" w:unhideWhenUsed="0"/>
-    <w:lsdException w:name="Light Shading Accent 3" w:semiHidden="0" w:uiPriority="60" w:unhideWhenUsed="0"/>
-    <w:lsdException w:name="Light List Accent 3" w:semiHidden="0" w:uiPriority="61" w:unhideWhenUsed="0"/>
-    <w:lsdException w:name="Light Grid Accent 3" w:semiHidden="0" w:uiPriority="62" w:unhideWhenUsed="0"/>
-    <w:lsdException w:name="Medium Shading 1 Accent 3" w:semiHidden="0" w:uiPriority="63" w:unhideWhenUsed="0"/>
-    <w:lsdException w:name="Medium Shading 2 Accent 3" w:semiHidden="0" w:uiPriority="64" w:unhideWhenUsed="0"/>
-    <w:lsdException w:name="Medium List 1 Accent 3" w:semiHidden="0" w:uiPriority="65" w:unhideWhenUsed="0"/>
-    <w:lsdException w:name="Medium List 2 Accent 3" w:semiHidden="0" w:uiPriority="66" w:unhideWhenUsed="0"/>
-    <w:lsdException w:name="Medium Grid 1 Accent 3" w:semiHidden="0" w:uiPriority="67" w:unhideWhenUsed="0"/>
-    <w:lsdException w:name="Medium Grid 2 Accent 3" w:semiHidden="0" w:uiPriority="68" w:unhideWhenUsed="0"/>
-    <w:lsdException w:name="Medium Grid 3 Accent 3" w:semiHidden="0" w:uiPriority="69" w:unhideWhenUsed="0"/>
-    <w:lsdException w:name="Dark List Accent 3" w:semiHidden="0" w:uiPriority="70" w:unhideWhenUsed="0"/>
-    <w:lsdException w:name="Colorful Shading Accent 3" w:semiHidden="0" w:uiPriority="71" w:unhideWhenUsed="0"/>
-    <w:lsdException w:name="Colorful List Accent 3" w:semiHidden="0" w:uiPriority="72" w:unhideWhenUsed="0"/>
-    <w:lsdException w:name="Colorful Grid Accent 3" w:semiHidden="0" w:uiPriority="73" w:unhideWhenUsed="0"/>
-    <w:lsdException w:name="Light Shading Accent 4" w:semiHidden="0" w:uiPriority="60" w:unhideWhenUsed="0"/>
-    <w:lsdException w:name="Light List Accent 4" w:semiHidden="0" w:uiPriority="61" w:unhideWhenUsed="0"/>
-    <w:lsdException w:name="Light Grid Accent 4" w:semiHidden="0" w:uiPriority="62" w:unhideWhenUsed="0"/>
-    <w:lsdException w:name="Medium Shading 1 Accent 4" w:semiHidden="0" w:uiPriority="63" w:unhideWhenUsed="0"/>
-    <w:lsdException w:name="Medium Shading 2 Accent 4" w:semiHidden="0" w:uiPriority="64" w:unhideWhenUsed="0"/>
-    <w:lsdException w:name="Medium List 1 Accent 4" w:semiHidden="0" w:uiPriority="65" w:unhideWhenUsed="0"/>
-    <w:lsdException w:name="Medium List 2 Accent 4" w:semiHidden="0" w:uiPriority="66" w:unhideWhenUsed="0"/>
-    <w:lsdException w:name="Medium Grid 1 Accent 4" w:semiHidden="0" w:uiPriority="67" w:unhideWhenUsed="0"/>
-    <w:lsdException w:name="Medium Grid 2 Accent 4" w:semiHidden="0" w:uiPriority="68" w:unhideWhenUsed="0"/>
-    <w:lsdException w:name="Medium Grid 3 Accent 4" w:semiHidden="0" w:uiPriority="69" w:unhideWhenUsed="0"/>
-    <w:lsdException w:name="Dark List Accent 4" w:semiHidden="0" w:uiPriority="70" w:unhideWhenUsed="0"/>
-    <w:lsdException w:name="Colorful Shading Accent 4" w:semiHidden="0" w:uiPriority="71" w:unhideWhenUsed="0"/>
-    <w:lsdException w:name="Colorful List Accent 4" w:semiHidden="0" w:uiPriority="72" w:unhideWhenUsed="0"/>
-    <w:lsdException w:name="Colorful Grid Accent 4" w:semiHidden="0" w:uiPriority="73" w:unhideWhenUsed="0"/>
-    <w:lsdException w:name="Light Shading Accent 5" w:semiHidden="0" w:uiPriority="60" w:unhideWhenUsed="0"/>
-    <w:lsdException w:name="Light List Accent 5" w:semiHidden="0" w:uiPriority="61" w:unhideWhenUsed="0"/>
-    <w:lsdException w:name="Light Grid Accent 5" w:semiHidden="0" w:uiPriority="62" w:unhideWhenUsed="0"/>
-    <w:lsdException w:name="Medium Shading 1 Accent 5" w:semiHidden="0" w:uiPriority="63" w:unhideWhenUsed="0"/>
-    <w:lsdException w:name="Medium Shading 2 Accent 5" w:semiHidden="0" w:uiPriority="64" w:unhideWhenUsed="0"/>
-    <w:lsdException w:name="Medium List 1 Accent 5" w:semiHidden="0" w:uiPriority="65" w:unhideWhenUsed="0"/>
-    <w:lsdException w:name="Medium List 2 Accent 5" w:semiHidden="0" w:uiPriority="66" w:unhideWhenUsed="0"/>
-    <w:lsdException w:name="Medium Grid 1 Accent 5" w:semiHidden="0" w:uiPriority="67" w:unhideWhenUsed="0"/>
-    <w:lsdException w:name="Medium Grid 2 Accent 5" w:semiHidden="0" w:uiPriority="68" w:unhideWhenUsed="0"/>
-    <w:lsdException w:name="Medium Grid 3 Accent 5" w:semiHidden="0" w:uiPriority="69" w:unhideWhenUsed="0"/>
-    <w:lsdException w:name="Dark List Accent 5" w:semiHidden="0" w:uiPriority="70" w:unhideWhenUsed="0"/>
-    <w:lsdException w:name="Colorful Shading Accent 5" w:semiHidden="0" w:uiPriority="71" w:unhideWhenUsed="0"/>
-    <w:lsdException w:name="Colorful List Accent 5" w:semiHidden="0" w:uiPriority="72" w:unhideWhenUsed="0"/>
-    <w:lsdException w:name="Colorful Grid Accent 5" w:semiHidden="0" w:uiPriority="73" w:unhideWhenUsed="0"/>
-    <w:lsdException w:name="Light Shading Accent 6" w:semiHidden="0" w:uiPriority="60" w:unhideWhenUsed="0"/>
-    <w:lsdException w:name="Light List Accent 6" w:semiHidden="0" w:uiPriority="61" w:unhideWhenUsed="0"/>
-    <w:lsdException w:name="Light Grid Accent 6" w:semiHidden="0" w:uiPriority="62" w:unhideWhenUsed="0"/>
-    <w:lsdException w:name="Medium Shading 1 Accent 6" w:semiHidden="0" w:uiPriority="63" w:unhideWhenUsed="0"/>
-    <w:lsdException w:name="Medium Shading 2 Accent 6" w:semiHidden="0" w:uiPriority="64" w:unhideWhenUsed="0"/>
-    <w:lsdException w:name="Medium List 1 Accent 6" w:semiHidden="0" w:uiPriority="65" w:unhideWhenUsed="0"/>
-    <w:lsdException w:name="Medium List 2 Accent 6" w:semiHidden="0" w:uiPriority="66" w:unhideWhenUsed="0"/>
-    <w:lsdException w:name="Medium Grid 1 Accent 6" w:semiHidden="0" w:uiPriority="67" w:unhideWhenUsed="0"/>
-    <w:lsdException w:name="Medium Grid 2 Accent 6" w:semiHidden="0" w:uiPriority="68" w:unhideWhenUsed="0"/>
-    <w:lsdException w:name="Medium Grid 3 Accent 6" w:semiHidden="0" w:uiPriority="69" w:unhideWhenUsed="0"/>
-    <w:lsdException w:name="Dark List Accent 6" w:semiHidden="0" w:uiPriority="70" w:unhideWhenUsed="0"/>
-    <w:lsdException w:name="Colorful Shading Accent 6" w:semiHidden="0" w:uiPriority="71" w:unhideWhenUsed="0"/>
-    <w:lsdException w:name="Colorful List Accent 6" w:semiHidden="0" w:uiPriority="72" w:unhideWhenUsed="0"/>
-    <w:lsdException w:name="Colorful Grid Accent 6" w:semiHidden="0" w:uiPriority="73" w:unhideWhenUsed="0"/>
-    <w:lsdException w:name="Subtle Emphasis" w:semiHidden="0" w:uiPriority="19" w:unhideWhenUsed="0" w:qFormat="1"/>
-    <w:lsdException w:name="Intense Emphasis" w:semiHidden="0" w:uiPriority="21" w:unhideWhenUsed="0" w:qFormat="1"/>
-    <w:lsdException w:name="Subtle Reference" w:semiHidden="0" w:uiPriority="31" w:unhideWhenUsed="0" w:qFormat="1"/>
-    <w:lsdException w:name="Intense Reference" w:semiHidden="0" w:uiPriority="32" w:unhideWhenUsed="0" w:qFormat="1"/>
-    <w:lsdException w:name="Book Title" w:semiHidden="0" w:uiPriority="33" w:unhideWhenUsed="0" w:qFormat="1"/>
-    <w:lsdException w:name="Bibliography" w:uiPriority="37"/>
-    <w:lsdException w:name="TOC Heading" w:uiPriority="39" w:qFormat="1"/>
-  </w:latentStyles>
-  <w:style w:type="paragraph" w:default="1" w:styleId="Normal">
-    <w:name w:val="Normal"/>
-    <w:qFormat/>
-    <w:rPr>
-      <w:rFonts w:cs="Mangal"/>
-    </w:rPr>
-  </w:style>
-  <w:style w:type="character" w:default="1" w:styleId="DefaultParagraphFont">
-    <w:name w:val="Default Paragraph Font"/>
-    <w:uiPriority w:val="1"/>
-    <w:semiHidden/>
-    <w:unhideWhenUsed/>
-  </w:style>
-  <w:style w:type="table" w:default="1" w:styleId="TableNormal">
-    <w:name w:val="Normal Table"/>
-    <w:uiPriority w:val="99"/>
-    <w:semiHidden/>
-    <w:unhideWhenUsed/>
-    <w:tblPr>
-      <w:tblInd w:w="0" w:type="dxa"/>
-      <w:tblCellMar>
-        <w:top w:w="0" w:type="dxa"/>
-        <w:left w:w="108" w:type="dxa"/>
-        <w:bottom w:w="0" w:type="dxa"/>
-        <w:right w:w="108" w:type="dxa"/>
-      </w:tblCellMar>
-    </w:tblPr>
-  </w:style>
-  <w:style w:type="numbering" w:default="1" w:styleId="NoList">
-    <w:name w:val="No List"/>
-    <w:uiPriority w:val="99"/>
-    <w:semiHidden/>
-    <w:unhideWhenUsed/>
-  </w:style>
-  <w:style w:type="paragraph" w:customStyle="1" w:styleId="EB8B2402F813400FADC7CECC087A0B33">
-    <w:name w:val="EB8B2402F813400FADC7CECC087A0B33"/>
-    <w:rsid w:val="00D93E35"/>
-    <w:rPr>
-      <w:rFonts w:cs="Mangal"/>
-    </w:rPr>
-  </w:style>
-  <w:style w:type="paragraph" w:customStyle="1" w:styleId="40C202C83ACA4B8DA6E75F9B08CACAB3">
-    <w:name w:val="40C202C83ACA4B8DA6E75F9B08CACAB3"/>
-    <w:rsid w:val="00D93E35"/>
-    <w:rPr>
-      <w:rFonts w:cs="Mangal"/>
-    </w:rPr>
-  </w:style>
-  <w:style w:type="paragraph" w:customStyle="1" w:styleId="251D29BDEC2B46F88DA74AFE973B7CCF">
-    <w:name w:val="251D29BDEC2B46F88DA74AFE973B7CCF"/>
-    <w:rsid w:val="00D93E35"/>
-    <w:rPr>
-      <w:rFonts w:cs="Mangal"/>
-    </w:rPr>
-  </w:style>
-  <w:style w:type="paragraph" w:customStyle="1" w:styleId="23204B27F4AB4C47859833F6BDD5CC50">
-    <w:name w:val="23204B27F4AB4C47859833F6BDD5CC50"/>
-    <w:rsid w:val="00D93E35"/>
-    <w:rPr>
-      <w:rFonts w:cs="Mangal"/>
-    </w:rPr>
-  </w:style>
-  <w:style w:type="paragraph" w:customStyle="1" w:styleId="A926A122232B461FAA62BCD79A8BEBB2">
-    <w:name w:val="A926A122232B461FAA62BCD79A8BEBB2"/>
-    <w:rsid w:val="00D93E35"/>
-    <w:rPr>
-      <w:rFonts w:cs="Mangal"/>
-    </w:rPr>
-  </w:style>
-  <w:style w:type="paragraph" w:customStyle="1" w:styleId="31F4939652F64495A3021E9C590F2216">
-    <w:name w:val="31F4939652F64495A3021E9C590F2216"/>
-    <w:rsid w:val="00D93E35"/>
-    <w:rPr>
-      <w:rFonts w:cs="Mangal"/>
-    </w:rPr>
-  </w:style>
-</w:styles>
-</file>
-
-<file path=word/glossary/webSettings.xml><?xml version="1.0" encoding="utf-8"?>
-<w:webSettings xmlns:mc="http://schemas.openxmlformats.org/markup-compatibility/2006" xmlns:r="http://schemas.openxmlformats.org/officeDocument/2006/relationships" xmlns:w="http://schemas.openxmlformats.org/wordprocessingml/2006/main" xmlns:w14="http://schemas.microsoft.com/office/word/2010/wordml" mc:Ignorable="w14">
-  <w:optimizeForBrowser/>
-  <w:allowPNG/>
-</w:webSettings>
 </file>
 
 <file path=word/theme/theme1.xml><?xml version="1.0" encoding="utf-8"?>
@@ -3871,11 +3315,19 @@
     </a:fmtScheme>
   </a:themeElements>
   <a:objectDefaults/>
-  <a:extraClrSchemeLst/>
 </a:theme>
 </file>
 
 <file path=customXml/item1.xml><?xml version="1.0" encoding="utf-8"?>
+<s:customData xmlns="http://www.wps.cn/officeDocument/2013/wpsCustomData" xmlns:s="http://www.wps.cn/officeDocument/2013/wpsCustomData">
+  <customSectProps/>
+  <customShpExts>
+    <customShpInfo spid="_x0000_s1026" textRotate="1"/>
+  </customShpExts>
+</s:customData>
+</file>
+
+<file path=customXml/item2.xml><?xml version="1.0" encoding="utf-8"?>
 <CoverPageProperties xmlns="http://schemas.microsoft.com/office/2006/coverPageProps">
   <PublishDate>2026-07-11T00:00:00</PublishDate>
   <Abstract> Submitted by KHUSHI SHARMA B TECH Computer science and engineering ,OP Jindal University Raigarh Chhattisgarh</Abstract>
@@ -3886,22 +3338,26 @@
 </CoverPageProperties>
 </file>
 
-<file path=customXml/item2.xml><?xml version="1.0" encoding="utf-8"?>
+<file path=customXml/item3.xml><?xml version="1.0" encoding="utf-8"?>
 <b:Sources xmlns:b="http://schemas.openxmlformats.org/officeDocument/2006/bibliography" xmlns="http://schemas.openxmlformats.org/officeDocument/2006/bibliography" SelectedStyle="\APA.XSL" StyleName="APA"/>
 </file>
 
 <file path=customXml/itemProps1.xml><?xml version="1.0" encoding="utf-8"?>
-<ds:datastoreItem xmlns:ds="http://schemas.openxmlformats.org/officeDocument/2006/customXml" ds:itemID="{55AF091B-3C7A-41E3-B477-F2FDAA23CFDA}">
+<ds:datastoreItem xmlns:ds="http://schemas.openxmlformats.org/officeDocument/2006/customXml" ds:itemID="{B1977F7D-205B-4081-913C-38D41E755F92}">
   <ds:schemaRefs>
-    <ds:schemaRef ds:uri="http://schemas.microsoft.com/office/2006/coverPageProps"/>
+    <ds:schemaRef ds:uri="http://www.wps.cn/officeDocument/2013/wpsCustomData"/>
   </ds:schemaRefs>
 </ds:datastoreItem>
 </file>
 
 <file path=customXml/itemProps2.xml><?xml version="1.0" encoding="utf-8"?>
+<ds:datastoreItem xmlns:ds="http://schemas.openxmlformats.org/officeDocument/2006/customXml" ds:itemID="{55AF091B-3C7A-41E3-B477-F2FDAA23CFDA}">
+  <ds:schemaRefs/>
+</ds:datastoreItem>
+</file>
+
+<file path=customXml/itemProps3.xml><?xml version="1.0" encoding="utf-8"?>
 <ds:datastoreItem xmlns:ds="http://schemas.openxmlformats.org/officeDocument/2006/customXml" ds:itemID="{E4A9AFEE-C604-4E32-9FBD-BA1E9F792CEF}">
-  <ds:schemaRefs>
-    <ds:schemaRef ds:uri="http://schemas.openxmlformats.org/officeDocument/2006/bibliography"/>
-  </ds:schemaRefs>
+  <ds:schemaRefs/>
 </ds:datastoreItem>
 </file>